--- a/DSA/CppStriverDSA/StriverSDESheet-Recursion.docx
+++ b/DSA/CppStriverDSA/StriverSDESheet-Recursion.docx
@@ -1,6 +1,6 @@
 
 <file path=word/document.xml><?xml version="1.0" encoding="utf-8"?>
-<w:document xmlns:wpc="http://schemas.microsoft.com/office/word/2010/wordprocessingCanvas" xmlns:cx="http://schemas.microsoft.com/office/drawing/2014/chartex" xmlns:cx1="http://schemas.microsoft.com/office/drawing/2015/9/8/chartex" xmlns:cx2="http://schemas.microsoft.com/office/drawing/2015/10/21/chartex" xmlns:cx3="http://schemas.microsoft.com/office/drawing/2016/5/9/chartex" xmlns:cx4="http://schemas.microsoft.com/office/drawing/2016/5/10/chartex" xmlns:cx5="http://schemas.microsoft.com/office/drawing/2016/5/11/chartex" xmlns:cx6="http://schemas.microsoft.com/office/drawing/2016/5/12/chartex" xmlns:cx7="http://schemas.microsoft.com/office/drawing/2016/5/13/chartex" xmlns:cx8="http://schemas.microsoft.com/office/drawing/2016/5/14/chartex" xmlns:mc="http://schemas.openxmlformats.org/markup-compatibility/2006" xmlns:aink="http://schemas.microsoft.com/office/drawing/2016/ink" xmlns:am3d="http://schemas.microsoft.com/office/drawing/2017/model3d" xmlns:o="urn:schemas-microsoft-com:office:office" xmlns:oel="http://schemas.microsoft.com/office/2019/extlst" xmlns:r="http://schemas.openxmlformats.org/officeDocument/2006/relationships" xmlns:m="http://schemas.openxmlformats.org/officeDocument/2006/math" xmlns:v="urn:schemas-microsoft-com:vml" xmlns:wp14="http://schemas.microsoft.com/office/word/2010/wordprocessingDrawing" xmlns:wp="http://schemas.openxmlformats.org/drawingml/2006/wordprocessingDrawing" xmlns:w10="urn:schemas-microsoft-com:office:word" xmlns:w="http://schemas.openxmlformats.org/wordprocessingml/2006/main" xmlns:w14="http://schemas.microsoft.com/office/word/2010/wordml" xmlns:w15="http://schemas.microsoft.com/office/word/2012/wordml" xmlns:w16cex="http://schemas.microsoft.com/office/word/2018/wordml/cex" xmlns:w16cid="http://schemas.microsoft.com/office/word/2016/wordml/cid" xmlns:w16="http://schemas.microsoft.com/office/word/2018/wordml" xmlns:w16sdtdh="http://schemas.microsoft.com/office/word/2020/wordml/sdtdatahash" xmlns:w16se="http://schemas.microsoft.com/office/word/2015/wordml/symex" xmlns:wpg="http://schemas.microsoft.com/office/word/2010/wordprocessingGroup" xmlns:wpi="http://schemas.microsoft.com/office/word/2010/wordprocessingInk" xmlns:wne="http://schemas.microsoft.com/office/word/2006/wordml" xmlns:wps="http://schemas.microsoft.com/office/word/2010/wordprocessingShape" mc:Ignorable="w14 w15 w16se w16cid w16 w16cex w16sdtdh wp14">
+<w:document xmlns:wpc="http://schemas.microsoft.com/office/word/2010/wordprocessingCanvas" xmlns:cx="http://schemas.microsoft.com/office/drawing/2014/chartex" xmlns:cx1="http://schemas.microsoft.com/office/drawing/2015/9/8/chartex" xmlns:cx2="http://schemas.microsoft.com/office/drawing/2015/10/21/chartex" xmlns:cx3="http://schemas.microsoft.com/office/drawing/2016/5/9/chartex" xmlns:cx4="http://schemas.microsoft.com/office/drawing/2016/5/10/chartex" xmlns:cx5="http://schemas.microsoft.com/office/drawing/2016/5/11/chartex" xmlns:cx6="http://schemas.microsoft.com/office/drawing/2016/5/12/chartex" xmlns:cx7="http://schemas.microsoft.com/office/drawing/2016/5/13/chartex" xmlns:cx8="http://schemas.microsoft.com/office/drawing/2016/5/14/chartex" xmlns:mc="http://schemas.openxmlformats.org/markup-compatibility/2006" xmlns:aink="http://schemas.microsoft.com/office/drawing/2016/ink" xmlns:am3d="http://schemas.microsoft.com/office/drawing/2017/model3d" xmlns:o="urn:schemas-microsoft-com:office:office" xmlns:oel="http://schemas.microsoft.com/office/2019/extlst" xmlns:r="http://schemas.openxmlformats.org/officeDocument/2006/relationships" xmlns:m="http://schemas.openxmlformats.org/officeDocument/2006/math" xmlns:v="urn:schemas-microsoft-com:vml" xmlns:wp14="http://schemas.microsoft.com/office/word/2010/wordprocessingDrawing" xmlns:wp="http://schemas.openxmlformats.org/drawingml/2006/wordprocessingDrawing" xmlns:w10="urn:schemas-microsoft-com:office:word" xmlns:w="http://schemas.openxmlformats.org/wordprocessingml/2006/main" xmlns:w14="http://schemas.microsoft.com/office/word/2010/wordml" xmlns:w15="http://schemas.microsoft.com/office/word/2012/wordml" xmlns:w16cei="http://schemas.microsoft.com/office/word/2026/wordml/cei" xmlns:w16cex="http://schemas.microsoft.com/office/word/2018/wordml/cex" xmlns:w16cid="http://schemas.microsoft.com/office/word/2016/wordml/cid" xmlns:w16="http://schemas.microsoft.com/office/word/2018/wordml" xmlns:w16du="http://schemas.microsoft.com/office/word/2023/wordml/word16du" xmlns:w16sdtdh="http://schemas.microsoft.com/office/word/2020/wordml/sdtdatahash" xmlns:w16sdtfl="http://schemas.microsoft.com/office/word/2024/wordml/sdtformatlock" xmlns:w16se="http://schemas.microsoft.com/office/word/2015/wordml/symex" xmlns:wpg="http://schemas.microsoft.com/office/word/2010/wordprocessingGroup" xmlns:wpi="http://schemas.microsoft.com/office/word/2010/wordprocessingInk" xmlns:wne="http://schemas.microsoft.com/office/word/2006/wordml" xmlns:wps="http://schemas.microsoft.com/office/word/2010/wordprocessingShape" mc:Ignorable="w14 w15 w16se w16cid w16 w16cex w16sdtdh w16sdtfl w16du wp14">
   <w:body>
     <w:p>
       <w:pPr>
@@ -6507,13 +6507,43 @@
         <w:rPr>
           <w:lang w:val="en-US"/>
         </w:rPr>
-        <w:t xml:space="preserve">,hence it will be </w:t>
-      </w:r>
-      <w:r>
-        <w:rPr>
-          <w:lang w:val="en-US"/>
-        </w:rPr>
-        <w:t xml:space="preserve">2^n </w:t>
+        <w:t xml:space="preserve"> </w:t>
+      </w:r>
+      <w:r>
+        <w:rPr>
+          <w:lang w:val="en-US"/>
+        </w:rPr>
+        <w:t>,</w:t>
+      </w:r>
+      <w:r>
+        <w:rPr>
+          <w:lang w:val="en-US"/>
+        </w:rPr>
+        <w:t xml:space="preserve"> </w:t>
+      </w:r>
+      <w:r>
+        <w:rPr>
+          <w:lang w:val="en-US"/>
+        </w:rPr>
+        <w:t xml:space="preserve">hence it will be </w:t>
+      </w:r>
+      <w:r>
+        <w:rPr>
+          <w:lang w:val="en-US"/>
+        </w:rPr>
+        <w:t>2^n</w:t>
+      </w:r>
+      <w:r>
+        <w:rPr>
+          <w:lang w:val="en-US"/>
+        </w:rPr>
+        <w:t>.</w:t>
+      </w:r>
+      <w:r>
+        <w:rPr>
+          <w:lang w:val="en-US"/>
+        </w:rPr>
+        <w:t xml:space="preserve"> </w:t>
       </w:r>
     </w:p>
     <w:p>
@@ -6534,7 +6564,7 @@
           <w:noProof/>
         </w:rPr>
         <w:drawing>
-          <wp:inline distT="0" distB="0" distL="0" distR="0">
+          <wp:inline distT="0" distB="0" distL="0" distR="0" wp14:anchorId="389BF74E" wp14:editId="526B30B8">
             <wp:extent cx="5731510" cy="3439160"/>
             <wp:effectExtent l="0" t="0" r="2540" b="8890"/>
             <wp:docPr id="1" name="Picture 1" descr="Fibonacci Sequence Algorithm: Recursion and Dynamic Programming"/>
@@ -6551,7 +6581,7 @@
                     </pic:cNvPicPr>
                   </pic:nvPicPr>
                   <pic:blipFill>
-                    <a:blip r:embed="rId5">
+                    <a:blip r:embed="rId6">
                       <a:extLst>
                         <a:ext uri="{28A0092B-C50C-407E-A947-70E740481C1C}">
                           <a14:useLocalDpi xmlns:a14="http://schemas.microsoft.com/office/drawing/2010/main" val="0"/>
@@ -7223,7 +7253,7 @@
                     <pic:cNvPicPr/>
                   </pic:nvPicPr>
                   <pic:blipFill>
-                    <a:blip r:embed="rId6"/>
+                    <a:blip r:embed="rId7"/>
                     <a:stretch>
                       <a:fillRect/>
                     </a:stretch>
@@ -8725,7 +8755,7 @@
           <w:lang w:val="en-US"/>
         </w:rPr>
         <w:drawing>
-          <wp:anchor distT="0" distB="0" distL="114300" distR="114300" simplePos="0" relativeHeight="251658240" behindDoc="0" locked="0" layoutInCell="1" allowOverlap="1" wp14:anchorId="79ECD156">
+          <wp:anchor distT="0" distB="0" distL="114300" distR="114300" simplePos="0" relativeHeight="251658240" behindDoc="0" locked="0" layoutInCell="1" allowOverlap="1" wp14:anchorId="79ECD156" wp14:editId="7538E453">
             <wp:simplePos x="0" y="0"/>
             <wp:positionH relativeFrom="margin">
               <wp:posOffset>-457200</wp:posOffset>
@@ -8748,7 +8778,7 @@
                     <pic:cNvPicPr/>
                   </pic:nvPicPr>
                   <pic:blipFill>
-                    <a:blip r:embed="rId7">
+                    <a:blip r:embed="rId8">
                       <a:extLst>
                         <a:ext uri="{28A0092B-C50C-407E-A947-70E740481C1C}">
                           <a14:useLocalDpi xmlns:a14="http://schemas.microsoft.com/office/drawing/2010/main" val="0"/>
@@ -9317,10 +9347,7 @@
         <w:t>Intution :</w:t>
       </w:r>
       <w:r>
-        <w:t xml:space="preserve"> </w:t>
-      </w:r>
-      <w:r>
-        <w:t>We start by considering all possible partition lengths, starting from the first character of the string. For each partition length, we check if the substring from the start index to the current index is a palindrome. If it is, we add it to the current path and recursively explore all possible partitions starting from the next index.</w:t>
+        <w:t xml:space="preserve"> We start by considering all possible partition lengths, starting from the first character of the string. For each partition length, we check if the substring from the start index to the current index is a palindrome. If it is, we add it to the current path and recursively explore all possible partitions starting from the next index.</w:t>
       </w:r>
     </w:p>
     <w:p/>
@@ -9493,7 +9520,7 @@
 </file>
 
 <file path=word/numbering.xml><?xml version="1.0" encoding="utf-8"?>
-<w:numbering xmlns:wpc="http://schemas.microsoft.com/office/word/2010/wordprocessingCanvas" xmlns:cx="http://schemas.microsoft.com/office/drawing/2014/chartex" xmlns:cx1="http://schemas.microsoft.com/office/drawing/2015/9/8/chartex" xmlns:cx2="http://schemas.microsoft.com/office/drawing/2015/10/21/chartex" xmlns:cx3="http://schemas.microsoft.com/office/drawing/2016/5/9/chartex" xmlns:cx4="http://schemas.microsoft.com/office/drawing/2016/5/10/chartex" xmlns:cx5="http://schemas.microsoft.com/office/drawing/2016/5/11/chartex" xmlns:cx6="http://schemas.microsoft.com/office/drawing/2016/5/12/chartex" xmlns:cx7="http://schemas.microsoft.com/office/drawing/2016/5/13/chartex" xmlns:cx8="http://schemas.microsoft.com/office/drawing/2016/5/14/chartex" xmlns:mc="http://schemas.openxmlformats.org/markup-compatibility/2006" xmlns:aink="http://schemas.microsoft.com/office/drawing/2016/ink" xmlns:am3d="http://schemas.microsoft.com/office/drawing/2017/model3d" xmlns:o="urn:schemas-microsoft-com:office:office" xmlns:oel="http://schemas.microsoft.com/office/2019/extlst" xmlns:r="http://schemas.openxmlformats.org/officeDocument/2006/relationships" xmlns:m="http://schemas.openxmlformats.org/officeDocument/2006/math" xmlns:v="urn:schemas-microsoft-com:vml" xmlns:wp14="http://schemas.microsoft.com/office/word/2010/wordprocessingDrawing" xmlns:wp="http://schemas.openxmlformats.org/drawingml/2006/wordprocessingDrawing" xmlns:w10="urn:schemas-microsoft-com:office:word" xmlns:w="http://schemas.openxmlformats.org/wordprocessingml/2006/main" xmlns:w14="http://schemas.microsoft.com/office/word/2010/wordml" xmlns:w15="http://schemas.microsoft.com/office/word/2012/wordml" xmlns:w16cex="http://schemas.microsoft.com/office/word/2018/wordml/cex" xmlns:w16cid="http://schemas.microsoft.com/office/word/2016/wordml/cid" xmlns:w16="http://schemas.microsoft.com/office/word/2018/wordml" xmlns:w16sdtdh="http://schemas.microsoft.com/office/word/2020/wordml/sdtdatahash" xmlns:w16se="http://schemas.microsoft.com/office/word/2015/wordml/symex" xmlns:wpg="http://schemas.microsoft.com/office/word/2010/wordprocessingGroup" xmlns:wpi="http://schemas.microsoft.com/office/word/2010/wordprocessingInk" xmlns:wne="http://schemas.microsoft.com/office/word/2006/wordml" xmlns:wps="http://schemas.microsoft.com/office/word/2010/wordprocessingShape" mc:Ignorable="w14 w15 w16se w16cid w16 w16cex w16sdtdh wp14">
+<w:numbering xmlns:wpc="http://schemas.microsoft.com/office/word/2010/wordprocessingCanvas" xmlns:cx="http://schemas.microsoft.com/office/drawing/2014/chartex" xmlns:cx1="http://schemas.microsoft.com/office/drawing/2015/9/8/chartex" xmlns:cx2="http://schemas.microsoft.com/office/drawing/2015/10/21/chartex" xmlns:cx3="http://schemas.microsoft.com/office/drawing/2016/5/9/chartex" xmlns:cx4="http://schemas.microsoft.com/office/drawing/2016/5/10/chartex" xmlns:cx5="http://schemas.microsoft.com/office/drawing/2016/5/11/chartex" xmlns:cx6="http://schemas.microsoft.com/office/drawing/2016/5/12/chartex" xmlns:cx7="http://schemas.microsoft.com/office/drawing/2016/5/13/chartex" xmlns:cx8="http://schemas.microsoft.com/office/drawing/2016/5/14/chartex" xmlns:mc="http://schemas.openxmlformats.org/markup-compatibility/2006" xmlns:aink="http://schemas.microsoft.com/office/drawing/2016/ink" xmlns:am3d="http://schemas.microsoft.com/office/drawing/2017/model3d" xmlns:o="urn:schemas-microsoft-com:office:office" xmlns:oel="http://schemas.microsoft.com/office/2019/extlst" xmlns:r="http://schemas.openxmlformats.org/officeDocument/2006/relationships" xmlns:m="http://schemas.openxmlformats.org/officeDocument/2006/math" xmlns:v="urn:schemas-microsoft-com:vml" xmlns:wp14="http://schemas.microsoft.com/office/word/2010/wordprocessingDrawing" xmlns:wp="http://schemas.openxmlformats.org/drawingml/2006/wordprocessingDrawing" xmlns:w10="urn:schemas-microsoft-com:office:word" xmlns:w="http://schemas.openxmlformats.org/wordprocessingml/2006/main" xmlns:w14="http://schemas.microsoft.com/office/word/2010/wordml" xmlns:w15="http://schemas.microsoft.com/office/word/2012/wordml" xmlns:w16cei="http://schemas.microsoft.com/office/word/2026/wordml/cei" xmlns:w16cex="http://schemas.microsoft.com/office/word/2018/wordml/cex" xmlns:w16cid="http://schemas.microsoft.com/office/word/2016/wordml/cid" xmlns:w16="http://schemas.microsoft.com/office/word/2018/wordml" xmlns:w16du="http://schemas.microsoft.com/office/word/2023/wordml/word16du" xmlns:w16sdtdh="http://schemas.microsoft.com/office/word/2020/wordml/sdtdatahash" xmlns:w16sdtfl="http://schemas.microsoft.com/office/word/2024/wordml/sdtformatlock" xmlns:w16se="http://schemas.microsoft.com/office/word/2015/wordml/symex" xmlns:wpg="http://schemas.microsoft.com/office/word/2010/wordprocessingGroup" xmlns:wpi="http://schemas.microsoft.com/office/word/2010/wordprocessingInk" xmlns:wne="http://schemas.microsoft.com/office/word/2006/wordml" xmlns:wps="http://schemas.microsoft.com/office/word/2010/wordprocessingShape" mc:Ignorable="w14 w15 w16se w16cid w16 w16cex w16sdtdh w16sdtfl w16du wp14">
   <w:abstractNum w:abstractNumId="0" w15:restartNumberingAfterBreak="0">
     <w:nsid w:val="26A24D37"/>
     <w:multiLevelType w:val="hybridMultilevel"/>
@@ -9831,7 +9858,7 @@
 </file>
 
 <file path=word/styles.xml><?xml version="1.0" encoding="utf-8"?>
-<w:styles xmlns:mc="http://schemas.openxmlformats.org/markup-compatibility/2006" xmlns:r="http://schemas.openxmlformats.org/officeDocument/2006/relationships" xmlns:w="http://schemas.openxmlformats.org/wordprocessingml/2006/main" xmlns:w14="http://schemas.microsoft.com/office/word/2010/wordml" xmlns:w15="http://schemas.microsoft.com/office/word/2012/wordml" xmlns:w16cex="http://schemas.microsoft.com/office/word/2018/wordml/cex" xmlns:w16cid="http://schemas.microsoft.com/office/word/2016/wordml/cid" xmlns:w16="http://schemas.microsoft.com/office/word/2018/wordml" xmlns:w16sdtdh="http://schemas.microsoft.com/office/word/2020/wordml/sdtdatahash" xmlns:w16se="http://schemas.microsoft.com/office/word/2015/wordml/symex" mc:Ignorable="w14 w15 w16se w16cid w16 w16cex w16sdtdh">
+<w:styles xmlns:mc="http://schemas.openxmlformats.org/markup-compatibility/2006" xmlns:r="http://schemas.openxmlformats.org/officeDocument/2006/relationships" xmlns:w="http://schemas.openxmlformats.org/wordprocessingml/2006/main" xmlns:w14="http://schemas.microsoft.com/office/word/2010/wordml" xmlns:w15="http://schemas.microsoft.com/office/word/2012/wordml" xmlns:w16cex="http://schemas.microsoft.com/office/word/2018/wordml/cex" xmlns:w16cid="http://schemas.microsoft.com/office/word/2016/wordml/cid" xmlns:w16="http://schemas.microsoft.com/office/word/2018/wordml" xmlns:w16du="http://schemas.microsoft.com/office/word/2023/wordml/word16du" xmlns:w16sdtdh="http://schemas.microsoft.com/office/word/2020/wordml/sdtdatahash" xmlns:w16sdtfl="http://schemas.microsoft.com/office/word/2024/wordml/sdtformatlock" xmlns:w16se="http://schemas.microsoft.com/office/word/2015/wordml/symex" mc:Ignorable="w14 w15 w16se w16cid w16 w16cex w16sdtdh w16sdtfl w16du">
   <w:docDefaults>
     <w:rPrDefault>
       <w:rPr>
@@ -10789,4 +10816,16 @@
     </a:ext>
   </a:extLst>
 </a:theme>
+</file>
+
+<file path=customXml/item1.xml><?xml version="1.0" encoding="utf-8"?>
+<b:Sources xmlns:b="http://schemas.openxmlformats.org/officeDocument/2006/bibliography" xmlns="http://schemas.openxmlformats.org/officeDocument/2006/bibliography" SelectedStyle="\APASixthEditionOfficeOnline.xsl" StyleName="APA" Version="6"/>
+</file>
+
+<file path=customXml/itemProps1.xml><?xml version="1.0" encoding="utf-8"?>
+<ds:datastoreItem xmlns:ds="http://schemas.openxmlformats.org/officeDocument/2006/customXml" ds:itemID="{94FDF11D-5EB9-4E73-97CC-1C3AEBA4FD87}">
+  <ds:schemaRefs>
+    <ds:schemaRef ds:uri="http://schemas.openxmlformats.org/officeDocument/2006/bibliography"/>
+  </ds:schemaRefs>
+</ds:datastoreItem>
 </file>
--- a/DSA/CppStriverDSA/StriverSDESheet-Recursion.docx
+++ b/DSA/CppStriverDSA/StriverSDESheet-Recursion.docx
@@ -26,7 +26,7 @@
         <w:rPr>
           <w:lang w:val="en-US"/>
         </w:rPr>
-        <w:t xml:space="preserve">Basics : </w:t>
+        <w:t xml:space="preserve">Basics </w:t>
       </w:r>
     </w:p>
     <w:p>
@@ -120,7 +120,27 @@
           <w:szCs w:val="20"/>
           <w:highlight w:val="white"/>
         </w:rPr>
-        <w:t xml:space="preserve"> i </w:t>
+        <w:t xml:space="preserve"> </w:t>
+      </w:r>
+      <w:proofErr w:type="spellStart"/>
+      <w:r>
+        <w:rPr>
+          <w:rFonts w:ascii="Courier New" w:hAnsi="Courier New" w:cs="Courier New"/>
+          <w:color w:val="000000"/>
+          <w:szCs w:val="20"/>
+          <w:highlight w:val="white"/>
+        </w:rPr>
+        <w:t>i</w:t>
+      </w:r>
+      <w:proofErr w:type="spellEnd"/>
+      <w:r>
+        <w:rPr>
+          <w:rFonts w:ascii="Courier New" w:hAnsi="Courier New" w:cs="Courier New"/>
+          <w:color w:val="000000"/>
+          <w:szCs w:val="20"/>
+          <w:highlight w:val="white"/>
+        </w:rPr>
+        <w:t xml:space="preserve"> </w:t>
       </w:r>
       <w:r>
         <w:rPr>
@@ -230,6 +250,7 @@
         </w:rPr>
         <w:t>(</w:t>
       </w:r>
+      <w:proofErr w:type="spellStart"/>
       <w:r>
         <w:rPr>
           <w:rFonts w:ascii="Courier New" w:hAnsi="Courier New" w:cs="Courier New"/>
@@ -239,6 +260,7 @@
         </w:rPr>
         <w:t>i</w:t>
       </w:r>
+      <w:proofErr w:type="spellEnd"/>
       <w:r>
         <w:rPr>
           <w:rFonts w:ascii="Courier New" w:hAnsi="Courier New" w:cs="Courier New"/>
@@ -354,7 +376,27 @@
           <w:szCs w:val="20"/>
           <w:highlight w:val="white"/>
         </w:rPr>
-        <w:t xml:space="preserve">    cout </w:t>
+        <w:t xml:space="preserve">    </w:t>
+      </w:r>
+      <w:proofErr w:type="spellStart"/>
+      <w:r>
+        <w:rPr>
+          <w:rFonts w:ascii="Courier New" w:hAnsi="Courier New" w:cs="Courier New"/>
+          <w:color w:val="000000"/>
+          <w:szCs w:val="20"/>
+          <w:highlight w:val="white"/>
+        </w:rPr>
+        <w:t>cout</w:t>
+      </w:r>
+      <w:proofErr w:type="spellEnd"/>
+      <w:r>
+        <w:rPr>
+          <w:rFonts w:ascii="Courier New" w:hAnsi="Courier New" w:cs="Courier New"/>
+          <w:color w:val="000000"/>
+          <w:szCs w:val="20"/>
+          <w:highlight w:val="white"/>
+        </w:rPr>
+        <w:t xml:space="preserve"> </w:t>
       </w:r>
       <w:r>
         <w:rPr>
@@ -374,7 +416,27 @@
           <w:szCs w:val="20"/>
           <w:highlight w:val="white"/>
         </w:rPr>
-        <w:t xml:space="preserve"> i </w:t>
+        <w:t xml:space="preserve"> </w:t>
+      </w:r>
+      <w:proofErr w:type="spellStart"/>
+      <w:r>
+        <w:rPr>
+          <w:rFonts w:ascii="Courier New" w:hAnsi="Courier New" w:cs="Courier New"/>
+          <w:color w:val="000000"/>
+          <w:szCs w:val="20"/>
+          <w:highlight w:val="white"/>
+        </w:rPr>
+        <w:t>i</w:t>
+      </w:r>
+      <w:proofErr w:type="spellEnd"/>
+      <w:r>
+        <w:rPr>
+          <w:rFonts w:ascii="Courier New" w:hAnsi="Courier New" w:cs="Courier New"/>
+          <w:color w:val="000000"/>
+          <w:szCs w:val="20"/>
+          <w:highlight w:val="white"/>
+        </w:rPr>
+        <w:t xml:space="preserve"> </w:t>
       </w:r>
       <w:r>
         <w:rPr>
@@ -394,7 +456,27 @@
           <w:szCs w:val="20"/>
           <w:highlight w:val="white"/>
         </w:rPr>
-        <w:t xml:space="preserve"> endl </w:t>
+        <w:t xml:space="preserve"> </w:t>
+      </w:r>
+      <w:proofErr w:type="spellStart"/>
+      <w:r>
+        <w:rPr>
+          <w:rFonts w:ascii="Courier New" w:hAnsi="Courier New" w:cs="Courier New"/>
+          <w:color w:val="000000"/>
+          <w:szCs w:val="20"/>
+          <w:highlight w:val="white"/>
+        </w:rPr>
+        <w:t>endl</w:t>
+      </w:r>
+      <w:proofErr w:type="spellEnd"/>
+      <w:r>
+        <w:rPr>
+          <w:rFonts w:ascii="Courier New" w:hAnsi="Courier New" w:cs="Courier New"/>
+          <w:color w:val="000000"/>
+          <w:szCs w:val="20"/>
+          <w:highlight w:val="white"/>
+        </w:rPr>
+        <w:t xml:space="preserve"> </w:t>
       </w:r>
       <w:r>
         <w:rPr>
@@ -704,8 +786,19 @@
           <w:szCs w:val="20"/>
           <w:highlight w:val="white"/>
         </w:rPr>
-        <w:t xml:space="preserve">    init_code</w:t>
-      </w:r>
+        <w:t xml:space="preserve">    </w:t>
+      </w:r>
+      <w:proofErr w:type="spellStart"/>
+      <w:r>
+        <w:rPr>
+          <w:rFonts w:ascii="Courier New" w:hAnsi="Courier New" w:cs="Courier New"/>
+          <w:color w:val="000000"/>
+          <w:szCs w:val="20"/>
+          <w:highlight w:val="white"/>
+        </w:rPr>
+        <w:t>init_code</w:t>
+      </w:r>
+      <w:proofErr w:type="spellEnd"/>
       <w:r>
         <w:rPr>
           <w:rFonts w:ascii="Courier New" w:hAnsi="Courier New" w:cs="Courier New"/>
@@ -1112,7 +1205,27 @@
           <w:szCs w:val="20"/>
           <w:highlight w:val="white"/>
         </w:rPr>
-        <w:t xml:space="preserve"> i </w:t>
+        <w:t xml:space="preserve"> </w:t>
+      </w:r>
+      <w:proofErr w:type="spellStart"/>
+      <w:r>
+        <w:rPr>
+          <w:rFonts w:ascii="Courier New" w:hAnsi="Courier New" w:cs="Courier New"/>
+          <w:color w:val="000000"/>
+          <w:szCs w:val="20"/>
+          <w:highlight w:val="white"/>
+        </w:rPr>
+        <w:t>i</w:t>
+      </w:r>
+      <w:proofErr w:type="spellEnd"/>
+      <w:r>
+        <w:rPr>
+          <w:rFonts w:ascii="Courier New" w:hAnsi="Courier New" w:cs="Courier New"/>
+          <w:color w:val="000000"/>
+          <w:szCs w:val="20"/>
+          <w:highlight w:val="white"/>
+        </w:rPr>
+        <w:t xml:space="preserve"> </w:t>
       </w:r>
       <w:r>
         <w:rPr>
@@ -1249,7 +1362,27 @@
           <w:szCs w:val="20"/>
           <w:highlight w:val="white"/>
         </w:rPr>
-        <w:t xml:space="preserve"> i </w:t>
+        <w:t xml:space="preserve"> </w:t>
+      </w:r>
+      <w:proofErr w:type="spellStart"/>
+      <w:r>
+        <w:rPr>
+          <w:rFonts w:ascii="Courier New" w:hAnsi="Courier New" w:cs="Courier New"/>
+          <w:color w:val="000000"/>
+          <w:szCs w:val="20"/>
+          <w:highlight w:val="white"/>
+        </w:rPr>
+        <w:t>i</w:t>
+      </w:r>
+      <w:proofErr w:type="spellEnd"/>
+      <w:r>
+        <w:rPr>
+          <w:rFonts w:ascii="Courier New" w:hAnsi="Courier New" w:cs="Courier New"/>
+          <w:color w:val="000000"/>
+          <w:szCs w:val="20"/>
+          <w:highlight w:val="white"/>
+        </w:rPr>
+        <w:t xml:space="preserve"> </w:t>
       </w:r>
       <w:r>
         <w:rPr>
@@ -1373,14 +1506,25 @@
         </w:rPr>
         <w:t>(</w:t>
       </w:r>
-      <w:r>
-        <w:rPr>
-          <w:rFonts w:ascii="Courier New" w:hAnsi="Courier New" w:cs="Courier New"/>
-          <w:color w:val="000000"/>
-          <w:szCs w:val="20"/>
-          <w:highlight w:val="white"/>
-        </w:rPr>
-        <w:t xml:space="preserve">i </w:t>
+      <w:proofErr w:type="spellStart"/>
+      <w:r>
+        <w:rPr>
+          <w:rFonts w:ascii="Courier New" w:hAnsi="Courier New" w:cs="Courier New"/>
+          <w:color w:val="000000"/>
+          <w:szCs w:val="20"/>
+          <w:highlight w:val="white"/>
+        </w:rPr>
+        <w:t>i</w:t>
+      </w:r>
+      <w:proofErr w:type="spellEnd"/>
+      <w:r>
+        <w:rPr>
+          <w:rFonts w:ascii="Courier New" w:hAnsi="Courier New" w:cs="Courier New"/>
+          <w:color w:val="000000"/>
+          <w:szCs w:val="20"/>
+          <w:highlight w:val="white"/>
+        </w:rPr>
+        <w:t xml:space="preserve"> </w:t>
       </w:r>
       <w:r>
         <w:rPr>
@@ -1492,7 +1636,27 @@
           <w:szCs w:val="20"/>
           <w:highlight w:val="white"/>
         </w:rPr>
-        <w:t xml:space="preserve">    cout </w:t>
+        <w:t xml:space="preserve">    </w:t>
+      </w:r>
+      <w:proofErr w:type="spellStart"/>
+      <w:r>
+        <w:rPr>
+          <w:rFonts w:ascii="Courier New" w:hAnsi="Courier New" w:cs="Courier New"/>
+          <w:color w:val="000000"/>
+          <w:szCs w:val="20"/>
+          <w:highlight w:val="white"/>
+        </w:rPr>
+        <w:t>cout</w:t>
+      </w:r>
+      <w:proofErr w:type="spellEnd"/>
+      <w:r>
+        <w:rPr>
+          <w:rFonts w:ascii="Courier New" w:hAnsi="Courier New" w:cs="Courier New"/>
+          <w:color w:val="000000"/>
+          <w:szCs w:val="20"/>
+          <w:highlight w:val="white"/>
+        </w:rPr>
+        <w:t xml:space="preserve"> </w:t>
       </w:r>
       <w:r>
         <w:rPr>
@@ -1532,7 +1696,27 @@
           <w:szCs w:val="20"/>
           <w:highlight w:val="white"/>
         </w:rPr>
-        <w:t xml:space="preserve"> endl </w:t>
+        <w:t xml:space="preserve"> </w:t>
+      </w:r>
+      <w:proofErr w:type="spellStart"/>
+      <w:r>
+        <w:rPr>
+          <w:rFonts w:ascii="Courier New" w:hAnsi="Courier New" w:cs="Courier New"/>
+          <w:color w:val="000000"/>
+          <w:szCs w:val="20"/>
+          <w:highlight w:val="white"/>
+        </w:rPr>
+        <w:t>endl</w:t>
+      </w:r>
+      <w:proofErr w:type="spellEnd"/>
+      <w:r>
+        <w:rPr>
+          <w:rFonts w:ascii="Courier New" w:hAnsi="Courier New" w:cs="Courier New"/>
+          <w:color w:val="000000"/>
+          <w:szCs w:val="20"/>
+          <w:highlight w:val="white"/>
+        </w:rPr>
+        <w:t xml:space="preserve"> </w:t>
       </w:r>
       <w:r>
         <w:rPr>
@@ -1742,8 +1926,19 @@
           <w:szCs w:val="20"/>
           <w:highlight w:val="white"/>
         </w:rPr>
-        <w:t xml:space="preserve">    init_code</w:t>
-      </w:r>
+        <w:t xml:space="preserve">    </w:t>
+      </w:r>
+      <w:proofErr w:type="spellStart"/>
+      <w:r>
+        <w:rPr>
+          <w:rFonts w:ascii="Courier New" w:hAnsi="Courier New" w:cs="Courier New"/>
+          <w:color w:val="000000"/>
+          <w:szCs w:val="20"/>
+          <w:highlight w:val="white"/>
+        </w:rPr>
+        <w:t>init_code</w:t>
+      </w:r>
+      <w:proofErr w:type="spellEnd"/>
       <w:r>
         <w:rPr>
           <w:rFonts w:ascii="Courier New" w:hAnsi="Courier New" w:cs="Courier New"/>
@@ -2072,6 +2267,107 @@
         <w:rPr>
           <w:lang w:val="en-US"/>
         </w:rPr>
+        <w:t>Factorial of a number N</w:t>
+      </w:r>
+    </w:p>
+    <w:p>
+      <w:pPr>
+        <w:rPr>
+          <w:lang w:val="en-US"/>
+        </w:rPr>
+      </w:pPr>
+    </w:p>
+    <w:p>
+      <w:pPr>
+        <w:rPr>
+          <w:lang w:val="en-US"/>
+        </w:rPr>
+      </w:pPr>
+      <w:r>
+        <w:rPr>
+          <w:lang w:val="en-US"/>
+        </w:rPr>
+        <w:t xml:space="preserve">    private static int factorial( int N ) throws </w:t>
+      </w:r>
+      <w:proofErr w:type="spellStart"/>
+      <w:r>
+        <w:rPr>
+          <w:lang w:val="en-US"/>
+        </w:rPr>
+        <w:t>IOException</w:t>
+      </w:r>
+      <w:proofErr w:type="spellEnd"/>
+      <w:r>
+        <w:rPr>
+          <w:lang w:val="en-US"/>
+        </w:rPr>
+        <w:t xml:space="preserve"> {</w:t>
+      </w:r>
+    </w:p>
+    <w:p>
+      <w:pPr>
+        <w:rPr>
+          <w:lang w:val="en-US"/>
+        </w:rPr>
+      </w:pPr>
+      <w:r>
+        <w:rPr>
+          <w:lang w:val="en-US"/>
+        </w:rPr>
+        <w:t xml:space="preserve">        if( N == 1 )</w:t>
+      </w:r>
+    </w:p>
+    <w:p>
+      <w:pPr>
+        <w:rPr>
+          <w:lang w:val="en-US"/>
+        </w:rPr>
+      </w:pPr>
+      <w:r>
+        <w:rPr>
+          <w:lang w:val="en-US"/>
+        </w:rPr>
+        <w:t xml:space="preserve">            return 1 ; </w:t>
+      </w:r>
+    </w:p>
+    <w:p>
+      <w:pPr>
+        <w:rPr>
+          <w:lang w:val="en-US"/>
+        </w:rPr>
+      </w:pPr>
+      <w:r>
+        <w:rPr>
+          <w:lang w:val="en-US"/>
+        </w:rPr>
+        <w:t xml:space="preserve">        return N * factorial( N-1 ) ;</w:t>
+      </w:r>
+    </w:p>
+    <w:p>
+      <w:pPr>
+        <w:rPr>
+          <w:lang w:val="en-US"/>
+        </w:rPr>
+      </w:pPr>
+      <w:r>
+        <w:rPr>
+          <w:lang w:val="en-US"/>
+        </w:rPr>
+        <w:t xml:space="preserve">    }</w:t>
+      </w:r>
+    </w:p>
+    <w:p>
+      <w:pPr>
+        <w:pStyle w:val="Heading2"/>
+        <w:rPr>
+          <w:lang w:val="en-US"/>
+        </w:rPr>
+      </w:pPr>
+      <w:r>
+        <w:rPr>
+          <w:lang w:val="en-US"/>
+        </w:rPr>
+        <w:lastRenderedPageBreak/>
         <w:t>Sum of the</w:t>
       </w:r>
       <w:r>
@@ -2333,7 +2629,27 @@
           <w:szCs w:val="20"/>
           <w:highlight w:val="white"/>
         </w:rPr>
-        <w:t xml:space="preserve">        cout </w:t>
+        <w:t xml:space="preserve">        </w:t>
+      </w:r>
+      <w:proofErr w:type="spellStart"/>
+      <w:r>
+        <w:rPr>
+          <w:rFonts w:ascii="Courier New" w:hAnsi="Courier New" w:cs="Courier New"/>
+          <w:color w:val="000000"/>
+          <w:szCs w:val="20"/>
+          <w:highlight w:val="white"/>
+        </w:rPr>
+        <w:t>cout</w:t>
+      </w:r>
+      <w:proofErr w:type="spellEnd"/>
+      <w:r>
+        <w:rPr>
+          <w:rFonts w:ascii="Courier New" w:hAnsi="Courier New" w:cs="Courier New"/>
+          <w:color w:val="000000"/>
+          <w:szCs w:val="20"/>
+          <w:highlight w:val="white"/>
+        </w:rPr>
+        <w:t xml:space="preserve"> </w:t>
       </w:r>
       <w:r>
         <w:rPr>
@@ -2576,7 +2892,17 @@
           <w:szCs w:val="20"/>
           <w:highlight w:val="white"/>
         </w:rPr>
-        <w:t xml:space="preserve"> sum</w:t>
+        <w:t xml:space="preserve"> </w:t>
+      </w:r>
+      <w:proofErr w:type="spellStart"/>
+      <w:r>
+        <w:rPr>
+          <w:rFonts w:ascii="Courier New" w:hAnsi="Courier New" w:cs="Courier New"/>
+          <w:color w:val="000000"/>
+          <w:szCs w:val="20"/>
+          <w:highlight w:val="white"/>
+        </w:rPr>
+        <w:t>sum</w:t>
       </w:r>
       <w:r>
         <w:rPr>
@@ -2596,7 +2922,17 @@
           <w:szCs w:val="20"/>
           <w:highlight w:val="white"/>
         </w:rPr>
-        <w:t xml:space="preserve">N  </w:t>
+        <w:t>N</w:t>
+      </w:r>
+      <w:proofErr w:type="spellEnd"/>
+      <w:r>
+        <w:rPr>
+          <w:rFonts w:ascii="Courier New" w:hAnsi="Courier New" w:cs="Courier New"/>
+          <w:color w:val="000000"/>
+          <w:szCs w:val="20"/>
+          <w:highlight w:val="white"/>
+        </w:rPr>
+        <w:t xml:space="preserve">  </w:t>
       </w:r>
       <w:r>
         <w:rPr>
@@ -2789,8 +3125,19 @@
           <w:szCs w:val="20"/>
           <w:highlight w:val="white"/>
         </w:rPr>
-        <w:t xml:space="preserve">    init_code</w:t>
-      </w:r>
+        <w:t xml:space="preserve">    </w:t>
+      </w:r>
+      <w:proofErr w:type="spellStart"/>
+      <w:r>
+        <w:rPr>
+          <w:rFonts w:ascii="Courier New" w:hAnsi="Courier New" w:cs="Courier New"/>
+          <w:color w:val="000000"/>
+          <w:szCs w:val="20"/>
+          <w:highlight w:val="white"/>
+        </w:rPr>
+        <w:t>init_code</w:t>
+      </w:r>
+      <w:proofErr w:type="spellEnd"/>
       <w:r>
         <w:rPr>
           <w:rFonts w:ascii="Courier New" w:hAnsi="Courier New" w:cs="Courier New"/>
@@ -3761,8 +4108,19 @@
           <w:szCs w:val="20"/>
           <w:highlight w:val="white"/>
         </w:rPr>
-        <w:t xml:space="preserve">    init_code</w:t>
-      </w:r>
+        <w:t xml:space="preserve">    </w:t>
+      </w:r>
+      <w:proofErr w:type="spellStart"/>
+      <w:r>
+        <w:rPr>
+          <w:rFonts w:ascii="Courier New" w:hAnsi="Courier New" w:cs="Courier New"/>
+          <w:color w:val="000000"/>
+          <w:szCs w:val="20"/>
+          <w:highlight w:val="white"/>
+        </w:rPr>
+        <w:t>init_code</w:t>
+      </w:r>
+      <w:proofErr w:type="spellEnd"/>
       <w:r>
         <w:rPr>
           <w:rFonts w:ascii="Courier New" w:hAnsi="Courier New" w:cs="Courier New"/>
@@ -3879,7 +4237,27 @@
           <w:szCs w:val="20"/>
           <w:highlight w:val="white"/>
         </w:rPr>
-        <w:t xml:space="preserve">    cout </w:t>
+        <w:t xml:space="preserve">    </w:t>
+      </w:r>
+      <w:proofErr w:type="spellStart"/>
+      <w:r>
+        <w:rPr>
+          <w:rFonts w:ascii="Courier New" w:hAnsi="Courier New" w:cs="Courier New"/>
+          <w:color w:val="000000"/>
+          <w:szCs w:val="20"/>
+          <w:highlight w:val="white"/>
+        </w:rPr>
+        <w:t>cout</w:t>
+      </w:r>
+      <w:proofErr w:type="spellEnd"/>
+      <w:r>
+        <w:rPr>
+          <w:rFonts w:ascii="Courier New" w:hAnsi="Courier New" w:cs="Courier New"/>
+          <w:color w:val="000000"/>
+          <w:szCs w:val="20"/>
+          <w:highlight w:val="white"/>
+        </w:rPr>
+        <w:t xml:space="preserve"> </w:t>
       </w:r>
       <w:r>
         <w:rPr>
@@ -4252,8 +4630,19 @@
           <w:szCs w:val="20"/>
           <w:lang w:eastAsia="en-IN"/>
         </w:rPr>
-        <w:t xml:space="preserve"> arr</w:t>
-      </w:r>
+        <w:t xml:space="preserve"> </w:t>
+      </w:r>
+      <w:proofErr w:type="spellStart"/>
+      <w:r>
+        <w:rPr>
+          <w:rFonts w:ascii="Courier New" w:eastAsia="Times New Roman" w:hAnsi="Courier New" w:cs="Courier New"/>
+          <w:color w:val="000000"/>
+          <w:szCs w:val="20"/>
+          <w:lang w:eastAsia="en-IN"/>
+        </w:rPr>
+        <w:t>arr</w:t>
+      </w:r>
+      <w:proofErr w:type="spellEnd"/>
       <w:r>
         <w:rPr>
           <w:rFonts w:ascii="Courier New" w:eastAsia="Times New Roman" w:hAnsi="Courier New" w:cs="Courier New"/>
@@ -4514,6 +4903,7 @@
         </w:rPr>
         <w:t>(</w:t>
       </w:r>
+      <w:proofErr w:type="spellStart"/>
       <w:r>
         <w:rPr>
           <w:rFonts w:ascii="Courier New" w:eastAsia="Times New Roman" w:hAnsi="Courier New" w:cs="Courier New"/>
@@ -4523,6 +4913,7 @@
         </w:rPr>
         <w:t>arr</w:t>
       </w:r>
+      <w:proofErr w:type="spellEnd"/>
       <w:r>
         <w:rPr>
           <w:rFonts w:ascii="Courier New" w:eastAsia="Times New Roman" w:hAnsi="Courier New" w:cs="Courier New"/>
@@ -4581,8 +4972,19 @@
           <w:szCs w:val="20"/>
           <w:lang w:eastAsia="en-IN"/>
         </w:rPr>
-        <w:t xml:space="preserve"> arr</w:t>
-      </w:r>
+        <w:t xml:space="preserve"> </w:t>
+      </w:r>
+      <w:proofErr w:type="spellStart"/>
+      <w:r>
+        <w:rPr>
+          <w:rFonts w:ascii="Courier New" w:eastAsia="Times New Roman" w:hAnsi="Courier New" w:cs="Courier New"/>
+          <w:color w:val="000000"/>
+          <w:szCs w:val="20"/>
+          <w:lang w:eastAsia="en-IN"/>
+        </w:rPr>
+        <w:t>arr</w:t>
+      </w:r>
+      <w:proofErr w:type="spellEnd"/>
       <w:r>
         <w:rPr>
           <w:rFonts w:ascii="Courier New" w:eastAsia="Times New Roman" w:hAnsi="Courier New" w:cs="Courier New"/>
@@ -4771,7 +5173,27 @@
           <w:szCs w:val="20"/>
           <w:lang w:eastAsia="en-IN"/>
         </w:rPr>
-        <w:t xml:space="preserve"> arr </w:t>
+        <w:t xml:space="preserve"> </w:t>
+      </w:r>
+      <w:proofErr w:type="spellStart"/>
+      <w:r>
+        <w:rPr>
+          <w:rFonts w:ascii="Courier New" w:eastAsia="Times New Roman" w:hAnsi="Courier New" w:cs="Courier New"/>
+          <w:color w:val="000000"/>
+          <w:szCs w:val="20"/>
+          <w:lang w:eastAsia="en-IN"/>
+        </w:rPr>
+        <w:t>arr</w:t>
+      </w:r>
+      <w:proofErr w:type="spellEnd"/>
+      <w:r>
+        <w:rPr>
+          <w:rFonts w:ascii="Courier New" w:eastAsia="Times New Roman" w:hAnsi="Courier New" w:cs="Courier New"/>
+          <w:color w:val="000000"/>
+          <w:szCs w:val="20"/>
+          <w:lang w:eastAsia="en-IN"/>
+        </w:rPr>
+        <w:t xml:space="preserve"> </w:t>
       </w:r>
       <w:r>
         <w:rPr>
@@ -4961,8 +5383,20 @@
           <w:szCs w:val="20"/>
           <w:lang w:eastAsia="en-IN"/>
         </w:rPr>
-        <w:t xml:space="preserve">    init_code</w:t>
-      </w:r>
+        <w:lastRenderedPageBreak/>
+        <w:t xml:space="preserve">    </w:t>
+      </w:r>
+      <w:proofErr w:type="spellStart"/>
+      <w:r>
+        <w:rPr>
+          <w:rFonts w:ascii="Courier New" w:eastAsia="Times New Roman" w:hAnsi="Courier New" w:cs="Courier New"/>
+          <w:color w:val="000000"/>
+          <w:szCs w:val="20"/>
+          <w:lang w:eastAsia="en-IN"/>
+        </w:rPr>
+        <w:t>init_code</w:t>
+      </w:r>
+      <w:proofErr w:type="spellEnd"/>
       <w:r>
         <w:rPr>
           <w:rFonts w:ascii="Courier New" w:eastAsia="Times New Roman" w:hAnsi="Courier New" w:cs="Courier New"/>
@@ -5070,8 +5504,19 @@
           <w:szCs w:val="20"/>
           <w:lang w:eastAsia="en-IN"/>
         </w:rPr>
-        <w:t xml:space="preserve"> arr</w:t>
-      </w:r>
+        <w:t xml:space="preserve"> </w:t>
+      </w:r>
+      <w:proofErr w:type="spellStart"/>
+      <w:r>
+        <w:rPr>
+          <w:rFonts w:ascii="Courier New" w:eastAsia="Times New Roman" w:hAnsi="Courier New" w:cs="Courier New"/>
+          <w:color w:val="000000"/>
+          <w:szCs w:val="20"/>
+          <w:lang w:eastAsia="en-IN"/>
+        </w:rPr>
+        <w:t>arr</w:t>
+      </w:r>
+      <w:proofErr w:type="spellEnd"/>
       <w:r>
         <w:rPr>
           <w:rFonts w:ascii="Courier New" w:eastAsia="Times New Roman" w:hAnsi="Courier New" w:cs="Courier New"/>
@@ -5392,8 +5837,19 @@
           <w:szCs w:val="20"/>
           <w:lang w:eastAsia="en-IN"/>
         </w:rPr>
-        <w:t xml:space="preserve"> i</w:t>
-      </w:r>
+        <w:t xml:space="preserve"> </w:t>
+      </w:r>
+      <w:proofErr w:type="spellStart"/>
+      <w:r>
+        <w:rPr>
+          <w:rFonts w:ascii="Courier New" w:eastAsia="Times New Roman" w:hAnsi="Courier New" w:cs="Courier New"/>
+          <w:color w:val="000000"/>
+          <w:szCs w:val="20"/>
+          <w:lang w:eastAsia="en-IN"/>
+        </w:rPr>
+        <w:t>i</w:t>
+      </w:r>
+      <w:proofErr w:type="spellEnd"/>
       <w:r>
         <w:rPr>
           <w:rFonts w:ascii="Courier New" w:eastAsia="Times New Roman" w:hAnsi="Courier New" w:cs="Courier New"/>
@@ -5441,8 +5897,19 @@
           <w:szCs w:val="20"/>
           <w:lang w:eastAsia="en-IN"/>
         </w:rPr>
-        <w:t xml:space="preserve"> i</w:t>
-      </w:r>
+        <w:t xml:space="preserve"> </w:t>
+      </w:r>
+      <w:proofErr w:type="spellStart"/>
+      <w:r>
+        <w:rPr>
+          <w:rFonts w:ascii="Courier New" w:eastAsia="Times New Roman" w:hAnsi="Courier New" w:cs="Courier New"/>
+          <w:color w:val="000000"/>
+          <w:szCs w:val="20"/>
+          <w:lang w:eastAsia="en-IN"/>
+        </w:rPr>
+        <w:t>i</w:t>
+      </w:r>
+      <w:proofErr w:type="spellEnd"/>
       <w:r>
         <w:rPr>
           <w:rFonts w:ascii="Courier New" w:eastAsia="Times New Roman" w:hAnsi="Courier New" w:cs="Courier New"/>
@@ -5490,8 +5957,19 @@
           <w:szCs w:val="20"/>
           <w:lang w:eastAsia="en-IN"/>
         </w:rPr>
-        <w:t xml:space="preserve"> i</w:t>
-      </w:r>
+        <w:t xml:space="preserve"> </w:t>
+      </w:r>
+      <w:proofErr w:type="spellStart"/>
+      <w:r>
+        <w:rPr>
+          <w:rFonts w:ascii="Courier New" w:eastAsia="Times New Roman" w:hAnsi="Courier New" w:cs="Courier New"/>
+          <w:color w:val="000000"/>
+          <w:szCs w:val="20"/>
+          <w:lang w:eastAsia="en-IN"/>
+        </w:rPr>
+        <w:t>i</w:t>
+      </w:r>
+      <w:proofErr w:type="spellEnd"/>
       <w:r>
         <w:rPr>
           <w:rFonts w:ascii="Courier New" w:eastAsia="Times New Roman" w:hAnsi="Courier New" w:cs="Courier New"/>
@@ -5542,7 +6020,27 @@
           <w:szCs w:val="20"/>
           <w:lang w:eastAsia="en-IN"/>
         </w:rPr>
-        <w:t xml:space="preserve">        cout </w:t>
+        <w:t xml:space="preserve">        </w:t>
+      </w:r>
+      <w:proofErr w:type="spellStart"/>
+      <w:r>
+        <w:rPr>
+          <w:rFonts w:ascii="Courier New" w:eastAsia="Times New Roman" w:hAnsi="Courier New" w:cs="Courier New"/>
+          <w:color w:val="000000"/>
+          <w:szCs w:val="20"/>
+          <w:lang w:eastAsia="en-IN"/>
+        </w:rPr>
+        <w:t>cout</w:t>
+      </w:r>
+      <w:proofErr w:type="spellEnd"/>
+      <w:r>
+        <w:rPr>
+          <w:rFonts w:ascii="Courier New" w:eastAsia="Times New Roman" w:hAnsi="Courier New" w:cs="Courier New"/>
+          <w:color w:val="000000"/>
+          <w:szCs w:val="20"/>
+          <w:lang w:eastAsia="en-IN"/>
+        </w:rPr>
+        <w:t xml:space="preserve"> </w:t>
       </w:r>
       <w:r>
         <w:rPr>
@@ -5562,8 +6060,19 @@
           <w:szCs w:val="20"/>
           <w:lang w:eastAsia="en-IN"/>
         </w:rPr>
-        <w:t xml:space="preserve"> arr</w:t>
-      </w:r>
+        <w:t xml:space="preserve"> </w:t>
+      </w:r>
+      <w:proofErr w:type="spellStart"/>
+      <w:r>
+        <w:rPr>
+          <w:rFonts w:ascii="Courier New" w:eastAsia="Times New Roman" w:hAnsi="Courier New" w:cs="Courier New"/>
+          <w:color w:val="000000"/>
+          <w:szCs w:val="20"/>
+          <w:lang w:eastAsia="en-IN"/>
+        </w:rPr>
+        <w:t>arr</w:t>
+      </w:r>
+      <w:proofErr w:type="spellEnd"/>
       <w:r>
         <w:rPr>
           <w:rFonts w:ascii="Courier New" w:eastAsia="Times New Roman" w:hAnsi="Courier New" w:cs="Courier New"/>
@@ -5575,6 +6084,7 @@
         </w:rPr>
         <w:t>[</w:t>
       </w:r>
+      <w:proofErr w:type="spellStart"/>
       <w:r>
         <w:rPr>
           <w:rFonts w:ascii="Courier New" w:eastAsia="Times New Roman" w:hAnsi="Courier New" w:cs="Courier New"/>
@@ -5584,6 +6094,7 @@
         </w:rPr>
         <w:t>i</w:t>
       </w:r>
+      <w:proofErr w:type="spellEnd"/>
       <w:r>
         <w:rPr>
           <w:rFonts w:ascii="Courier New" w:eastAsia="Times New Roman" w:hAnsi="Courier New" w:cs="Courier New"/>
@@ -5681,7 +6192,27 @@
           <w:szCs w:val="20"/>
           <w:lang w:eastAsia="en-IN"/>
         </w:rPr>
-        <w:t xml:space="preserve">    cout </w:t>
+        <w:t xml:space="preserve">    </w:t>
+      </w:r>
+      <w:proofErr w:type="spellStart"/>
+      <w:r>
+        <w:rPr>
+          <w:rFonts w:ascii="Courier New" w:eastAsia="Times New Roman" w:hAnsi="Courier New" w:cs="Courier New"/>
+          <w:color w:val="000000"/>
+          <w:szCs w:val="20"/>
+          <w:lang w:eastAsia="en-IN"/>
+        </w:rPr>
+        <w:t>cout</w:t>
+      </w:r>
+      <w:proofErr w:type="spellEnd"/>
+      <w:r>
+        <w:rPr>
+          <w:rFonts w:ascii="Courier New" w:eastAsia="Times New Roman" w:hAnsi="Courier New" w:cs="Courier New"/>
+          <w:color w:val="000000"/>
+          <w:szCs w:val="20"/>
+          <w:lang w:eastAsia="en-IN"/>
+        </w:rPr>
+        <w:t xml:space="preserve"> </w:t>
       </w:r>
       <w:r>
         <w:rPr>
@@ -5701,7 +6232,27 @@
           <w:szCs w:val="20"/>
           <w:lang w:eastAsia="en-IN"/>
         </w:rPr>
-        <w:t xml:space="preserve"> endl </w:t>
+        <w:t xml:space="preserve"> </w:t>
+      </w:r>
+      <w:proofErr w:type="spellStart"/>
+      <w:r>
+        <w:rPr>
+          <w:rFonts w:ascii="Courier New" w:eastAsia="Times New Roman" w:hAnsi="Courier New" w:cs="Courier New"/>
+          <w:color w:val="000000"/>
+          <w:szCs w:val="20"/>
+          <w:lang w:eastAsia="en-IN"/>
+        </w:rPr>
+        <w:t>endl</w:t>
+      </w:r>
+      <w:proofErr w:type="spellEnd"/>
+      <w:r>
+        <w:rPr>
+          <w:rFonts w:ascii="Courier New" w:eastAsia="Times New Roman" w:hAnsi="Courier New" w:cs="Courier New"/>
+          <w:color w:val="000000"/>
+          <w:szCs w:val="20"/>
+          <w:lang w:eastAsia="en-IN"/>
+        </w:rPr>
+        <w:t xml:space="preserve"> </w:t>
       </w:r>
       <w:r>
         <w:rPr>
@@ -5829,7 +6380,27 @@
           <w:szCs w:val="20"/>
           <w:lang w:eastAsia="en-IN"/>
         </w:rPr>
-        <w:t xml:space="preserve"> arr </w:t>
+        <w:t xml:space="preserve"> </w:t>
+      </w:r>
+      <w:proofErr w:type="spellStart"/>
+      <w:r>
+        <w:rPr>
+          <w:rFonts w:ascii="Courier New" w:eastAsia="Times New Roman" w:hAnsi="Courier New" w:cs="Courier New"/>
+          <w:color w:val="000000"/>
+          <w:szCs w:val="20"/>
+          <w:lang w:eastAsia="en-IN"/>
+        </w:rPr>
+        <w:t>arr</w:t>
+      </w:r>
+      <w:proofErr w:type="spellEnd"/>
+      <w:r>
+        <w:rPr>
+          <w:rFonts w:ascii="Courier New" w:eastAsia="Times New Roman" w:hAnsi="Courier New" w:cs="Courier New"/>
+          <w:color w:val="000000"/>
+          <w:szCs w:val="20"/>
+          <w:lang w:eastAsia="en-IN"/>
+        </w:rPr>
+        <w:t xml:space="preserve"> </w:t>
       </w:r>
       <w:r>
         <w:rPr>
@@ -5930,8 +6501,19 @@
           <w:szCs w:val="20"/>
           <w:lang w:eastAsia="en-IN"/>
         </w:rPr>
-        <w:t xml:space="preserve"> i</w:t>
-      </w:r>
+        <w:t xml:space="preserve"> </w:t>
+      </w:r>
+      <w:proofErr w:type="spellStart"/>
+      <w:r>
+        <w:rPr>
+          <w:rFonts w:ascii="Courier New" w:eastAsia="Times New Roman" w:hAnsi="Courier New" w:cs="Courier New"/>
+          <w:color w:val="000000"/>
+          <w:szCs w:val="20"/>
+          <w:lang w:eastAsia="en-IN"/>
+        </w:rPr>
+        <w:t>i</w:t>
+      </w:r>
+      <w:proofErr w:type="spellEnd"/>
       <w:r>
         <w:rPr>
           <w:rFonts w:ascii="Courier New" w:eastAsia="Times New Roman" w:hAnsi="Courier New" w:cs="Courier New"/>
@@ -5979,8 +6561,19 @@
           <w:szCs w:val="20"/>
           <w:lang w:eastAsia="en-IN"/>
         </w:rPr>
-        <w:t xml:space="preserve"> i</w:t>
-      </w:r>
+        <w:t xml:space="preserve"> </w:t>
+      </w:r>
+      <w:proofErr w:type="spellStart"/>
+      <w:r>
+        <w:rPr>
+          <w:rFonts w:ascii="Courier New" w:eastAsia="Times New Roman" w:hAnsi="Courier New" w:cs="Courier New"/>
+          <w:color w:val="000000"/>
+          <w:szCs w:val="20"/>
+          <w:lang w:eastAsia="en-IN"/>
+        </w:rPr>
+        <w:t>i</w:t>
+      </w:r>
+      <w:proofErr w:type="spellEnd"/>
       <w:r>
         <w:rPr>
           <w:rFonts w:ascii="Courier New" w:eastAsia="Times New Roman" w:hAnsi="Courier New" w:cs="Courier New"/>
@@ -6028,8 +6621,19 @@
           <w:szCs w:val="20"/>
           <w:lang w:eastAsia="en-IN"/>
         </w:rPr>
-        <w:t xml:space="preserve"> i</w:t>
-      </w:r>
+        <w:t xml:space="preserve"> </w:t>
+      </w:r>
+      <w:proofErr w:type="spellStart"/>
+      <w:r>
+        <w:rPr>
+          <w:rFonts w:ascii="Courier New" w:eastAsia="Times New Roman" w:hAnsi="Courier New" w:cs="Courier New"/>
+          <w:color w:val="000000"/>
+          <w:szCs w:val="20"/>
+          <w:lang w:eastAsia="en-IN"/>
+        </w:rPr>
+        <w:t>i</w:t>
+      </w:r>
+      <w:proofErr w:type="spellEnd"/>
       <w:r>
         <w:rPr>
           <w:rFonts w:ascii="Courier New" w:eastAsia="Times New Roman" w:hAnsi="Courier New" w:cs="Courier New"/>
@@ -6080,7 +6684,27 @@
           <w:szCs w:val="20"/>
           <w:lang w:eastAsia="en-IN"/>
         </w:rPr>
-        <w:t xml:space="preserve">        cout </w:t>
+        <w:t xml:space="preserve">        </w:t>
+      </w:r>
+      <w:proofErr w:type="spellStart"/>
+      <w:r>
+        <w:rPr>
+          <w:rFonts w:ascii="Courier New" w:eastAsia="Times New Roman" w:hAnsi="Courier New" w:cs="Courier New"/>
+          <w:color w:val="000000"/>
+          <w:szCs w:val="20"/>
+          <w:lang w:eastAsia="en-IN"/>
+        </w:rPr>
+        <w:t>cout</w:t>
+      </w:r>
+      <w:proofErr w:type="spellEnd"/>
+      <w:r>
+        <w:rPr>
+          <w:rFonts w:ascii="Courier New" w:eastAsia="Times New Roman" w:hAnsi="Courier New" w:cs="Courier New"/>
+          <w:color w:val="000000"/>
+          <w:szCs w:val="20"/>
+          <w:lang w:eastAsia="en-IN"/>
+        </w:rPr>
+        <w:t xml:space="preserve"> </w:t>
       </w:r>
       <w:r>
         <w:rPr>
@@ -6100,8 +6724,19 @@
           <w:szCs w:val="20"/>
           <w:lang w:eastAsia="en-IN"/>
         </w:rPr>
-        <w:t xml:space="preserve"> arr</w:t>
-      </w:r>
+        <w:t xml:space="preserve"> </w:t>
+      </w:r>
+      <w:proofErr w:type="spellStart"/>
+      <w:r>
+        <w:rPr>
+          <w:rFonts w:ascii="Courier New" w:eastAsia="Times New Roman" w:hAnsi="Courier New" w:cs="Courier New"/>
+          <w:color w:val="000000"/>
+          <w:szCs w:val="20"/>
+          <w:lang w:eastAsia="en-IN"/>
+        </w:rPr>
+        <w:t>arr</w:t>
+      </w:r>
+      <w:proofErr w:type="spellEnd"/>
       <w:r>
         <w:rPr>
           <w:rFonts w:ascii="Courier New" w:eastAsia="Times New Roman" w:hAnsi="Courier New" w:cs="Courier New"/>
@@ -6113,6 +6748,7 @@
         </w:rPr>
         <w:t>[</w:t>
       </w:r>
+      <w:proofErr w:type="spellStart"/>
       <w:r>
         <w:rPr>
           <w:rFonts w:ascii="Courier New" w:eastAsia="Times New Roman" w:hAnsi="Courier New" w:cs="Courier New"/>
@@ -6122,6 +6758,7 @@
         </w:rPr>
         <w:t>i</w:t>
       </w:r>
+      <w:proofErr w:type="spellEnd"/>
       <w:r>
         <w:rPr>
           <w:rFonts w:ascii="Courier New" w:eastAsia="Times New Roman" w:hAnsi="Courier New" w:cs="Courier New"/>
@@ -6219,7 +6856,27 @@
           <w:szCs w:val="20"/>
           <w:lang w:eastAsia="en-IN"/>
         </w:rPr>
-        <w:t xml:space="preserve">    cout </w:t>
+        <w:t xml:space="preserve">    </w:t>
+      </w:r>
+      <w:proofErr w:type="spellStart"/>
+      <w:r>
+        <w:rPr>
+          <w:rFonts w:ascii="Courier New" w:eastAsia="Times New Roman" w:hAnsi="Courier New" w:cs="Courier New"/>
+          <w:color w:val="000000"/>
+          <w:szCs w:val="20"/>
+          <w:lang w:eastAsia="en-IN"/>
+        </w:rPr>
+        <w:t>cout</w:t>
+      </w:r>
+      <w:proofErr w:type="spellEnd"/>
+      <w:r>
+        <w:rPr>
+          <w:rFonts w:ascii="Courier New" w:eastAsia="Times New Roman" w:hAnsi="Courier New" w:cs="Courier New"/>
+          <w:color w:val="000000"/>
+          <w:szCs w:val="20"/>
+          <w:lang w:eastAsia="en-IN"/>
+        </w:rPr>
+        <w:t xml:space="preserve"> </w:t>
       </w:r>
       <w:r>
         <w:rPr>
@@ -6239,7 +6896,27 @@
           <w:szCs w:val="20"/>
           <w:lang w:eastAsia="en-IN"/>
         </w:rPr>
-        <w:t xml:space="preserve"> endl </w:t>
+        <w:t xml:space="preserve"> </w:t>
+      </w:r>
+      <w:proofErr w:type="spellStart"/>
+      <w:r>
+        <w:rPr>
+          <w:rFonts w:ascii="Courier New" w:eastAsia="Times New Roman" w:hAnsi="Courier New" w:cs="Courier New"/>
+          <w:color w:val="000000"/>
+          <w:szCs w:val="20"/>
+          <w:lang w:eastAsia="en-IN"/>
+        </w:rPr>
+        <w:t>endl</w:t>
+      </w:r>
+      <w:proofErr w:type="spellEnd"/>
+      <w:r>
+        <w:rPr>
+          <w:rFonts w:ascii="Courier New" w:eastAsia="Times New Roman" w:hAnsi="Courier New" w:cs="Courier New"/>
+          <w:color w:val="000000"/>
+          <w:szCs w:val="20"/>
+          <w:lang w:eastAsia="en-IN"/>
+        </w:rPr>
+        <w:t xml:space="preserve"> </w:t>
       </w:r>
       <w:r>
         <w:rPr>
@@ -6361,7 +7038,6 @@
           <w:szCs w:val="20"/>
           <w:lang w:eastAsia="en-IN"/>
         </w:rPr>
-        <w:lastRenderedPageBreak/>
         <w:t>}</w:t>
       </w:r>
     </w:p>
@@ -6400,32 +7076,62 @@
         <w:rPr>
           <w:lang w:val="en-US"/>
         </w:rPr>
-        <w:t>‘i’ , ‘n-1-i’</w:t>
-      </w:r>
-      <w:r>
-        <w:rPr>
-          <w:lang w:val="en-US"/>
-        </w:rPr>
-        <w:t xml:space="preserve"> ,  i&gt;=n/2</w:t>
-      </w:r>
-      <w:r>
-        <w:rPr>
-          <w:lang w:val="en-US"/>
-        </w:rPr>
-        <w:t xml:space="preserve"> will be the </w:t>
-      </w:r>
-      <w:r>
-        <w:rPr>
-          <w:lang w:val="en-US"/>
-        </w:rPr>
-        <w:t xml:space="preserve"> </w:t>
-      </w:r>
+        <w:t>‘</w:t>
+      </w:r>
+      <w:proofErr w:type="spellStart"/>
+      <w:r>
+        <w:rPr>
+          <w:lang w:val="en-US"/>
+        </w:rPr>
+        <w:t>i</w:t>
+      </w:r>
+      <w:proofErr w:type="spellEnd"/>
+      <w:r>
+        <w:rPr>
+          <w:lang w:val="en-US"/>
+        </w:rPr>
+        <w:t>’ , ‘n-1-i’</w:t>
+      </w:r>
+      <w:r>
+        <w:rPr>
+          <w:lang w:val="en-US"/>
+        </w:rPr>
+        <w:t xml:space="preserve"> ,  </w:t>
+      </w:r>
+      <w:proofErr w:type="spellStart"/>
+      <w:r>
+        <w:rPr>
+          <w:lang w:val="en-US"/>
+        </w:rPr>
+        <w:t>i</w:t>
+      </w:r>
+      <w:proofErr w:type="spellEnd"/>
+      <w:r>
+        <w:rPr>
+          <w:lang w:val="en-US"/>
+        </w:rPr>
+        <w:t>&gt;=n/2</w:t>
+      </w:r>
+      <w:r>
+        <w:rPr>
+          <w:lang w:val="en-US"/>
+        </w:rPr>
+        <w:t xml:space="preserve"> will be the</w:t>
+      </w:r>
+      <w:r>
+        <w:rPr>
+          <w:lang w:val="en-US"/>
+        </w:rPr>
+        <w:t xml:space="preserve"> </w:t>
+      </w:r>
+      <w:proofErr w:type="spellStart"/>
       <w:r>
         <w:rPr>
           <w:lang w:val="en-US"/>
         </w:rPr>
         <w:t>basecondition</w:t>
       </w:r>
+      <w:proofErr w:type="spellEnd"/>
       <w:r>
         <w:rPr>
           <w:lang w:val="en-US"/>
@@ -6440,17 +7146,469 @@
           <w:lang w:val="en-US"/>
         </w:rPr>
       </w:pPr>
+      <w:proofErr w:type="spellStart"/>
+      <w:r>
+        <w:rPr>
+          <w:lang w:val="en-US"/>
+        </w:rPr>
+        <w:t>Fibonnaci</w:t>
+      </w:r>
+      <w:proofErr w:type="spellEnd"/>
+      <w:r>
+        <w:rPr>
+          <w:lang w:val="en-US"/>
+        </w:rPr>
+        <w:t xml:space="preserve"> series</w:t>
+      </w:r>
+    </w:p>
+    <w:p>
+      <w:pPr>
+        <w:rPr>
+          <w:lang w:val="en-US"/>
+        </w:rPr>
+      </w:pPr>
+    </w:p>
+    <w:p>
+      <w:pPr>
+        <w:rPr>
+          <w:lang w:val="en-US"/>
+        </w:rPr>
+      </w:pPr>
+      <w:r>
+        <w:rPr>
+          <w:lang w:val="en-US"/>
+        </w:rPr>
+        <w:t xml:space="preserve">   // Recursive method to find the nth Fibonacci number</w:t>
+      </w:r>
+    </w:p>
+    <w:p>
+      <w:pPr>
+        <w:rPr>
+          <w:lang w:val="en-US"/>
+        </w:rPr>
+      </w:pPr>
+      <w:r>
+        <w:rPr>
+          <w:lang w:val="en-US"/>
+        </w:rPr>
+        <w:t xml:space="preserve">    public static int </w:t>
+      </w:r>
+      <w:proofErr w:type="spellStart"/>
+      <w:r>
+        <w:rPr>
+          <w:lang w:val="en-US"/>
+        </w:rPr>
+        <w:t>getFibonacci</w:t>
+      </w:r>
+      <w:proofErr w:type="spellEnd"/>
+      <w:r>
+        <w:rPr>
+          <w:lang w:val="en-US"/>
+        </w:rPr>
+        <w:t>(int n) {</w:t>
+      </w:r>
+    </w:p>
+    <w:p>
+      <w:pPr>
+        <w:rPr>
+          <w:lang w:val="en-US"/>
+        </w:rPr>
+      </w:pPr>
+      <w:r>
+        <w:rPr>
+          <w:lang w:val="en-US"/>
+        </w:rPr>
+        <w:t xml:space="preserve">        // Base cases: F(0) = 0, F(1) = 1</w:t>
+      </w:r>
+    </w:p>
+    <w:p>
+      <w:pPr>
+        <w:rPr>
+          <w:lang w:val="en-US"/>
+        </w:rPr>
+      </w:pPr>
+      <w:r>
+        <w:rPr>
+          <w:lang w:val="en-US"/>
+        </w:rPr>
+        <w:t xml:space="preserve">        if (n &lt;= 1) {</w:t>
+      </w:r>
+    </w:p>
+    <w:p>
+      <w:pPr>
+        <w:rPr>
+          <w:lang w:val="en-US"/>
+        </w:rPr>
+      </w:pPr>
+      <w:r>
+        <w:rPr>
+          <w:lang w:val="en-US"/>
+        </w:rPr>
+        <w:t xml:space="preserve">            return n;</w:t>
+      </w:r>
+    </w:p>
+    <w:p>
+      <w:pPr>
+        <w:rPr>
+          <w:lang w:val="en-US"/>
+        </w:rPr>
+      </w:pPr>
+      <w:r>
+        <w:rPr>
+          <w:lang w:val="en-US"/>
+        </w:rPr>
+        <w:t xml:space="preserve">        }</w:t>
+      </w:r>
+    </w:p>
+    <w:p>
+      <w:pPr>
+        <w:rPr>
+          <w:lang w:val="en-US"/>
+        </w:rPr>
+      </w:pPr>
+      <w:r>
+        <w:rPr>
+          <w:lang w:val="en-US"/>
+        </w:rPr>
+        <w:t xml:space="preserve">        // Recursive step: F(n) = F(n-1) + F(n-2)</w:t>
+      </w:r>
+    </w:p>
+    <w:p>
+      <w:pPr>
+        <w:rPr>
+          <w:lang w:val="en-US"/>
+        </w:rPr>
+      </w:pPr>
+      <w:r>
+        <w:rPr>
+          <w:lang w:val="en-US"/>
+        </w:rPr>
+        <w:t xml:space="preserve">        return </w:t>
+      </w:r>
+      <w:proofErr w:type="spellStart"/>
+      <w:r>
+        <w:rPr>
+          <w:lang w:val="en-US"/>
+        </w:rPr>
+        <w:t>getFibonacci</w:t>
+      </w:r>
+      <w:proofErr w:type="spellEnd"/>
+      <w:r>
+        <w:rPr>
+          <w:lang w:val="en-US"/>
+        </w:rPr>
+        <w:t xml:space="preserve">(n - 1) + </w:t>
+      </w:r>
+      <w:proofErr w:type="spellStart"/>
+      <w:r>
+        <w:rPr>
+          <w:lang w:val="en-US"/>
+        </w:rPr>
+        <w:t>getFibonacci</w:t>
+      </w:r>
+      <w:proofErr w:type="spellEnd"/>
+      <w:r>
+        <w:rPr>
+          <w:lang w:val="en-US"/>
+        </w:rPr>
+        <w:t>(n - 2);</w:t>
+      </w:r>
+    </w:p>
+    <w:p>
+      <w:pPr>
+        <w:rPr>
+          <w:lang w:val="en-US"/>
+        </w:rPr>
+      </w:pPr>
+      <w:r>
+        <w:rPr>
+          <w:lang w:val="en-US"/>
+        </w:rPr>
+        <w:t xml:space="preserve">    }</w:t>
+      </w:r>
+    </w:p>
+    <w:p>
+      <w:pPr>
+        <w:rPr>
+          <w:lang w:val="en-US"/>
+        </w:rPr>
+      </w:pPr>
+    </w:p>
+    <w:p>
+      <w:pPr>
+        <w:rPr>
+          <w:lang w:val="en-US"/>
+        </w:rPr>
+      </w:pPr>
+      <w:r>
+        <w:rPr>
+          <w:lang w:val="en-US"/>
+        </w:rPr>
+        <w:t xml:space="preserve">    public static void main(String[] </w:t>
+      </w:r>
+      <w:proofErr w:type="spellStart"/>
+      <w:r>
+        <w:rPr>
+          <w:lang w:val="en-US"/>
+        </w:rPr>
+        <w:t>args</w:t>
+      </w:r>
+      <w:proofErr w:type="spellEnd"/>
+      <w:r>
+        <w:rPr>
+          <w:lang w:val="en-US"/>
+        </w:rPr>
+        <w:t xml:space="preserve">) throws </w:t>
+      </w:r>
+      <w:proofErr w:type="spellStart"/>
+      <w:r>
+        <w:rPr>
+          <w:lang w:val="en-US"/>
+        </w:rPr>
+        <w:t>IOException</w:t>
+      </w:r>
+      <w:proofErr w:type="spellEnd"/>
+      <w:r>
+        <w:rPr>
+          <w:lang w:val="en-US"/>
+        </w:rPr>
+        <w:t xml:space="preserve">  {</w:t>
+      </w:r>
+    </w:p>
+    <w:p>
+      <w:pPr>
+        <w:rPr>
+          <w:lang w:val="en-US"/>
+        </w:rPr>
+      </w:pPr>
+      <w:r>
+        <w:rPr>
+          <w:lang w:val="en-US"/>
+        </w:rPr>
+        <w:t xml:space="preserve">        initialize(); </w:t>
+      </w:r>
+    </w:p>
+    <w:p>
+      <w:pPr>
+        <w:rPr>
+          <w:lang w:val="en-US"/>
+        </w:rPr>
+      </w:pPr>
+      <w:r>
+        <w:rPr>
+          <w:lang w:val="en-US"/>
+        </w:rPr>
+        <w:t xml:space="preserve">        int terms = 10; // Number of terms to print</w:t>
+      </w:r>
+    </w:p>
+    <w:p>
+      <w:pPr>
+        <w:rPr>
+          <w:lang w:val="en-US"/>
+        </w:rPr>
+      </w:pPr>
+      <w:r>
+        <w:rPr>
+          <w:lang w:val="en-US"/>
+        </w:rPr>
+        <w:t xml:space="preserve">        </w:t>
+      </w:r>
+      <w:proofErr w:type="spellStart"/>
+      <w:r>
+        <w:rPr>
+          <w:lang w:val="en-US"/>
+        </w:rPr>
+        <w:t>System.out.println</w:t>
+      </w:r>
+      <w:proofErr w:type="spellEnd"/>
+      <w:r>
+        <w:rPr>
+          <w:lang w:val="en-US"/>
+        </w:rPr>
+        <w:t>("Fibonacci Series up to " + terms + " terms:");</w:t>
+      </w:r>
+    </w:p>
+    <w:p>
+      <w:pPr>
+        <w:rPr>
+          <w:lang w:val="en-US"/>
+        </w:rPr>
+      </w:pPr>
+      <w:r>
+        <w:rPr>
+          <w:lang w:val="en-US"/>
+        </w:rPr>
+        <w:t xml:space="preserve">        for (int </w:t>
+      </w:r>
+      <w:proofErr w:type="spellStart"/>
+      <w:r>
+        <w:rPr>
+          <w:lang w:val="en-US"/>
+        </w:rPr>
+        <w:t>i</w:t>
+      </w:r>
+      <w:proofErr w:type="spellEnd"/>
+      <w:r>
+        <w:rPr>
+          <w:lang w:val="en-US"/>
+        </w:rPr>
+        <w:t xml:space="preserve"> = 0; </w:t>
+      </w:r>
+      <w:proofErr w:type="spellStart"/>
+      <w:r>
+        <w:rPr>
+          <w:lang w:val="en-US"/>
+        </w:rPr>
+        <w:t>i</w:t>
+      </w:r>
+      <w:proofErr w:type="spellEnd"/>
+      <w:r>
+        <w:rPr>
+          <w:lang w:val="en-US"/>
+        </w:rPr>
+        <w:t xml:space="preserve"> &lt; terms; </w:t>
+      </w:r>
+      <w:proofErr w:type="spellStart"/>
+      <w:r>
+        <w:rPr>
+          <w:lang w:val="en-US"/>
+        </w:rPr>
+        <w:t>i</w:t>
+      </w:r>
+      <w:proofErr w:type="spellEnd"/>
+      <w:r>
+        <w:rPr>
+          <w:lang w:val="en-US"/>
+        </w:rPr>
+        <w:t>++) {</w:t>
+      </w:r>
+    </w:p>
+    <w:p>
+      <w:pPr>
+        <w:rPr>
+          <w:lang w:val="en-US"/>
+        </w:rPr>
+      </w:pPr>
+      <w:r>
+        <w:rPr>
+          <w:lang w:val="en-US"/>
+        </w:rPr>
+        <w:t xml:space="preserve">            </w:t>
+      </w:r>
+      <w:proofErr w:type="spellStart"/>
+      <w:r>
+        <w:rPr>
+          <w:lang w:val="en-US"/>
+        </w:rPr>
+        <w:t>System.out.print</w:t>
+      </w:r>
+      <w:proofErr w:type="spellEnd"/>
+      <w:r>
+        <w:rPr>
+          <w:lang w:val="en-US"/>
+        </w:rPr>
+        <w:t>(</w:t>
+      </w:r>
+      <w:proofErr w:type="spellStart"/>
+      <w:r>
+        <w:rPr>
+          <w:lang w:val="en-US"/>
+        </w:rPr>
+        <w:t>getFibonacci</w:t>
+      </w:r>
+      <w:proofErr w:type="spellEnd"/>
+      <w:r>
+        <w:rPr>
+          <w:lang w:val="en-US"/>
+        </w:rPr>
+        <w:t>(</w:t>
+      </w:r>
+      <w:proofErr w:type="spellStart"/>
+      <w:r>
+        <w:rPr>
+          <w:lang w:val="en-US"/>
+        </w:rPr>
+        <w:t>i</w:t>
+      </w:r>
+      <w:proofErr w:type="spellEnd"/>
+      <w:r>
+        <w:rPr>
+          <w:lang w:val="en-US"/>
+        </w:rPr>
+        <w:t>) + " ");</w:t>
+      </w:r>
+    </w:p>
+    <w:p>
+      <w:pPr>
+        <w:rPr>
+          <w:lang w:val="en-US"/>
+        </w:rPr>
+      </w:pPr>
+      <w:r>
+        <w:rPr>
+          <w:lang w:val="en-US"/>
+        </w:rPr>
+        <w:t xml:space="preserve">        }</w:t>
+      </w:r>
+    </w:p>
+    <w:p>
+      <w:pPr>
+        <w:rPr>
+          <w:lang w:val="en-US"/>
+        </w:rPr>
+      </w:pPr>
+      <w:r>
+        <w:rPr>
+          <w:lang w:val="en-US"/>
+        </w:rPr>
+        <w:t xml:space="preserve">        close() ;</w:t>
+      </w:r>
+    </w:p>
+    <w:p>
+      <w:pPr>
+        <w:rPr>
+          <w:lang w:val="en-US"/>
+        </w:rPr>
+      </w:pPr>
+      <w:r>
+        <w:rPr>
+          <w:lang w:val="en-US"/>
+        </w:rPr>
+        <w:t xml:space="preserve">    }</w:t>
+      </w:r>
+    </w:p>
+    <w:p>
+      <w:pPr>
+        <w:rPr>
+          <w:lang w:val="en-US"/>
+        </w:rPr>
+      </w:pPr>
+    </w:p>
+    <w:p>
+      <w:pPr>
+        <w:rPr>
+          <w:lang w:val="en-US"/>
+        </w:rPr>
+      </w:pPr>
       <w:r>
         <w:rPr>
           <w:lang w:val="en-US"/>
         </w:rPr>
         <w:t xml:space="preserve">Time Complexity of the </w:t>
       </w:r>
-      <w:r>
-        <w:rPr>
-          <w:lang w:val="en-US"/>
-        </w:rPr>
-        <w:t>Fibonnaci Series :</w:t>
+      <w:proofErr w:type="spellStart"/>
+      <w:r>
+        <w:rPr>
+          <w:lang w:val="en-US"/>
+        </w:rPr>
+        <w:t>Fibonnaci</w:t>
+      </w:r>
+      <w:proofErr w:type="spellEnd"/>
+      <w:r>
+        <w:rPr>
+          <w:lang w:val="en-US"/>
+        </w:rPr>
+        <w:t xml:space="preserve"> Series :</w:t>
       </w:r>
     </w:p>
     <w:p>
@@ -6495,7 +7653,13 @@
         <w:rPr>
           <w:lang w:val="en-US"/>
         </w:rPr>
-        <w:t xml:space="preserve">Simply , at each node in the tree there are </w:t>
+        <w:t>Simply,</w:t>
+      </w:r>
+      <w:r>
+        <w:rPr>
+          <w:lang w:val="en-US"/>
+        </w:rPr>
+        <w:t xml:space="preserve"> at each node in the tree there are </w:t>
       </w:r>
       <w:r>
         <w:rPr>
@@ -6638,12 +7802,6 @@
         <w:rPr>
           <w:lang w:val="en-US"/>
         </w:rPr>
-        <w:t xml:space="preserve">Printing </w:t>
-      </w:r>
-      <w:r>
-        <w:rPr>
-          <w:lang w:val="en-US"/>
-        </w:rPr>
         <w:t>S</w:t>
       </w:r>
       <w:r>
@@ -6667,139 +7825,148 @@
     </w:p>
     <w:p>
       <w:pPr>
-        <w:rPr>
-          <w:lang w:val="en-US"/>
-        </w:rPr>
-      </w:pPr>
-      <w:r>
-        <w:rPr>
-          <w:lang w:val="en-US"/>
-        </w:rPr>
-        <w:t>Let us say given arr[] = {3 , 2 , 1 }</w:t>
-      </w:r>
-      <w:r>
-        <w:rPr>
-          <w:lang w:val="en-US"/>
-        </w:rPr>
-        <w:t xml:space="preserve"> , then all the subsequnces of that would be </w:t>
-      </w:r>
-    </w:p>
-    <w:p>
-      <w:pPr>
-        <w:rPr>
-          <w:lang w:val="en-US"/>
-        </w:rPr>
-      </w:pPr>
-      <w:r>
-        <w:rPr>
-          <w:lang w:val="en-US"/>
-        </w:rPr>
-        <w:t xml:space="preserve">{} </w:t>
-      </w:r>
-    </w:p>
-    <w:p>
-      <w:pPr>
-        <w:rPr>
-          <w:lang w:val="en-US"/>
-        </w:rPr>
-      </w:pPr>
-      <w:r>
-        <w:rPr>
-          <w:lang w:val="en-US"/>
-        </w:rPr>
-        <w:t xml:space="preserve">3  </w:t>
-      </w:r>
-    </w:p>
-    <w:p>
-      <w:pPr>
-        <w:rPr>
-          <w:lang w:val="en-US"/>
-        </w:rPr>
-      </w:pPr>
-      <w:r>
-        <w:rPr>
-          <w:lang w:val="en-US"/>
-        </w:rPr>
-        <w:t xml:space="preserve">2 </w:t>
-      </w:r>
-    </w:p>
-    <w:p>
-      <w:pPr>
-        <w:rPr>
-          <w:lang w:val="en-US"/>
-        </w:rPr>
-      </w:pPr>
-      <w:r>
-        <w:rPr>
-          <w:lang w:val="en-US"/>
-        </w:rPr>
-        <w:t xml:space="preserve">1  </w:t>
-      </w:r>
-    </w:p>
-    <w:p>
-      <w:pPr>
-        <w:rPr>
-          <w:lang w:val="en-US"/>
-        </w:rPr>
-      </w:pPr>
-      <w:r>
-        <w:rPr>
-          <w:lang w:val="en-US"/>
-        </w:rPr>
-        <w:t>3 2</w:t>
-      </w:r>
-    </w:p>
-    <w:p>
-      <w:pPr>
-        <w:rPr>
-          <w:lang w:val="en-US"/>
-        </w:rPr>
-      </w:pPr>
-      <w:r>
-        <w:rPr>
-          <w:lang w:val="en-US"/>
-        </w:rPr>
-        <w:t>3 1</w:t>
-      </w:r>
-    </w:p>
-    <w:p>
-      <w:pPr>
-        <w:rPr>
-          <w:lang w:val="en-US"/>
-        </w:rPr>
-      </w:pPr>
-      <w:r>
-        <w:rPr>
-          <w:lang w:val="en-US"/>
-        </w:rPr>
-        <w:t>2 1</w:t>
-      </w:r>
-    </w:p>
-    <w:p>
-      <w:pPr>
-        <w:rPr>
-          <w:lang w:val="en-US"/>
-        </w:rPr>
-      </w:pPr>
-      <w:r>
-        <w:rPr>
-          <w:lang w:val="en-US"/>
-        </w:rPr>
-        <w:t>3 2 1</w:t>
-      </w:r>
-    </w:p>
-    <w:p>
-      <w:pPr>
-        <w:rPr>
-          <w:lang w:val="en-US"/>
-        </w:rPr>
-      </w:pPr>
-      <w:r>
-        <w:rPr>
-          <w:lang w:val="en-US"/>
-        </w:rPr>
-        <w:t xml:space="preserve"> </w:t>
-      </w:r>
+        <w:pStyle w:val="Heading2"/>
+        <w:rPr>
+          <w:lang w:val="en-US"/>
+        </w:rPr>
+      </w:pPr>
+      <w:r>
+        <w:rPr>
+          <w:lang w:val="en-US"/>
+        </w:rPr>
+        <w:t>Print all subsequences of an array</w:t>
+      </w:r>
+    </w:p>
+    <w:p>
+      <w:pPr>
+        <w:rPr>
+          <w:lang w:val="en-US"/>
+        </w:rPr>
+      </w:pPr>
+      <w:r>
+        <w:rPr>
+          <w:lang w:val="en-US"/>
+        </w:rPr>
+        <w:t xml:space="preserve">Let us say given </w:t>
+      </w:r>
+      <w:proofErr w:type="spellStart"/>
+      <w:r>
+        <w:rPr>
+          <w:lang w:val="en-US"/>
+        </w:rPr>
+        <w:t>arr</w:t>
+      </w:r>
+      <w:proofErr w:type="spellEnd"/>
+      <w:r>
+        <w:rPr>
+          <w:lang w:val="en-US"/>
+        </w:rPr>
+        <w:t>[] = {</w:t>
+      </w:r>
+      <w:r>
+        <w:rPr>
+          <w:lang w:val="en-US"/>
+        </w:rPr>
+        <w:t>1 , 2 ,3</w:t>
+      </w:r>
+      <w:r>
+        <w:rPr>
+          <w:lang w:val="en-US"/>
+        </w:rPr>
+        <w:t xml:space="preserve"> }</w:t>
+      </w:r>
+      <w:r>
+        <w:rPr>
+          <w:lang w:val="en-US"/>
+        </w:rPr>
+        <w:t xml:space="preserve"> , then all the </w:t>
+      </w:r>
+      <w:r>
+        <w:rPr>
+          <w:lang w:val="en-US"/>
+        </w:rPr>
+        <w:t>subsequences</w:t>
+      </w:r>
+      <w:r>
+        <w:rPr>
+          <w:lang w:val="en-US"/>
+        </w:rPr>
+        <w:t xml:space="preserve"> of that would be </w:t>
+      </w:r>
+    </w:p>
+    <w:p>
+      <w:pPr>
+        <w:rPr>
+          <w:lang w:val="en-US"/>
+        </w:rPr>
+      </w:pPr>
+      <w:r>
+        <w:rPr>
+          <w:lang w:val="en-US"/>
+        </w:rPr>
+        <w:drawing>
+          <wp:inline distT="0" distB="0" distL="0" distR="0" wp14:anchorId="5F346105" wp14:editId="2B64F67B">
+            <wp:extent cx="5731510" cy="2931160"/>
+            <wp:effectExtent l="0" t="0" r="2540" b="2540"/>
+            <wp:docPr id="836044392" name="Picture 1"/>
+            <wp:cNvGraphicFramePr>
+              <a:graphicFrameLocks xmlns:a="http://schemas.openxmlformats.org/drawingml/2006/main" noChangeAspect="1"/>
+            </wp:cNvGraphicFramePr>
+            <a:graphic xmlns:a="http://schemas.openxmlformats.org/drawingml/2006/main">
+              <a:graphicData uri="http://schemas.openxmlformats.org/drawingml/2006/picture">
+                <pic:pic xmlns:pic="http://schemas.openxmlformats.org/drawingml/2006/picture">
+                  <pic:nvPicPr>
+                    <pic:cNvPr id="836044392" name=""/>
+                    <pic:cNvPicPr/>
+                  </pic:nvPicPr>
+                  <pic:blipFill>
+                    <a:blip r:embed="rId7"/>
+                    <a:stretch>
+                      <a:fillRect/>
+                    </a:stretch>
+                  </pic:blipFill>
+                  <pic:spPr>
+                    <a:xfrm>
+                      <a:off x="0" y="0"/>
+                      <a:ext cx="5731510" cy="2931160"/>
+                    </a:xfrm>
+                    <a:prstGeom prst="rect">
+                      <a:avLst/>
+                    </a:prstGeom>
+                  </pic:spPr>
+                </pic:pic>
+              </a:graphicData>
+            </a:graphic>
+          </wp:inline>
+        </w:drawing>
+      </w:r>
+    </w:p>
+    <w:p>
+      <w:pPr>
+        <w:rPr>
+          <w:lang w:val="en-US"/>
+        </w:rPr>
+      </w:pPr>
+      <w:r>
+        <w:rPr>
+          <w:lang w:val="en-US"/>
+        </w:rPr>
+        <w:t xml:space="preserve"> </w:t>
+      </w:r>
+    </w:p>
+    <w:p>
+      <w:pPr>
+        <w:rPr>
+          <w:lang w:val="en-US"/>
+        </w:rPr>
+      </w:pPr>
+    </w:p>
+    <w:p>
+      <w:pPr>
+        <w:rPr>
+          <w:lang w:val="en-US"/>
+        </w:rPr>
+      </w:pPr>
     </w:p>
     <w:p>
       <w:pPr>
@@ -6818,41 +7985,99 @@
         <w:rPr>
           <w:lang w:val="en-US"/>
         </w:rPr>
-        <w:t xml:space="preserve"> on Subsequnces </w:t>
-      </w:r>
-    </w:p>
-    <w:p>
-      <w:pPr>
-        <w:rPr>
-          <w:lang w:val="en-US"/>
-        </w:rPr>
-      </w:pPr>
-      <w:r>
-        <w:rPr>
-          <w:lang w:val="en-US"/>
-        </w:rPr>
-        <w:t>This can be achived using the take/not-take approach</w:t>
-      </w:r>
-      <w:r>
-        <w:rPr>
-          <w:lang w:val="en-US"/>
-        </w:rPr>
-        <w:t xml:space="preserve"> , in one recursion call we will add the current element and in the another recursion call we will not add that.</w:t>
-      </w:r>
-    </w:p>
-    <w:p>
-      <w:pPr>
-        <w:rPr>
-          <w:lang w:val="en-US"/>
-        </w:rPr>
-      </w:pPr>
-      <w:r>
-        <w:rPr>
-          <w:b/>
-          <w:bCs/>
-          <w:lang w:val="en-US"/>
-        </w:rPr>
-        <w:t>Time complexity :</w:t>
+        <w:t xml:space="preserve"> on </w:t>
+      </w:r>
+      <w:proofErr w:type="spellStart"/>
+      <w:r>
+        <w:rPr>
+          <w:lang w:val="en-US"/>
+        </w:rPr>
+        <w:t>Subsequnces</w:t>
+      </w:r>
+      <w:proofErr w:type="spellEnd"/>
+      <w:r>
+        <w:rPr>
+          <w:lang w:val="en-US"/>
+        </w:rPr>
+        <w:t xml:space="preserve"> </w:t>
+      </w:r>
+    </w:p>
+    <w:p>
+      <w:pPr>
+        <w:rPr>
+          <w:lang w:val="en-US"/>
+        </w:rPr>
+      </w:pPr>
+      <w:r>
+        <w:rPr>
+          <w:lang w:val="en-US"/>
+        </w:rPr>
+        <w:t xml:space="preserve">This can be </w:t>
+      </w:r>
+      <w:r>
+        <w:rPr>
+          <w:lang w:val="en-US"/>
+        </w:rPr>
+        <w:t>achieved</w:t>
+      </w:r>
+      <w:r>
+        <w:rPr>
+          <w:lang w:val="en-US"/>
+        </w:rPr>
+        <w:t xml:space="preserve"> using the take/not-take </w:t>
+      </w:r>
+      <w:r>
+        <w:rPr>
+          <w:lang w:val="en-US"/>
+        </w:rPr>
+        <w:t>approach,</w:t>
+      </w:r>
+      <w:r>
+        <w:rPr>
+          <w:lang w:val="en-US"/>
+        </w:rPr>
+        <w:t xml:space="preserve"> in one recursion call we will add the current element </w:t>
+      </w:r>
+      <w:r>
+        <w:rPr>
+          <w:lang w:val="en-US"/>
+        </w:rPr>
+        <w:t xml:space="preserve">and, in another </w:t>
+      </w:r>
+      <w:r>
+        <w:rPr>
+          <w:lang w:val="en-US"/>
+        </w:rPr>
+        <w:t>recursion</w:t>
+      </w:r>
+      <w:r>
+        <w:rPr>
+          <w:lang w:val="en-US"/>
+        </w:rPr>
+        <w:t xml:space="preserve"> call we will not add that.</w:t>
+      </w:r>
+    </w:p>
+    <w:p>
+      <w:pPr>
+        <w:rPr>
+          <w:lang w:val="en-US"/>
+        </w:rPr>
+      </w:pPr>
+      <w:r>
+        <w:rPr>
+          <w:b/>
+          <w:bCs/>
+          <w:lang w:val="en-US"/>
+        </w:rPr>
+        <w:t xml:space="preserve">Time </w:t>
+      </w:r>
+      <w:r>
+        <w:rPr>
+          <w:b/>
+          <w:bCs/>
+          <w:lang w:val="en-US"/>
+        </w:rPr>
+        <w:t>complexity:</w:t>
       </w:r>
       <w:r>
         <w:rPr>
@@ -6864,32 +8089,720 @@
         <w:rPr>
           <w:lang w:val="en-US"/>
         </w:rPr>
-        <w:t xml:space="preserve"> x n </w:t>
-      </w:r>
-      <w:r>
-        <w:rPr>
-          <w:lang w:val="en-US"/>
-        </w:rPr>
-        <w:t xml:space="preserve"> as for every element there are tow choices </w:t>
-      </w:r>
-      <w:r>
-        <w:rPr>
-          <w:lang w:val="en-US"/>
-        </w:rPr>
-        <w:t>either to pick or not to pic</w:t>
-      </w:r>
-      <w:r>
-        <w:rPr>
-          <w:lang w:val="en-US"/>
-        </w:rPr>
-        <w:t>k , n is nearly for printing the answer</w:t>
-      </w:r>
-      <w:r>
-        <w:rPr>
-          <w:lang w:val="en-US"/>
-        </w:rPr>
-        <w:t xml:space="preserve"> in the for loop.</w:t>
-      </w:r>
+        <w:t xml:space="preserve"> x </w:t>
+      </w:r>
+      <w:r>
+        <w:rPr>
+          <w:lang w:val="en-US"/>
+        </w:rPr>
+        <w:t>n as</w:t>
+      </w:r>
+      <w:r>
+        <w:rPr>
+          <w:lang w:val="en-US"/>
+        </w:rPr>
+        <w:t xml:space="preserve"> for every element there are tw</w:t>
+      </w:r>
+      <w:r>
+        <w:rPr>
+          <w:lang w:val="en-US"/>
+        </w:rPr>
+        <w:t>o</w:t>
+      </w:r>
+      <w:r>
+        <w:rPr>
+          <w:lang w:val="en-US"/>
+        </w:rPr>
+        <w:t xml:space="preserve"> choices </w:t>
+      </w:r>
+      <w:r>
+        <w:rPr>
+          <w:lang w:val="en-US"/>
+        </w:rPr>
+        <w:t xml:space="preserve">either to pick or not to </w:t>
+      </w:r>
+      <w:r>
+        <w:rPr>
+          <w:lang w:val="en-US"/>
+        </w:rPr>
+        <w:t>pick,</w:t>
+      </w:r>
+      <w:r>
+        <w:rPr>
+          <w:lang w:val="en-US"/>
+        </w:rPr>
+        <w:t xml:space="preserve"> n is nearly for</w:t>
+      </w:r>
+      <w:r>
+        <w:rPr>
+          <w:lang w:val="en-US"/>
+        </w:rPr>
+        <w:t xml:space="preserve"> copying the </w:t>
+      </w:r>
+      <w:proofErr w:type="spellStart"/>
+      <w:r>
+        <w:rPr>
+          <w:lang w:val="en-US"/>
+        </w:rPr>
+        <w:t>currList</w:t>
+      </w:r>
+      <w:proofErr w:type="spellEnd"/>
+      <w:r>
+        <w:rPr>
+          <w:lang w:val="en-US"/>
+        </w:rPr>
+        <w:t xml:space="preserve"> to </w:t>
+      </w:r>
+      <w:proofErr w:type="spellStart"/>
+      <w:r>
+        <w:rPr>
+          <w:lang w:val="en-US"/>
+        </w:rPr>
+        <w:t>allSubSeqList</w:t>
+      </w:r>
+      <w:proofErr w:type="spellEnd"/>
+      <w:r>
+        <w:rPr>
+          <w:lang w:val="en-US"/>
+        </w:rPr>
+        <w:t>.</w:t>
+      </w:r>
+    </w:p>
+    <w:p>
+      <w:pPr>
+        <w:rPr>
+          <w:lang w:val="en-US"/>
+        </w:rPr>
+      </w:pPr>
+    </w:p>
+    <w:p>
+      <w:pPr>
+        <w:rPr>
+          <w:lang w:val="en-US"/>
+        </w:rPr>
+      </w:pPr>
+      <w:r>
+        <w:rPr>
+          <w:lang w:val="en-US"/>
+        </w:rPr>
+        <w:t xml:space="preserve">For loop and </w:t>
+      </w:r>
+      <w:r>
+        <w:rPr>
+          <w:lang w:val="en-US"/>
+        </w:rPr>
+        <w:t>r</w:t>
+      </w:r>
+      <w:r>
+        <w:rPr>
+          <w:lang w:val="en-US"/>
+        </w:rPr>
+        <w:t>ecursion</w:t>
+      </w:r>
+    </w:p>
+    <w:p>
+      <w:pPr>
+        <w:rPr>
+          <w:u w:val="single"/>
+          <w:lang w:val="en-US"/>
+        </w:rPr>
+      </w:pPr>
+      <w:r>
+        <w:rPr>
+          <w:u w:val="single"/>
+          <w:lang w:val="en-US"/>
+        </w:rPr>
+        <w:t>Intuition</w:t>
+      </w:r>
+    </w:p>
+    <w:p>
+      <w:pPr>
+        <w:rPr>
+          <w:lang w:val="en-US"/>
+        </w:rPr>
+      </w:pPr>
+      <w:r>
+        <w:t xml:space="preserve">Instead of making a binary decision (Yes/No) </w:t>
+      </w:r>
+      <w:r>
+        <w:t>Take / no</w:t>
+      </w:r>
+      <w:r>
+        <w:t>t</w:t>
+      </w:r>
+      <w:r>
+        <w:t xml:space="preserve"> </w:t>
+      </w:r>
+      <w:r>
+        <w:t xml:space="preserve">Take </w:t>
+      </w:r>
+      <w:r>
+        <w:t xml:space="preserve">on one element, the for-loop makes a </w:t>
+      </w:r>
+      <w:r>
+        <w:rPr>
+          <w:b/>
+          <w:bCs/>
+        </w:rPr>
+        <w:t>multi-choice decision</w:t>
+      </w:r>
+      <w:r>
+        <w:t xml:space="preserve"> among all available choices at that exact moment.</w:t>
+      </w:r>
+    </w:p>
+    <w:p>
+      <w:pPr>
+        <w:rPr>
+          <w:u w:val="single"/>
+          <w:lang w:val="en-US"/>
+        </w:rPr>
+      </w:pPr>
+      <w:r>
+        <w:rPr>
+          <w:u w:val="single"/>
+          <w:lang w:val="en-US"/>
+        </w:rPr>
+        <w:t xml:space="preserve">Time complexity : </w:t>
+      </w:r>
+    </w:p>
+    <w:p>
+      <w:r>
+        <w:t xml:space="preserve">When elements cannot be reused and order doesn't matter (generating unique combinations or subsets), </w:t>
+      </w:r>
+      <w:r>
+        <w:rPr>
+          <w:b/>
+          <w:bCs/>
+        </w:rPr>
+        <w:t xml:space="preserve">the total number of nodes in the recursion tree equals the total number of subsets of an </w:t>
+      </w:r>
+      <m:oMath>
+        <m:r>
+          <w:rPr>
+            <w:rFonts w:ascii="Cambria Math" w:hAnsi="Cambria Math"/>
+          </w:rPr>
+          <m:t>N</m:t>
+        </m:r>
+      </m:oMath>
+      <w:r>
+        <w:rPr>
+          <w:b/>
+          <w:bCs/>
+        </w:rPr>
+        <w:t>-element set</w:t>
+      </w:r>
+      <w:r>
+        <w:t xml:space="preserve">, which is </w:t>
+      </w:r>
+      <m:oMath>
+        <m:sSup>
+          <m:sSupPr>
+            <m:ctrlPr>
+              <w:rPr>
+                <w:rFonts w:ascii="Cambria Math" w:hAnsi="Cambria Math"/>
+              </w:rPr>
+            </m:ctrlPr>
+          </m:sSupPr>
+          <m:e>
+            <m:r>
+              <w:rPr>
+                <w:rFonts w:ascii="Cambria Math" w:hAnsi="Cambria Math"/>
+              </w:rPr>
+              <m:t>2</m:t>
+            </m:r>
+          </m:e>
+          <m:sup>
+            <m:r>
+              <w:rPr>
+                <w:rFonts w:ascii="Cambria Math" w:hAnsi="Cambria Math"/>
+              </w:rPr>
+              <m:t>N</m:t>
+            </m:r>
+          </m:sup>
+        </m:sSup>
+      </m:oMath>
+      <w:r>
+        <w:t>.</w:t>
+      </w:r>
+    </w:p>
+    <w:p/>
+    <w:p>
+      <w:pPr>
+        <w:rPr>
+          <w:rFonts w:eastAsiaTheme="minorEastAsia"/>
+        </w:rPr>
+      </w:pPr>
+      <m:oMathPara>
+        <m:oMath>
+          <m:r>
+            <m:rPr>
+              <m:nor/>
+            </m:rPr>
+            <m:t>Total Tree Nodes</m:t>
+          </m:r>
+          <m:r>
+            <w:rPr>
+              <w:rFonts w:ascii="Cambria Math" w:hAnsi="Cambria Math"/>
+            </w:rPr>
+            <m:t>=1+3+3+1=8=</m:t>
+          </m:r>
+          <m:sSup>
+            <m:sSupPr>
+              <m:ctrlPr>
+                <w:rPr>
+                  <w:rFonts w:ascii="Cambria Math" w:hAnsi="Cambria Math"/>
+                </w:rPr>
+              </m:ctrlPr>
+            </m:sSupPr>
+            <m:e>
+              <m:r>
+                <w:rPr>
+                  <w:rFonts w:ascii="Cambria Math" w:hAnsi="Cambria Math"/>
+                </w:rPr>
+                <m:t>2</m:t>
+              </m:r>
+            </m:e>
+            <m:sup>
+              <m:r>
+                <w:rPr>
+                  <w:rFonts w:ascii="Cambria Math" w:hAnsi="Cambria Math"/>
+                </w:rPr>
+                <m:t>3</m:t>
+              </m:r>
+            </m:sup>
+          </m:sSup>
+        </m:oMath>
+      </m:oMathPara>
+    </w:p>
+    <w:p>
+      <w:pPr>
+        <w:rPr>
+          <w:lang w:val="en-US"/>
+        </w:rPr>
+      </w:pPr>
+    </w:p>
+    <w:p>
+      <w:r>
+        <w:rPr>
+          <w:b/>
+          <w:bCs/>
+        </w:rPr>
+        <w:t>Nodes visited:</w:t>
+      </w:r>
+      <w:r>
+        <w:t xml:space="preserve"> </w:t>
+      </w:r>
+      <m:oMath>
+        <m:sSup>
+          <m:sSupPr>
+            <m:ctrlPr>
+              <w:rPr>
+                <w:rFonts w:ascii="Cambria Math" w:hAnsi="Cambria Math"/>
+              </w:rPr>
+            </m:ctrlPr>
+          </m:sSupPr>
+          <m:e>
+            <m:r>
+              <w:rPr>
+                <w:rFonts w:ascii="Cambria Math" w:hAnsi="Cambria Math"/>
+              </w:rPr>
+              <m:t>2</m:t>
+            </m:r>
+          </m:e>
+          <m:sup>
+            <m:r>
+              <w:rPr>
+                <w:rFonts w:ascii="Cambria Math" w:hAnsi="Cambria Math"/>
+              </w:rPr>
+              <m:t>N</m:t>
+            </m:r>
+          </m:sup>
+        </m:sSup>
+      </m:oMath>
+      <w:r>
+        <w:t xml:space="preserve"> total states.</w:t>
+      </w:r>
+    </w:p>
+    <w:p>
+      <w:r>
+        <w:rPr>
+          <w:b/>
+          <w:bCs/>
+        </w:rPr>
+        <w:t>Work per leaf node:</w:t>
+      </w:r>
+      <w:r>
+        <w:t xml:space="preserve"> Up to </w:t>
+      </w:r>
+      <m:oMath>
+        <m:r>
+          <w:rPr>
+            <w:rFonts w:ascii="Cambria Math" w:hAnsi="Cambria Math"/>
+          </w:rPr>
+          <m:t>O</m:t>
+        </m:r>
+        <m:d>
+          <m:dPr>
+            <m:ctrlPr>
+              <w:rPr>
+                <w:rFonts w:ascii="Cambria Math" w:hAnsi="Cambria Math"/>
+              </w:rPr>
+            </m:ctrlPr>
+          </m:dPr>
+          <m:e>
+            <m:r>
+              <w:rPr>
+                <w:rFonts w:ascii="Cambria Math" w:hAnsi="Cambria Math"/>
+              </w:rPr>
+              <m:t>N</m:t>
+            </m:r>
+          </m:e>
+        </m:d>
+      </m:oMath>
+      <w:r>
+        <w:t xml:space="preserve"> time to copy currList into the final result list.</w:t>
+      </w:r>
+    </w:p>
+    <w:p>
+      <w:r>
+        <w:rPr>
+          <w:b/>
+          <w:bCs/>
+        </w:rPr>
+        <w:t>Total Time Complexity:</w:t>
+      </w:r>
+      <w:r>
+        <w:t xml:space="preserve"> </w:t>
+      </w:r>
+      <m:oMath>
+        <m:r>
+          <w:rPr>
+            <w:rFonts w:ascii="Cambria Math" w:hAnsi="Cambria Math"/>
+          </w:rPr>
+          <m:t>O</m:t>
+        </m:r>
+        <m:d>
+          <m:dPr>
+            <m:ctrlPr>
+              <w:rPr>
+                <w:rFonts w:ascii="Cambria Math" w:hAnsi="Cambria Math"/>
+              </w:rPr>
+            </m:ctrlPr>
+          </m:dPr>
+          <m:e>
+            <m:sSup>
+              <m:sSupPr>
+                <m:ctrlPr>
+                  <w:rPr>
+                    <w:rFonts w:ascii="Cambria Math" w:hAnsi="Cambria Math"/>
+                  </w:rPr>
+                </m:ctrlPr>
+              </m:sSupPr>
+              <m:e>
+                <m:r>
+                  <w:rPr>
+                    <w:rFonts w:ascii="Cambria Math" w:hAnsi="Cambria Math"/>
+                  </w:rPr>
+                  <m:t>2</m:t>
+                </m:r>
+              </m:e>
+              <m:sup>
+                <m:r>
+                  <w:rPr>
+                    <w:rFonts w:ascii="Cambria Math" w:hAnsi="Cambria Math"/>
+                  </w:rPr>
+                  <m:t>N</m:t>
+                </m:r>
+              </m:sup>
+            </m:sSup>
+            <m:r>
+              <w:rPr>
+                <w:rFonts w:ascii="Cambria Math" w:hAnsi="Cambria Math"/>
+              </w:rPr>
+              <m:t>×N</m:t>
+            </m:r>
+          </m:e>
+        </m:d>
+      </m:oMath>
+      <w:r>
+        <w:t>.</w:t>
+      </w:r>
+    </w:p>
+    <w:p>
+      <w:pPr>
+        <w:rPr>
+          <w:lang w:val="en-US"/>
+        </w:rPr>
+      </w:pPr>
+    </w:p>
+    <w:p>
+      <w:r>
+        <w:rPr>
+          <w:b/>
+          <w:bCs/>
+        </w:rPr>
+        <w:t xml:space="preserve">At any step, you look at the remaining </w:t>
+      </w:r>
+      <w:r>
+        <w:rPr>
+          <w:b/>
+          <w:bCs/>
+        </w:rPr>
+        <w:t>options</w:t>
+      </w:r>
+      <w:r>
+        <w:rPr>
+          <w:b/>
+          <w:bCs/>
+        </w:rPr>
+        <w:t xml:space="preserve"> from your current spot onward.</w:t>
+      </w:r>
+    </w:p>
+    <w:p>
+      <w:r>
+        <w:t xml:space="preserve">You ask: </w:t>
+      </w:r>
+      <w:r>
+        <w:rPr>
+          <w:b/>
+          <w:bCs/>
+        </w:rPr>
+        <w:t xml:space="preserve">"Which should I </w:t>
+      </w:r>
+      <w:r>
+        <w:rPr>
+          <w:b/>
+          <w:bCs/>
+        </w:rPr>
+        <w:t>pick</w:t>
+      </w:r>
+      <w:r>
+        <w:rPr>
+          <w:b/>
+          <w:bCs/>
+        </w:rPr>
+        <w:t xml:space="preserve"> next</w:t>
+      </w:r>
+      <w:r>
+        <w:rPr>
+          <w:b/>
+          <w:bCs/>
+        </w:rPr>
+        <w:t xml:space="preserve"> from </w:t>
+      </w:r>
+      <w:r>
+        <w:rPr>
+          <w:b/>
+          <w:bCs/>
+        </w:rPr>
+        <w:t>remaining?</w:t>
+      </w:r>
+      <w:r>
+        <w:rPr>
+          <w:b/>
+          <w:bCs/>
+        </w:rPr>
+        <w:t>"</w:t>
+      </w:r>
+    </w:p>
+    <w:p>
+      <w:pPr>
+        <w:rPr>
+          <w:lang w:val="en-US"/>
+        </w:rPr>
+      </w:pPr>
+    </w:p>
+    <w:p>
+      <w:pPr>
+        <w:rPr>
+          <w:b/>
+          <w:bCs/>
+          <w:lang w:val="en-US"/>
+        </w:rPr>
+      </w:pPr>
+      <w:r>
+        <w:rPr>
+          <w:b/>
+          <w:bCs/>
+          <w:lang w:val="en-US"/>
+        </w:rPr>
+        <w:t>At this level, try every possible next choice. For each choice, go one level deeper. When I'm done exploring that choice, undo it and try the next choice.</w:t>
+      </w:r>
+    </w:p>
+    <w:p>
+      <w:pPr>
+        <w:rPr>
+          <w:b/>
+          <w:bCs/>
+          <w:lang w:val="en-US"/>
+        </w:rPr>
+      </w:pPr>
+    </w:p>
+    <w:p>
+      <w:pPr>
+        <w:rPr>
+          <w:b/>
+          <w:bCs/>
+          <w:lang w:val="en-US"/>
+        </w:rPr>
+      </w:pPr>
+      <w:r>
+        <w:rPr>
+          <w:b/>
+          <w:bCs/>
+          <w:lang w:val="en-US"/>
+        </w:rPr>
+        <w:lastRenderedPageBreak/>
+        <w:drawing>
+          <wp:inline distT="0" distB="0" distL="0" distR="0" wp14:anchorId="2A9367C7" wp14:editId="670C99DE">
+            <wp:extent cx="5731510" cy="2926080"/>
+            <wp:effectExtent l="0" t="0" r="2540" b="7620"/>
+            <wp:docPr id="221692671" name="Picture 1"/>
+            <wp:cNvGraphicFramePr>
+              <a:graphicFrameLocks xmlns:a="http://schemas.openxmlformats.org/drawingml/2006/main" noChangeAspect="1"/>
+            </wp:cNvGraphicFramePr>
+            <a:graphic xmlns:a="http://schemas.openxmlformats.org/drawingml/2006/main">
+              <a:graphicData uri="http://schemas.openxmlformats.org/drawingml/2006/picture">
+                <pic:pic xmlns:pic="http://schemas.openxmlformats.org/drawingml/2006/picture">
+                  <pic:nvPicPr>
+                    <pic:cNvPr id="221692671" name=""/>
+                    <pic:cNvPicPr/>
+                  </pic:nvPicPr>
+                  <pic:blipFill>
+                    <a:blip r:embed="rId8"/>
+                    <a:stretch>
+                      <a:fillRect/>
+                    </a:stretch>
+                  </pic:blipFill>
+                  <pic:spPr>
+                    <a:xfrm>
+                      <a:off x="0" y="0"/>
+                      <a:ext cx="5731510" cy="2926080"/>
+                    </a:xfrm>
+                    <a:prstGeom prst="rect">
+                      <a:avLst/>
+                    </a:prstGeom>
+                  </pic:spPr>
+                </pic:pic>
+              </a:graphicData>
+            </a:graphic>
+          </wp:inline>
+        </w:drawing>
+      </w:r>
+    </w:p>
+    <w:p>
+      <w:pPr>
+        <w:rPr>
+          <w:lang w:val="en-US"/>
+        </w:rPr>
+      </w:pPr>
+      <w:r>
+        <w:rPr>
+          <w:lang w:val="en-US"/>
+        </w:rPr>
+        <w:t>FOR LOOP  → What can I choose?</w:t>
+      </w:r>
+    </w:p>
+    <w:p>
+      <w:pPr>
+        <w:rPr>
+          <w:lang w:val="en-US"/>
+        </w:rPr>
+      </w:pPr>
+      <w:r>
+        <w:rPr>
+          <w:lang w:val="en-US"/>
+        </w:rPr>
+        <w:t>RECURSION → What happens after I choose it?</w:t>
+      </w:r>
+    </w:p>
+    <w:p>
+      <w:pPr>
+        <w:rPr>
+          <w:lang w:val="en-US"/>
+        </w:rPr>
+      </w:pPr>
+      <w:r>
+        <w:rPr>
+          <w:lang w:val="en-US"/>
+        </w:rPr>
+        <w:t>REMOVE    → Undo my choice</w:t>
+      </w:r>
+    </w:p>
+    <w:p>
+      <w:pPr>
+        <w:rPr>
+          <w:lang w:val="en-US"/>
+        </w:rPr>
+      </w:pPr>
+    </w:p>
+    <w:p>
+      <w:r>
+        <w:rPr>
+          <w:b/>
+          <w:bCs/>
+        </w:rPr>
+        <w:t>"Take vs. Not Take"</w:t>
+      </w:r>
+      <w:r>
+        <w:t xml:space="preserve"> is best when thinking in terms of </w:t>
+      </w:r>
+      <w:r>
+        <w:rPr>
+          <w:b/>
+          <w:bCs/>
+        </w:rPr>
+        <w:t>Subsets</w:t>
+      </w:r>
+      <w:r>
+        <w:t xml:space="preserve"> or </w:t>
+      </w:r>
+      <w:r>
+        <w:rPr>
+          <w:b/>
+          <w:bCs/>
+        </w:rPr>
+        <w:t>Knapsack</w:t>
+      </w:r>
+      <w:r>
+        <w:t xml:space="preserve"> problems where choices are strictly binary.</w:t>
+      </w:r>
+    </w:p>
+    <w:p>
+      <w:r>
+        <w:rPr>
+          <w:b/>
+          <w:bCs/>
+        </w:rPr>
+        <w:t>"for-loop Choice"</w:t>
+      </w:r>
+      <w:r>
+        <w:t xml:space="preserve"> is best when thinking in terms of </w:t>
+      </w:r>
+      <w:r>
+        <w:rPr>
+          <w:b/>
+          <w:bCs/>
+        </w:rPr>
+        <w:t>N-ary Trees</w:t>
+      </w:r>
+      <w:r>
+        <w:t xml:space="preserve"> (Permutations, Combinations, Decision Trees) where you have multiple choices at each step.</w:t>
+      </w:r>
+    </w:p>
+    <w:p>
+      <w:pPr>
+        <w:rPr>
+          <w:lang w:val="en-US"/>
+        </w:rPr>
+      </w:pPr>
+    </w:p>
+    <w:p>
+      <w:pPr>
+        <w:rPr>
+          <w:lang w:val="en-US"/>
+        </w:rPr>
+      </w:pPr>
     </w:p>
     <w:p>
       <w:pPr>
@@ -6902,6 +8815,84 @@
         <w:rPr>
           <w:lang w:val="en-US"/>
         </w:rPr>
+        <w:t>Printing all Subsequences Sum</w:t>
+      </w:r>
+    </w:p>
+    <w:p>
+      <w:pPr>
+        <w:rPr>
+          <w:lang w:val="en-US"/>
+        </w:rPr>
+      </w:pPr>
+    </w:p>
+    <w:p>
+      <w:pPr>
+        <w:rPr>
+          <w:lang w:val="en-US"/>
+        </w:rPr>
+      </w:pPr>
+      <w:r>
+        <w:rPr>
+          <w:lang w:val="en-US"/>
+        </w:rPr>
+        <w:t>Maintain</w:t>
+      </w:r>
+      <w:r>
+        <w:rPr>
+          <w:lang w:val="en-US"/>
+        </w:rPr>
+        <w:t xml:space="preserve"> the</w:t>
+      </w:r>
+      <w:r>
+        <w:rPr>
+          <w:lang w:val="en-US"/>
+        </w:rPr>
+        <w:t xml:space="preserve"> </w:t>
+      </w:r>
+      <w:proofErr w:type="spellStart"/>
+      <w:r>
+        <w:rPr>
+          <w:lang w:val="en-US"/>
+        </w:rPr>
+        <w:t>curr_sum</w:t>
+      </w:r>
+      <w:proofErr w:type="spellEnd"/>
+      <w:r>
+        <w:rPr>
+          <w:lang w:val="en-US"/>
+        </w:rPr>
+        <w:t xml:space="preserve"> </w:t>
+      </w:r>
+      <w:r>
+        <w:rPr>
+          <w:lang w:val="en-US"/>
+        </w:rPr>
+        <w:t xml:space="preserve">and follow take , not take approach </w:t>
+      </w:r>
+      <w:r>
+        <w:rPr>
+          <w:lang w:val="en-US"/>
+        </w:rPr>
+        <w:t xml:space="preserve">for current index </w:t>
+      </w:r>
+      <w:r>
+        <w:rPr>
+          <w:lang w:val="en-US"/>
+        </w:rPr>
+        <w:t>to solve this problem.</w:t>
+      </w:r>
+    </w:p>
+    <w:p>
+      <w:pPr>
+        <w:pStyle w:val="Heading2"/>
+        <w:rPr>
+          <w:lang w:val="en-US"/>
+        </w:rPr>
+      </w:pPr>
+      <w:r>
+        <w:rPr>
+          <w:lang w:val="en-US"/>
+        </w:rPr>
         <w:t>Printing Subsequences whose sum is k</w:t>
       </w:r>
     </w:p>
@@ -6911,6 +8902,13 @@
           <w:lang w:val="en-US"/>
         </w:rPr>
       </w:pPr>
+    </w:p>
+    <w:p>
+      <w:pPr>
+        <w:rPr>
+          <w:lang w:val="en-US"/>
+        </w:rPr>
+      </w:pPr>
       <w:r>
         <w:rPr>
           <w:lang w:val="en-US"/>
@@ -6921,13 +8919,19 @@
         <w:rPr>
           <w:lang w:val="en-US"/>
         </w:rPr>
-        <w:t xml:space="preserve">maintain the sum variable and have two options for the current element like pick or not pick </w:t>
-      </w:r>
-      <w:r>
-        <w:rPr>
-          <w:lang w:val="en-US"/>
-        </w:rPr>
-        <w:t xml:space="preserve">, so that </w:t>
+        <w:t xml:space="preserve">maintain the sum variable and have two options for the current element like pick or not </w:t>
+      </w:r>
+      <w:r>
+        <w:rPr>
+          <w:lang w:val="en-US"/>
+        </w:rPr>
+        <w:t>pick,</w:t>
+      </w:r>
+      <w:r>
+        <w:rPr>
+          <w:lang w:val="en-US"/>
+        </w:rPr>
+        <w:t xml:space="preserve"> so that </w:t>
       </w:r>
       <w:r>
         <w:rPr>
@@ -6945,7 +8949,31 @@
         <w:rPr>
           <w:lang w:val="en-US"/>
         </w:rPr>
-        <w:t>when sum becomes zero we got out list</w:t>
+        <w:t xml:space="preserve">when sum becomes </w:t>
+      </w:r>
+      <w:r>
+        <w:rPr>
+          <w:lang w:val="en-US"/>
+        </w:rPr>
+        <w:t>zero,</w:t>
+      </w:r>
+      <w:r>
+        <w:rPr>
+          <w:lang w:val="en-US"/>
+        </w:rPr>
+        <w:t xml:space="preserve"> we go</w:t>
+      </w:r>
+      <w:r>
+        <w:rPr>
+          <w:lang w:val="en-US"/>
+        </w:rPr>
+        <w:t>t</w:t>
+      </w:r>
+      <w:r>
+        <w:rPr>
+          <w:lang w:val="en-US"/>
+        </w:rPr>
+        <w:t xml:space="preserve"> out list</w:t>
       </w:r>
       <w:r>
         <w:rPr>
@@ -6974,11 +9002,46 @@
           <w:lang w:val="en-US"/>
         </w:rPr>
       </w:pPr>
-      <w:r>
-        <w:rPr>
-          <w:lang w:val="en-US"/>
-        </w:rPr>
-        <w:t>Here we can use a boolean return type such that as soon as we find any one subsequnce we can return from there</w:t>
+    </w:p>
+    <w:p>
+      <w:pPr>
+        <w:rPr>
+          <w:lang w:val="en-US"/>
+        </w:rPr>
+      </w:pPr>
+      <w:r>
+        <w:rPr>
+          <w:lang w:val="en-US"/>
+        </w:rPr>
+        <w:t xml:space="preserve">Here we can use a </w:t>
+      </w:r>
+      <w:proofErr w:type="spellStart"/>
+      <w:r>
+        <w:rPr>
+          <w:lang w:val="en-US"/>
+        </w:rPr>
+        <w:t>boolean</w:t>
+      </w:r>
+      <w:proofErr w:type="spellEnd"/>
+      <w:r>
+        <w:rPr>
+          <w:lang w:val="en-US"/>
+        </w:rPr>
+        <w:t xml:space="preserve"> return type such that as soon as we find any one </w:t>
+      </w:r>
+      <w:proofErr w:type="spellStart"/>
+      <w:r>
+        <w:rPr>
+          <w:lang w:val="en-US"/>
+        </w:rPr>
+        <w:t>subsequnce</w:t>
+      </w:r>
+      <w:proofErr w:type="spellEnd"/>
+      <w:r>
+        <w:rPr>
+          <w:lang w:val="en-US"/>
+        </w:rPr>
+        <w:t xml:space="preserve"> we can return from there</w:t>
       </w:r>
       <w:r>
         <w:rPr>
@@ -7013,6 +9076,13 @@
           <w:lang w:val="en-US"/>
         </w:rPr>
       </w:pPr>
+    </w:p>
+    <w:p>
+      <w:pPr>
+        <w:rPr>
+          <w:lang w:val="en-US"/>
+        </w:rPr>
+      </w:pPr>
       <w:r>
         <w:rPr>
           <w:lang w:val="en-US"/>
@@ -7061,6 +9131,7 @@
         <w:rPr>
           <w:lang w:val="en-US"/>
         </w:rPr>
+        <w:lastRenderedPageBreak/>
         <w:t>Combination Sum – 1</w:t>
       </w:r>
     </w:p>
@@ -7132,19 +9203,19 @@
         <w:rPr>
           <w:lang w:val="en-US"/>
         </w:rPr>
-        <w:t>number can be picked only once</w:t>
-      </w:r>
-      <w:r>
-        <w:rPr>
-          <w:lang w:val="en-US"/>
-        </w:rPr>
-        <w:t>,</w:t>
-      </w:r>
-      <w:r>
-        <w:rPr>
-          <w:lang w:val="en-US"/>
-        </w:rPr>
-        <w:t>we shall go for the bounded knapsack approach</w:t>
+        <w:t xml:space="preserve">number can be picked only </w:t>
+      </w:r>
+      <w:r>
+        <w:rPr>
+          <w:lang w:val="en-US"/>
+        </w:rPr>
+        <w:t>once, we</w:t>
+      </w:r>
+      <w:r>
+        <w:rPr>
+          <w:lang w:val="en-US"/>
+        </w:rPr>
+        <w:t xml:space="preserve"> shall go for the bounded knapsack approach</w:t>
       </w:r>
       <w:r>
         <w:rPr>
@@ -7178,7 +9249,13 @@
         <w:rPr>
           <w:lang w:val="en-US"/>
         </w:rPr>
-        <w:t xml:space="preserve"> : Recursion </w:t>
+        <w:t>:</w:t>
+      </w:r>
+      <w:r>
+        <w:rPr>
+          <w:lang w:val="en-US"/>
+        </w:rPr>
+        <w:t xml:space="preserve"> Recursion </w:t>
       </w:r>
       <w:r>
         <w:rPr>
@@ -7186,32 +9263,510 @@
         </w:rPr>
         <w:t>(un bounded knapsack model)</w:t>
       </w:r>
-      <w:r>
-        <w:rPr>
-          <w:lang w:val="en-US"/>
-        </w:rPr>
-        <w:t xml:space="preserve"> </w:t>
-      </w:r>
-    </w:p>
-    <w:p>
-      <w:pPr>
-        <w:rPr>
-          <w:lang w:val="en-US"/>
-        </w:rPr>
-      </w:pPr>
-      <w:r>
-        <w:rPr>
-          <w:b/>
-          <w:bCs/>
-          <w:lang w:val="en-US"/>
-        </w:rPr>
-        <w:t>Another Approach</w:t>
-      </w:r>
-      <w:r>
-        <w:rPr>
-          <w:lang w:val="en-US"/>
-        </w:rPr>
-        <w:t xml:space="preserve"> : </w:t>
+    </w:p>
+    <w:p>
+      <w:pPr>
+        <w:rPr>
+          <w:b/>
+          <w:bCs/>
+          <w:u w:val="single"/>
+          <w:lang w:val="en-US"/>
+        </w:rPr>
+      </w:pPr>
+      <w:r>
+        <w:rPr>
+          <w:b/>
+          <w:bCs/>
+          <w:u w:val="single"/>
+          <w:lang w:val="en-US"/>
+        </w:rPr>
+        <w:t xml:space="preserve">Time </w:t>
+      </w:r>
+      <w:r>
+        <w:rPr>
+          <w:b/>
+          <w:bCs/>
+          <w:u w:val="single"/>
+          <w:lang w:val="en-US"/>
+        </w:rPr>
+        <w:t>complexity:</w:t>
+      </w:r>
+      <w:r>
+        <w:rPr>
+          <w:b/>
+          <w:bCs/>
+          <w:u w:val="single"/>
+          <w:lang w:val="en-US"/>
+        </w:rPr>
+        <w:t xml:space="preserve"> </w:t>
+      </w:r>
+    </w:p>
+    <w:p>
+      <w:r>
+        <w:t xml:space="preserve">The time complexity of this approach is </w:t>
+      </w:r>
+      <m:oMath>
+        <m:r>
+          <w:rPr>
+            <w:rFonts w:ascii="Cambria Math" w:hAnsi="Cambria Math"/>
+          </w:rPr>
+          <m:t>O</m:t>
+        </m:r>
+        <m:d>
+          <m:dPr>
+            <m:ctrlPr>
+              <w:rPr>
+                <w:rFonts w:ascii="Cambria Math" w:hAnsi="Cambria Math"/>
+              </w:rPr>
+            </m:ctrlPr>
+          </m:dPr>
+          <m:e>
+            <m:sSup>
+              <m:sSupPr>
+                <m:ctrlPr>
+                  <w:rPr>
+                    <w:rFonts w:ascii="Cambria Math" w:hAnsi="Cambria Math"/>
+                  </w:rPr>
+                </m:ctrlPr>
+              </m:sSupPr>
+              <m:e>
+                <m:r>
+                  <w:rPr>
+                    <w:rFonts w:ascii="Cambria Math" w:hAnsi="Cambria Math"/>
+                  </w:rPr>
+                  <m:t>2</m:t>
+                </m:r>
+              </m:e>
+              <m:sup>
+                <m:r>
+                  <w:rPr>
+                    <w:rFonts w:ascii="Cambria Math" w:hAnsi="Cambria Math"/>
+                  </w:rPr>
+                  <m:t>T</m:t>
+                </m:r>
+              </m:sup>
+            </m:sSup>
+            <m:r>
+              <w:rPr>
+                <w:rFonts w:ascii="Cambria Math" w:hAnsi="Cambria Math"/>
+              </w:rPr>
+              <m:t>×k</m:t>
+            </m:r>
+          </m:e>
+        </m:d>
+      </m:oMath>
+      <w:r>
+        <w:t xml:space="preserve">, where </w:t>
+      </w:r>
+      <m:oMath>
+        <m:r>
+          <w:rPr>
+            <w:rFonts w:ascii="Cambria Math" w:hAnsi="Cambria Math"/>
+          </w:rPr>
+          <m:t>T</m:t>
+        </m:r>
+      </m:oMath>
+      <w:r>
+        <w:t xml:space="preserve"> is the target value (</w:t>
+      </w:r>
+      <w:r>
+        <w:t xml:space="preserve"> </w:t>
+      </w:r>
+      <w:r>
+        <w:t xml:space="preserve">specifically </w:t>
+      </w:r>
+      <m:oMath>
+        <m:r>
+          <w:rPr>
+            <w:rFonts w:ascii="Cambria Math" w:hAnsi="Cambria Math"/>
+          </w:rPr>
+          <m:t>T=</m:t>
+        </m:r>
+        <m:r>
+          <m:rPr>
+            <m:nor/>
+          </m:rPr>
+          <m:t>target</m:t>
+        </m:r>
+        <m:r>
+          <w:rPr>
+            <w:rFonts w:ascii="Cambria Math" w:hAnsi="Cambria Math"/>
+          </w:rPr>
+          <m:t>/</m:t>
+        </m:r>
+        <m:func>
+          <m:funcPr>
+            <m:ctrlPr>
+              <w:rPr>
+                <w:rFonts w:ascii="Cambria Math" w:hAnsi="Cambria Math"/>
+              </w:rPr>
+            </m:ctrlPr>
+          </m:funcPr>
+          <m:fName>
+            <m:r>
+              <m:rPr>
+                <m:sty m:val="p"/>
+              </m:rPr>
+              <w:rPr>
+                <w:rFonts w:ascii="Cambria Math" w:hAnsi="Cambria Math"/>
+              </w:rPr>
+              <m:t>min</m:t>
+            </m:r>
+          </m:fName>
+          <m:e>
+            <m:d>
+              <m:dPr>
+                <m:ctrlPr>
+                  <w:rPr>
+                    <w:rFonts w:ascii="Cambria Math" w:hAnsi="Cambria Math"/>
+                  </w:rPr>
+                </m:ctrlPr>
+              </m:dPr>
+              <m:e>
+                <m:r>
+                  <w:rPr>
+                    <w:rFonts w:ascii="Cambria Math" w:hAnsi="Cambria Math"/>
+                  </w:rPr>
+                  <m:t>A</m:t>
+                </m:r>
+              </m:e>
+            </m:d>
+          </m:e>
+        </m:func>
+      </m:oMath>
+      <w:r>
+        <w:rPr>
+          <w:rFonts w:eastAsiaTheme="minorEastAsia"/>
+        </w:rPr>
+        <w:t xml:space="preserve"> </w:t>
+      </w:r>
+      <w:r>
+        <w:t xml:space="preserve">) and </w:t>
+      </w:r>
+      <m:oMath>
+        <m:r>
+          <w:rPr>
+            <w:rFonts w:ascii="Cambria Math" w:hAnsi="Cambria Math"/>
+          </w:rPr>
+          <m:t>k</m:t>
+        </m:r>
+      </m:oMath>
+      <w:r>
+        <w:t xml:space="preserve"> is the average length of a valid combination copied into the result list. Space complexity is </w:t>
+      </w:r>
+      <m:oMath>
+        <m:r>
+          <w:rPr>
+            <w:rFonts w:ascii="Cambria Math" w:hAnsi="Cambria Math"/>
+          </w:rPr>
+          <m:t>O</m:t>
+        </m:r>
+        <m:d>
+          <m:dPr>
+            <m:ctrlPr>
+              <w:rPr>
+                <w:rFonts w:ascii="Cambria Math" w:hAnsi="Cambria Math"/>
+              </w:rPr>
+            </m:ctrlPr>
+          </m:dPr>
+          <m:e>
+            <m:r>
+              <w:rPr>
+                <w:rFonts w:ascii="Cambria Math" w:hAnsi="Cambria Math"/>
+              </w:rPr>
+              <m:t>T</m:t>
+            </m:r>
+          </m:e>
+        </m:d>
+      </m:oMath>
+      <w:r>
+        <w:t xml:space="preserve"> due to the maximum depth of the recursion call stack and current combination storage.</w:t>
+      </w:r>
+    </w:p>
+    <w:p>
+      <w:r>
+        <w:rPr>
+          <w:b/>
+          <w:bCs/>
+        </w:rPr>
+        <w:t>Time Complexity Analysis</w:t>
+      </w:r>
+    </w:p>
+    <w:p>
+      <w:pPr>
+        <w:numPr>
+          <w:ilvl w:val="0"/>
+          <w:numId w:val="4"/>
+        </w:numPr>
+      </w:pPr>
+      <w:r>
+        <w:rPr>
+          <w:b/>
+          <w:bCs/>
+        </w:rPr>
+        <w:t>Branching Factor:</w:t>
+      </w:r>
+      <w:r>
+        <w:t xml:space="preserve"> At each step, the algorithm makes up to 2 recursive decisions: </w:t>
+      </w:r>
+      <w:r>
+        <w:rPr>
+          <w:b/>
+          <w:bCs/>
+        </w:rPr>
+        <w:t>Take</w:t>
+      </w:r>
+      <w:r>
+        <w:t xml:space="preserve"> (stay at index </w:t>
+      </w:r>
+      <w:proofErr w:type="spellStart"/>
+      <w:r>
+        <w:t>ind</w:t>
+      </w:r>
+      <w:proofErr w:type="spellEnd"/>
+      <w:r>
+        <w:t xml:space="preserve">, reduce target) or </w:t>
+      </w:r>
+      <w:r>
+        <w:rPr>
+          <w:b/>
+          <w:bCs/>
+        </w:rPr>
+        <w:t>Not Take</w:t>
+      </w:r>
+      <w:r>
+        <w:t xml:space="preserve"> (advance to </w:t>
+      </w:r>
+      <w:proofErr w:type="spellStart"/>
+      <w:r>
+        <w:t>ind</w:t>
+      </w:r>
+      <w:proofErr w:type="spellEnd"/>
+      <w:r>
+        <w:t xml:space="preserve"> + 1, keep target).</w:t>
+      </w:r>
+    </w:p>
+    <w:p>
+      <w:pPr>
+        <w:numPr>
+          <w:ilvl w:val="0"/>
+          <w:numId w:val="4"/>
+        </w:numPr>
+      </w:pPr>
+      <w:r>
+        <w:rPr>
+          <w:b/>
+          <w:bCs/>
+        </w:rPr>
+        <w:t>Maximum Tree Depth (</w:t>
+      </w:r>
+      <m:oMath>
+        <m:r>
+          <w:rPr>
+            <w:rFonts w:ascii="Cambria Math" w:hAnsi="Cambria Math"/>
+          </w:rPr>
+          <m:t>T</m:t>
+        </m:r>
+      </m:oMath>
+      <w:r>
+        <w:rPr>
+          <w:b/>
+          <w:bCs/>
+        </w:rPr>
+        <w:t>):</w:t>
+      </w:r>
+      <w:r>
+        <w:t xml:space="preserve"> The longest path in the decision tree occurs when repeatedly taking the smallest element in </w:t>
+      </w:r>
+      <m:oMath>
+        <m:r>
+          <w:rPr>
+            <w:rFonts w:ascii="Cambria Math" w:hAnsi="Cambria Math"/>
+          </w:rPr>
+          <m:t>A</m:t>
+        </m:r>
+      </m:oMath>
+      <w:r>
+        <w:t xml:space="preserve">. The max depth of "Take" operations is </w:t>
+      </w:r>
+      <m:oMath>
+        <m:r>
+          <w:rPr>
+            <w:rFonts w:ascii="Cambria Math" w:hAnsi="Cambria Math"/>
+          </w:rPr>
+          <m:t>T=</m:t>
+        </m:r>
+        <m:r>
+          <m:rPr>
+            <m:nor/>
+          </m:rPr>
+          <m:t>target</m:t>
+        </m:r>
+        <m:r>
+          <w:rPr>
+            <w:rFonts w:ascii="Cambria Math" w:hAnsi="Cambria Math"/>
+          </w:rPr>
+          <m:t>/</m:t>
+        </m:r>
+        <m:func>
+          <m:funcPr>
+            <m:ctrlPr>
+              <w:rPr>
+                <w:rFonts w:ascii="Cambria Math" w:hAnsi="Cambria Math"/>
+              </w:rPr>
+            </m:ctrlPr>
+          </m:funcPr>
+          <m:fName>
+            <m:r>
+              <m:rPr>
+                <m:sty m:val="p"/>
+              </m:rPr>
+              <w:rPr>
+                <w:rFonts w:ascii="Cambria Math" w:hAnsi="Cambria Math"/>
+              </w:rPr>
+              <m:t>min</m:t>
+            </m:r>
+          </m:fName>
+          <m:e>
+            <m:d>
+              <m:dPr>
+                <m:ctrlPr>
+                  <w:rPr>
+                    <w:rFonts w:ascii="Cambria Math" w:hAnsi="Cambria Math"/>
+                  </w:rPr>
+                </m:ctrlPr>
+              </m:dPr>
+              <m:e>
+                <m:r>
+                  <w:rPr>
+                    <w:rFonts w:ascii="Cambria Math" w:hAnsi="Cambria Math"/>
+                  </w:rPr>
+                  <m:t>A</m:t>
+                </m:r>
+              </m:e>
+            </m:d>
+          </m:e>
+        </m:func>
+      </m:oMath>
+      <w:r>
+        <w:t>.</w:t>
+      </w:r>
+    </w:p>
+    <w:p>
+      <w:pPr>
+        <w:numPr>
+          <w:ilvl w:val="0"/>
+          <w:numId w:val="4"/>
+        </w:numPr>
+      </w:pPr>
+      <w:r>
+        <w:rPr>
+          <w:b/>
+          <w:bCs/>
+        </w:rPr>
+        <w:t>Copy Cost (</w:t>
+      </w:r>
+      <m:oMath>
+        <m:r>
+          <w:rPr>
+            <w:rFonts w:ascii="Cambria Math" w:hAnsi="Cambria Math"/>
+          </w:rPr>
+          <m:t>k</m:t>
+        </m:r>
+      </m:oMath>
+      <w:r>
+        <w:rPr>
+          <w:b/>
+          <w:bCs/>
+        </w:rPr>
+        <w:t>):</w:t>
+      </w:r>
+      <w:r>
+        <w:t xml:space="preserve"> When reaching a leaf where target == 0, cloning </w:t>
+      </w:r>
+      <w:proofErr w:type="spellStart"/>
+      <w:r>
+        <w:t>currList</w:t>
+      </w:r>
+      <w:proofErr w:type="spellEnd"/>
+      <w:r>
+        <w:t xml:space="preserve"> takes </w:t>
+      </w:r>
+      <m:oMath>
+        <m:r>
+          <w:rPr>
+            <w:rFonts w:ascii="Cambria Math" w:hAnsi="Cambria Math"/>
+          </w:rPr>
+          <m:t>O</m:t>
+        </m:r>
+        <m:d>
+          <m:dPr>
+            <m:ctrlPr>
+              <w:rPr>
+                <w:rFonts w:ascii="Cambria Math" w:hAnsi="Cambria Math"/>
+              </w:rPr>
+            </m:ctrlPr>
+          </m:dPr>
+          <m:e>
+            <m:r>
+              <w:rPr>
+                <w:rFonts w:ascii="Cambria Math" w:hAnsi="Cambria Math"/>
+              </w:rPr>
+              <m:t>k</m:t>
+            </m:r>
+          </m:e>
+        </m:d>
+      </m:oMath>
+      <w:r>
+        <w:t xml:space="preserve"> time.</w:t>
+      </w:r>
+    </w:p>
+    <w:p>
+      <w:pPr>
+        <w:rPr>
+          <w:lang w:val="en-US"/>
+        </w:rPr>
+      </w:pPr>
+      <w:r>
+        <w:rPr>
+          <w:lang w:val="en-US"/>
+        </w:rPr>
+        <w:t xml:space="preserve"> </w:t>
+      </w:r>
+    </w:p>
+    <w:p>
+      <w:pPr>
+        <w:rPr>
+          <w:lang w:val="en-US"/>
+        </w:rPr>
+      </w:pPr>
+      <w:r>
+        <w:rPr>
+          <w:b/>
+          <w:bCs/>
+          <w:lang w:val="en-US"/>
+        </w:rPr>
+        <w:t xml:space="preserve">Another </w:t>
+      </w:r>
+      <w:r>
+        <w:rPr>
+          <w:b/>
+          <w:bCs/>
+          <w:lang w:val="en-US"/>
+        </w:rPr>
+        <w:t>Approach</w:t>
+      </w:r>
+      <w:r>
+        <w:rPr>
+          <w:lang w:val="en-US"/>
+        </w:rPr>
+        <w:t>:</w:t>
+      </w:r>
+      <w:r>
+        <w:rPr>
+          <w:lang w:val="en-US"/>
+        </w:rPr>
+        <w:t xml:space="preserve"> </w:t>
       </w:r>
       <w:r>
         <w:rPr>
@@ -7253,7 +9808,7 @@
                     <pic:cNvPicPr/>
                   </pic:nvPicPr>
                   <pic:blipFill>
-                    <a:blip r:embed="rId7"/>
+                    <a:blip r:embed="rId9"/>
                     <a:stretch>
                       <a:fillRect/>
                     </a:stretch>
@@ -7305,19 +9860,41 @@
           <w:bCs/>
           <w:lang w:val="en-US"/>
         </w:rPr>
-        <w:t>Time complexity :</w:t>
-      </w:r>
-      <w:r>
-        <w:rPr>
-          <w:lang w:val="en-US"/>
-        </w:rPr>
-        <w:t xml:space="preserve"> </w:t>
-      </w:r>
-      <w:r>
-        <w:rPr>
-          <w:lang w:val="en-US"/>
-        </w:rPr>
-        <w:t>O(2^t * k) where t is the target, k is the average length</w:t>
+        <w:t xml:space="preserve">Time </w:t>
+      </w:r>
+      <w:r>
+        <w:rPr>
+          <w:b/>
+          <w:bCs/>
+          <w:lang w:val="en-US"/>
+        </w:rPr>
+        <w:t>complexity:</w:t>
+      </w:r>
+      <w:r>
+        <w:rPr>
+          <w:lang w:val="en-US"/>
+        </w:rPr>
+        <w:t xml:space="preserve"> </w:t>
+      </w:r>
+      <w:r>
+        <w:rPr>
+          <w:lang w:val="en-US"/>
+        </w:rPr>
+        <w:t xml:space="preserve">O(2^t * k) where </w:t>
+      </w:r>
+      <w:proofErr w:type="spellStart"/>
+      <w:r>
+        <w:rPr>
+          <w:lang w:val="en-US"/>
+        </w:rPr>
+        <w:t>t</w:t>
+      </w:r>
+      <w:proofErr w:type="spellEnd"/>
+      <w:r>
+        <w:rPr>
+          <w:lang w:val="en-US"/>
+        </w:rPr>
+        <w:t xml:space="preserve"> is the target, k is the average length</w:t>
       </w:r>
       <w:r>
         <w:rPr>
@@ -7336,8 +9913,26 @@
         <w:rPr>
           <w:lang w:val="en-US"/>
         </w:rPr>
+        <w:t xml:space="preserve">Reason: Assume if you were not allowed to pick a single element multiple times, every element will have a couple of options: pick or not pick which is 2^n different recursion calls, also assuming that the </w:t>
+      </w:r>
+      <w:r>
+        <w:rPr>
+          <w:lang w:val="en-US"/>
+        </w:rPr>
         <w:lastRenderedPageBreak/>
-        <w:t>Reason: Assume if you were not allowed to pick a single element multiple times, every element will have a couple of options: pick or not pick which is 2^n different recursion calls, also assuming that the average length of every combination generated is k. (to put length k data structure into another data structure)</w:t>
+        <w:t xml:space="preserve">average length of every combination generated is k. (to put length k data structure into another data </w:t>
+      </w:r>
+      <w:r>
+        <w:rPr>
+          <w:lang w:val="en-US"/>
+        </w:rPr>
+        <w:t>structure</w:t>
+      </w:r>
+      <w:r>
+        <w:rPr>
+          <w:lang w:val="en-US"/>
+        </w:rPr>
+        <w:t>)</w:t>
       </w:r>
     </w:p>
     <w:p>
@@ -7358,13 +9953,27 @@
         <w:rPr>
           <w:lang w:val="en-US"/>
         </w:rPr>
-        <w:t>Assume that there is 1 and the target you want to reach is 10 so 10 times you can “pick or not pick” an element.</w:t>
-      </w:r>
-      <w:r>
-        <w:rPr>
-          <w:lang w:val="en-US"/>
-        </w:rPr>
-        <w:t>however in the actual case this complexity can be much lesser</w:t>
+        <w:t xml:space="preserve">Assume that there is 1 and the target you want to reach is 10 so 10 times you can “pick or not pick” an </w:t>
+      </w:r>
+      <w:proofErr w:type="spellStart"/>
+      <w:r>
+        <w:rPr>
+          <w:lang w:val="en-US"/>
+        </w:rPr>
+        <w:t>element.</w:t>
+      </w:r>
+      <w:r>
+        <w:rPr>
+          <w:lang w:val="en-US"/>
+        </w:rPr>
+        <w:t>however</w:t>
+      </w:r>
+      <w:proofErr w:type="spellEnd"/>
+      <w:r>
+        <w:rPr>
+          <w:lang w:val="en-US"/>
+        </w:rPr>
+        <w:t xml:space="preserve"> in the actual case this complexity can be much lesser</w:t>
       </w:r>
       <w:r>
         <w:t xml:space="preserve"> than this</w:t>
@@ -7396,7 +10005,15 @@
     </w:p>
     <w:p>
       <w:r>
-        <w:t>The space complexity of the above recursive approach for the "Combination Sum" problem on LeetCode depends on the depth of the recursion tree and the size of the intermediate data structures that are used to store the current combination and the list of valid combinations.</w:t>
+        <w:t xml:space="preserve">The space complexity of the above recursive approach for the "Combination Sum" problem on </w:t>
+      </w:r>
+      <w:proofErr w:type="spellStart"/>
+      <w:r>
+        <w:t>LeetCode</w:t>
+      </w:r>
+      <w:proofErr w:type="spellEnd"/>
+      <w:r>
+        <w:t xml:space="preserve"> depends on the depth of the recursion tree and the size of the intermediate data structures that are used to store the current combination and the list of valid combinations.</w:t>
       </w:r>
     </w:p>
     <w:p>
@@ -7405,7 +10022,6 @@
       </w:r>
     </w:p>
     <w:p/>
-    <w:p/>
     <w:p>
       <w:pPr>
         <w:pStyle w:val="Heading1"/>
@@ -7471,11 +10087,19 @@
           <w:lang w:val="en-US"/>
         </w:rPr>
       </w:pPr>
-      <w:r>
-        <w:rPr>
-          <w:lang w:val="en-US"/>
-        </w:rPr>
-        <w:t>arr[] = [</w:t>
+      <w:proofErr w:type="spellStart"/>
+      <w:r>
+        <w:rPr>
+          <w:lang w:val="en-US"/>
+        </w:rPr>
+        <w:t>arr</w:t>
+      </w:r>
+      <w:proofErr w:type="spellEnd"/>
+      <w:r>
+        <w:rPr>
+          <w:lang w:val="en-US"/>
+        </w:rPr>
+        <w:t>[] = [</w:t>
       </w:r>
       <w:r>
         <w:rPr>
@@ -7602,47 +10226,93 @@
           <w:bCs/>
           <w:lang w:val="en-US"/>
         </w:rPr>
-        <w:t>Time Complexity</w:t>
-      </w:r>
-      <w:r>
-        <w:rPr>
-          <w:lang w:val="en-US"/>
-        </w:rPr>
-        <w:t>:O(2^n*k)</w:t>
-      </w:r>
-    </w:p>
-    <w:p>
-      <w:pPr>
-        <w:rPr>
-          <w:lang w:val="en-US"/>
-        </w:rPr>
-      </w:pPr>
-      <w:r>
-        <w:rPr>
-          <w:lang w:val="en-US"/>
-        </w:rPr>
-        <w:t>Reason: Assume if all the elements in the array are unique then the no. of subsequence you will get will be O(2^n). we also add the ds to our ans when we reach the base case that will take “k”//average space for the ds.</w:t>
-      </w:r>
-    </w:p>
-    <w:p>
-      <w:pPr>
-        <w:rPr>
-          <w:lang w:val="en-US"/>
-        </w:rPr>
-      </w:pPr>
-      <w:r>
-        <w:rPr>
-          <w:b/>
-          <w:bCs/>
-          <w:lang w:val="en-US"/>
-        </w:rPr>
-        <w:t>Space Complexity:</w:t>
-      </w:r>
-      <w:r>
-        <w:rPr>
-          <w:lang w:val="en-US"/>
-        </w:rPr>
-        <w:t>O(k*x)</w:t>
+        <w:t xml:space="preserve">Time </w:t>
+      </w:r>
+      <w:proofErr w:type="spellStart"/>
+      <w:r>
+        <w:rPr>
+          <w:b/>
+          <w:bCs/>
+          <w:lang w:val="en-US"/>
+        </w:rPr>
+        <w:t>Complexity</w:t>
+      </w:r>
+      <w:r>
+        <w:rPr>
+          <w:lang w:val="en-US"/>
+        </w:rPr>
+        <w:t>:O</w:t>
+      </w:r>
+      <w:proofErr w:type="spellEnd"/>
+      <w:r>
+        <w:rPr>
+          <w:lang w:val="en-US"/>
+        </w:rPr>
+        <w:t>(2^n*k)</w:t>
+      </w:r>
+    </w:p>
+    <w:p>
+      <w:pPr>
+        <w:rPr>
+          <w:lang w:val="en-US"/>
+        </w:rPr>
+      </w:pPr>
+      <w:r>
+        <w:rPr>
+          <w:lang w:val="en-US"/>
+        </w:rPr>
+        <w:t xml:space="preserve">Reason: Assume if all the elements in the array are unique then the no. of subsequence you will get will be O(2^n). we also add the ds to our </w:t>
+      </w:r>
+      <w:proofErr w:type="spellStart"/>
+      <w:r>
+        <w:rPr>
+          <w:lang w:val="en-US"/>
+        </w:rPr>
+        <w:t>ans</w:t>
+      </w:r>
+      <w:proofErr w:type="spellEnd"/>
+      <w:r>
+        <w:rPr>
+          <w:lang w:val="en-US"/>
+        </w:rPr>
+        <w:t xml:space="preserve"> when we reach the base case that will take “k”//average space for the ds.</w:t>
+      </w:r>
+    </w:p>
+    <w:p>
+      <w:pPr>
+        <w:rPr>
+          <w:lang w:val="en-US"/>
+        </w:rPr>
+      </w:pPr>
+      <w:r>
+        <w:rPr>
+          <w:b/>
+          <w:bCs/>
+          <w:lang w:val="en-US"/>
+        </w:rPr>
+        <w:t xml:space="preserve">Space </w:t>
+      </w:r>
+      <w:proofErr w:type="spellStart"/>
+      <w:r>
+        <w:rPr>
+          <w:b/>
+          <w:bCs/>
+          <w:lang w:val="en-US"/>
+        </w:rPr>
+        <w:t>Complexity:</w:t>
+      </w:r>
+      <w:r>
+        <w:rPr>
+          <w:lang w:val="en-US"/>
+        </w:rPr>
+        <w:t>O</w:t>
+      </w:r>
+      <w:proofErr w:type="spellEnd"/>
+      <w:r>
+        <w:rPr>
+          <w:lang w:val="en-US"/>
+        </w:rPr>
+        <w:t>(k*x)</w:t>
       </w:r>
     </w:p>
     <w:p>
@@ -7752,7 +10422,21 @@
         <w:rPr>
           <w:lang w:val="en-US"/>
         </w:rPr>
-        <w:t>Input: N = 3, arr[] = {5,2,1}</w:t>
+        <w:t xml:space="preserve">Input: N = 3, </w:t>
+      </w:r>
+      <w:proofErr w:type="spellStart"/>
+      <w:r>
+        <w:rPr>
+          <w:lang w:val="en-US"/>
+        </w:rPr>
+        <w:t>arr</w:t>
+      </w:r>
+      <w:proofErr w:type="spellEnd"/>
+      <w:r>
+        <w:rPr>
+          <w:lang w:val="en-US"/>
+        </w:rPr>
+        <w:t>[] = {5,2,1}</w:t>
       </w:r>
     </w:p>
     <w:p>
@@ -7780,41 +10464,55 @@
           <w:bCs/>
           <w:lang w:val="en-US"/>
         </w:rPr>
+        <w:t>Approach</w:t>
+      </w:r>
+      <w:r>
+        <w:rPr>
+          <w:lang w:val="en-US"/>
+        </w:rPr>
+        <w:t xml:space="preserve"> : </w:t>
+      </w:r>
+      <w:r>
+        <w:rPr>
+          <w:lang w:val="en-US"/>
+        </w:rPr>
+        <w:t>The main idea is that on every index you have two options either to select the element to add it to your subset(pick) or not select the element at that index and move to the next index(non-pick).</w:t>
+      </w:r>
+    </w:p>
+    <w:p>
+      <w:pPr>
+        <w:rPr>
+          <w:lang w:val="en-US"/>
+        </w:rPr>
+      </w:pPr>
+      <w:r>
+        <w:rPr>
+          <w:b/>
+          <w:bCs/>
+          <w:lang w:val="en-US"/>
+        </w:rPr>
         <w:lastRenderedPageBreak/>
-        <w:t>Approach</w:t>
-      </w:r>
-      <w:r>
-        <w:rPr>
-          <w:lang w:val="en-US"/>
-        </w:rPr>
-        <w:t xml:space="preserve"> : </w:t>
-      </w:r>
-      <w:r>
-        <w:rPr>
-          <w:lang w:val="en-US"/>
-        </w:rPr>
-        <w:t>The main idea is that on every index you have two options either to select the element to add it to your subset(pick) or not select the element at that index and move to the next index(non-pick).</w:t>
-      </w:r>
-    </w:p>
-    <w:p>
-      <w:pPr>
-        <w:rPr>
-          <w:lang w:val="en-US"/>
-        </w:rPr>
-      </w:pPr>
-      <w:r>
-        <w:rPr>
-          <w:b/>
-          <w:bCs/>
-          <w:lang w:val="en-US"/>
-        </w:rPr>
         <w:t>Time Complexity:</w:t>
       </w:r>
       <w:r>
         <w:rPr>
           <w:lang w:val="en-US"/>
         </w:rPr>
-        <w:t xml:space="preserve"> O(2^n)+O(2^n log(2^n)). Each index has two ways. You can either pick it up or not pick it. So for n index time complexity for O(2^n) and for sorting it will take (2^n log(2^n)).</w:t>
+        <w:t xml:space="preserve"> O(2^n)+O(2^n log(2^n)). Each index has two ways. You can either pick it up or not pick it. So for </w:t>
+      </w:r>
+      <w:proofErr w:type="spellStart"/>
+      <w:r>
+        <w:rPr>
+          <w:lang w:val="en-US"/>
+        </w:rPr>
+        <w:t>n</w:t>
+      </w:r>
+      <w:proofErr w:type="spellEnd"/>
+      <w:r>
+        <w:rPr>
+          <w:lang w:val="en-US"/>
+        </w:rPr>
+        <w:t xml:space="preserve"> index time complexity for O(2^n) and for sorting it will take (2^n log(2^n)).</w:t>
       </w:r>
     </w:p>
     <w:p>
@@ -7923,13 +10621,23 @@
           <w:lang w:val="en-US"/>
         </w:rPr>
       </w:pPr>
-      <w:r>
-        <w:rPr>
-          <w:b/>
-          <w:bCs/>
-          <w:lang w:val="en-US"/>
-        </w:rPr>
-        <w:t xml:space="preserve">Bruteforce </w:t>
+      <w:proofErr w:type="spellStart"/>
+      <w:r>
+        <w:rPr>
+          <w:b/>
+          <w:bCs/>
+          <w:lang w:val="en-US"/>
+        </w:rPr>
+        <w:t>Bruteforce</w:t>
+      </w:r>
+      <w:proofErr w:type="spellEnd"/>
+      <w:r>
+        <w:rPr>
+          <w:b/>
+          <w:bCs/>
+          <w:lang w:val="en-US"/>
+        </w:rPr>
+        <w:t xml:space="preserve"> </w:t>
       </w:r>
       <w:r>
         <w:rPr>
@@ -7943,7 +10651,21 @@
         <w:rPr>
           <w:lang w:val="en-US"/>
         </w:rPr>
-        <w:t xml:space="preserve">Generate all the possible subsets i.e 2^n and </w:t>
+        <w:t xml:space="preserve">Generate all the possible subsets </w:t>
+      </w:r>
+      <w:proofErr w:type="spellStart"/>
+      <w:r>
+        <w:rPr>
+          <w:lang w:val="en-US"/>
+        </w:rPr>
+        <w:t>i.e</w:t>
+      </w:r>
+      <w:proofErr w:type="spellEnd"/>
+      <w:r>
+        <w:rPr>
+          <w:lang w:val="en-US"/>
+        </w:rPr>
+        <w:t xml:space="preserve"> 2^n and </w:t>
       </w:r>
       <w:r>
         <w:rPr>
@@ -8183,8 +10905,31 @@
                 <w:iCs/>
                 <w:lang w:val="en-US"/>
               </w:rPr>
-              <w:t>for(int i=</w:t>
+              <w:t xml:space="preserve">for(int </w:t>
             </w:r>
+            <w:proofErr w:type="spellStart"/>
+            <w:r>
+              <w:rPr>
+                <w:b/>
+                <w:bCs/>
+                <w:i/>
+                <w:iCs/>
+                <w:lang w:val="en-US"/>
+              </w:rPr>
+              <w:t>i</w:t>
+            </w:r>
+            <w:proofErr w:type="spellEnd"/>
+            <w:r>
+              <w:rPr>
+                <w:b/>
+                <w:bCs/>
+                <w:i/>
+                <w:iCs/>
+                <w:lang w:val="en-US"/>
+              </w:rPr>
+              <w:t>=</w:t>
+            </w:r>
+            <w:proofErr w:type="spellStart"/>
             <w:r>
               <w:rPr>
                 <w:b/>
@@ -8195,6 +10940,7 @@
               </w:rPr>
               <w:t>idx</w:t>
             </w:r>
+            <w:proofErr w:type="spellEnd"/>
             <w:r>
               <w:rPr>
                 <w:b/>
@@ -8203,7 +10949,51 @@
                 <w:iCs/>
                 <w:lang w:val="en-US"/>
               </w:rPr>
-              <w:t xml:space="preserve"> ; i&lt;N ; i++ ) </w:t>
+              <w:t xml:space="preserve"> ; </w:t>
+            </w:r>
+            <w:proofErr w:type="spellStart"/>
+            <w:r>
+              <w:rPr>
+                <w:b/>
+                <w:bCs/>
+                <w:i/>
+                <w:iCs/>
+                <w:lang w:val="en-US"/>
+              </w:rPr>
+              <w:t>i</w:t>
+            </w:r>
+            <w:proofErr w:type="spellEnd"/>
+            <w:r>
+              <w:rPr>
+                <w:b/>
+                <w:bCs/>
+                <w:i/>
+                <w:iCs/>
+                <w:lang w:val="en-US"/>
+              </w:rPr>
+              <w:t xml:space="preserve">&lt;N ; </w:t>
+            </w:r>
+            <w:proofErr w:type="spellStart"/>
+            <w:r>
+              <w:rPr>
+                <w:b/>
+                <w:bCs/>
+                <w:i/>
+                <w:iCs/>
+                <w:lang w:val="en-US"/>
+              </w:rPr>
+              <w:t>i</w:t>
+            </w:r>
+            <w:proofErr w:type="spellEnd"/>
+            <w:r>
+              <w:rPr>
+                <w:b/>
+                <w:bCs/>
+                <w:i/>
+                <w:iCs/>
+                <w:lang w:val="en-US"/>
+              </w:rPr>
+              <w:t xml:space="preserve">++ ) </w:t>
             </w:r>
             <w:r>
               <w:rPr>
@@ -8253,7 +11043,21 @@
               <w:rPr>
                 <w:lang w:val="en-US"/>
               </w:rPr>
-              <w:t>and the return statement in that , as this will be forming the basecase.</w:t>
+              <w:t xml:space="preserve">and the return statement in that , as this will be forming the </w:t>
+            </w:r>
+            <w:proofErr w:type="spellStart"/>
+            <w:r>
+              <w:rPr>
+                <w:lang w:val="en-US"/>
+              </w:rPr>
+              <w:t>basecase</w:t>
+            </w:r>
+            <w:proofErr w:type="spellEnd"/>
+            <w:r>
+              <w:rPr>
+                <w:lang w:val="en-US"/>
+              </w:rPr>
+              <w:t>.</w:t>
             </w:r>
           </w:p>
         </w:tc>
@@ -8335,7 +11139,21 @@
               <w:rPr>
                 <w:lang w:val="en-US"/>
               </w:rPr>
-              <w:t>( usecase specially designed for this . )</w:t>
+              <w:t xml:space="preserve">( </w:t>
+            </w:r>
+            <w:proofErr w:type="spellStart"/>
+            <w:r>
+              <w:rPr>
+                <w:lang w:val="en-US"/>
+              </w:rPr>
+              <w:t>usecase</w:t>
+            </w:r>
+            <w:proofErr w:type="spellEnd"/>
+            <w:r>
+              <w:rPr>
+                <w:lang w:val="en-US"/>
+              </w:rPr>
+              <w:t xml:space="preserve"> specially designed for this . )</w:t>
             </w:r>
           </w:p>
         </w:tc>
@@ -8391,7 +11209,21 @@
               <w:rPr>
                 <w:lang w:val="en-US"/>
               </w:rPr>
-              <w:t xml:space="preserve"> and a datastructure will be passed by reference always </w:t>
+              <w:t xml:space="preserve"> and a </w:t>
+            </w:r>
+            <w:proofErr w:type="spellStart"/>
+            <w:r>
+              <w:rPr>
+                <w:lang w:val="en-US"/>
+              </w:rPr>
+              <w:t>datastructure</w:t>
+            </w:r>
+            <w:proofErr w:type="spellEnd"/>
+            <w:r>
+              <w:rPr>
+                <w:lang w:val="en-US"/>
+              </w:rPr>
+              <w:t xml:space="preserve"> will be passed by reference always </w:t>
             </w:r>
             <w:r>
               <w:rPr>
@@ -8433,7 +11265,21 @@
               <w:rPr>
                 <w:lang w:val="en-US"/>
               </w:rPr>
-              <w:t>There will be two recursion calls explicity specified for pick and non-pick.</w:t>
+              <w:t xml:space="preserve">There will be two recursion calls </w:t>
+            </w:r>
+            <w:proofErr w:type="spellStart"/>
+            <w:r>
+              <w:rPr>
+                <w:lang w:val="en-US"/>
+              </w:rPr>
+              <w:t>explicity</w:t>
+            </w:r>
+            <w:proofErr w:type="spellEnd"/>
+            <w:r>
+              <w:rPr>
+                <w:lang w:val="en-US"/>
+              </w:rPr>
+              <w:t xml:space="preserve"> specified for pick and non-pick.</w:t>
             </w:r>
           </w:p>
         </w:tc>
@@ -8453,7 +11299,6 @@
               <w:rPr>
                 <w:lang w:val="en-US"/>
               </w:rPr>
-              <w:lastRenderedPageBreak/>
               <w:t xml:space="preserve">The order is always </w:t>
             </w:r>
             <w:r>
@@ -8521,6 +11366,7 @@
         <w:rPr>
           <w:lang w:val="en-US"/>
         </w:rPr>
+        <w:lastRenderedPageBreak/>
         <w:t>Print all permutations of a string/array</w:t>
       </w:r>
     </w:p>
@@ -8532,13 +11378,23 @@
           <w:lang w:val="en-US"/>
         </w:rPr>
       </w:pPr>
-      <w:r>
-        <w:rPr>
-          <w:b/>
-          <w:bCs/>
-          <w:lang w:val="en-US"/>
-        </w:rPr>
-        <w:t xml:space="preserve">Bruteforce Approach : </w:t>
+      <w:proofErr w:type="spellStart"/>
+      <w:r>
+        <w:rPr>
+          <w:b/>
+          <w:bCs/>
+          <w:lang w:val="en-US"/>
+        </w:rPr>
+        <w:t>Bruteforce</w:t>
+      </w:r>
+      <w:proofErr w:type="spellEnd"/>
+      <w:r>
+        <w:rPr>
+          <w:b/>
+          <w:bCs/>
+          <w:lang w:val="en-US"/>
+        </w:rPr>
+        <w:t xml:space="preserve"> Approach : </w:t>
       </w:r>
     </w:p>
     <w:p>
@@ -8556,7 +11412,21 @@
         <w:rPr>
           <w:lang w:val="en-US"/>
         </w:rPr>
-        <w:t>Initialize three additional arrays: a boolean array that keeps track of whether an element in the input array has been used or not, an array to store the current permutation being built, and an array to store all the computed permutations.</w:t>
+        <w:t xml:space="preserve">Initialize three additional arrays: a </w:t>
+      </w:r>
+      <w:proofErr w:type="spellStart"/>
+      <w:r>
+        <w:rPr>
+          <w:lang w:val="en-US"/>
+        </w:rPr>
+        <w:t>boolean</w:t>
+      </w:r>
+      <w:proofErr w:type="spellEnd"/>
+      <w:r>
+        <w:rPr>
+          <w:lang w:val="en-US"/>
+        </w:rPr>
+        <w:t xml:space="preserve"> array that keeps track of whether an element in the input array has been used or not, an array to store the current permutation being built, and an array to store all the computed permutations.</w:t>
       </w:r>
     </w:p>
     <w:p>
@@ -8640,13 +11510,23 @@
           <w:lang w:val="en-US"/>
         </w:rPr>
       </w:pPr>
-      <w:r>
-        <w:rPr>
-          <w:b/>
-          <w:bCs/>
-          <w:lang w:val="en-US"/>
-        </w:rPr>
-        <w:t xml:space="preserve">TimeComplexity : </w:t>
+      <w:proofErr w:type="spellStart"/>
+      <w:r>
+        <w:rPr>
+          <w:b/>
+          <w:bCs/>
+          <w:lang w:val="en-US"/>
+        </w:rPr>
+        <w:t>TimeComplexity</w:t>
+      </w:r>
+      <w:proofErr w:type="spellEnd"/>
+      <w:r>
+        <w:rPr>
+          <w:b/>
+          <w:bCs/>
+          <w:lang w:val="en-US"/>
+        </w:rPr>
+        <w:t xml:space="preserve"> : </w:t>
       </w:r>
       <w:r>
         <w:rPr>
@@ -8778,7 +11658,7 @@
                     <pic:cNvPicPr/>
                   </pic:nvPicPr>
                   <pic:blipFill>
-                    <a:blip r:embed="rId8">
+                    <a:blip r:embed="rId10">
                       <a:extLst>
                         <a:ext uri="{28A0092B-C50C-407E-A947-70E740481C1C}">
                           <a14:useLocalDpi xmlns:a14="http://schemas.microsoft.com/office/drawing/2010/main" val="0"/>
@@ -8835,54 +11715,54 @@
         <w:rPr>
           <w:lang w:val="en-US"/>
         </w:rPr>
+        <w:t xml:space="preserve">We can see that the </w:t>
+      </w:r>
+      <w:r>
+        <w:rPr>
+          <w:b/>
+          <w:bCs/>
+          <w:lang w:val="en-US"/>
+        </w:rPr>
+        <w:t>pos</w:t>
+      </w:r>
+      <w:r>
+        <w:rPr>
+          <w:lang w:val="en-US"/>
+        </w:rPr>
+        <w:t xml:space="preserve"> is fixed at each level , </w:t>
+      </w:r>
+      <w:r>
+        <w:rPr>
+          <w:lang w:val="en-US"/>
+        </w:rPr>
+        <w:t xml:space="preserve">which will be </w:t>
+      </w:r>
+      <w:r>
+        <w:rPr>
+          <w:lang w:val="en-US"/>
+        </w:rPr>
+        <w:t>swapped starting from that index to other.</w:t>
+      </w:r>
+    </w:p>
+    <w:p>
+      <w:pPr>
+        <w:rPr>
+          <w:lang w:val="en-US"/>
+        </w:rPr>
+      </w:pPr>
+    </w:p>
+    <w:p>
+      <w:pPr>
+        <w:pStyle w:val="Heading1"/>
+        <w:rPr>
+          <w:lang w:val="en-US"/>
+        </w:rPr>
+      </w:pPr>
+      <w:r>
+        <w:rPr>
+          <w:lang w:val="en-US"/>
+        </w:rPr>
         <w:lastRenderedPageBreak/>
-        <w:t xml:space="preserve">We can see that the </w:t>
-      </w:r>
-      <w:r>
-        <w:rPr>
-          <w:b/>
-          <w:bCs/>
-          <w:lang w:val="en-US"/>
-        </w:rPr>
-        <w:t>pos</w:t>
-      </w:r>
-      <w:r>
-        <w:rPr>
-          <w:lang w:val="en-US"/>
-        </w:rPr>
-        <w:t xml:space="preserve"> is fixed at each level , </w:t>
-      </w:r>
-      <w:r>
-        <w:rPr>
-          <w:lang w:val="en-US"/>
-        </w:rPr>
-        <w:t xml:space="preserve">which will be </w:t>
-      </w:r>
-      <w:r>
-        <w:rPr>
-          <w:lang w:val="en-US"/>
-        </w:rPr>
-        <w:t>swapped starting from that index to other.</w:t>
-      </w:r>
-    </w:p>
-    <w:p>
-      <w:pPr>
-        <w:rPr>
-          <w:lang w:val="en-US"/>
-        </w:rPr>
-      </w:pPr>
-    </w:p>
-    <w:p>
-      <w:pPr>
-        <w:pStyle w:val="Heading1"/>
-        <w:rPr>
-          <w:lang w:val="en-US"/>
-        </w:rPr>
-      </w:pPr>
-      <w:r>
-        <w:rPr>
-          <w:lang w:val="en-US"/>
-        </w:rPr>
         <w:t>N-Queens</w:t>
       </w:r>
     </w:p>
@@ -8904,7 +11784,21 @@
         <w:rPr>
           <w:lang w:val="en-US"/>
         </w:rPr>
-        <w:t xml:space="preserve"> The n-queens is the problem of placing n queens on n × n chessboard such that no two queens can attack each other. Given an integer n, return all distinct solutions to the n -queens puzzle. Each solution contains a distinct boards configuration of the queen’s placement, where ‘Q’ and ‘.’ indicate queen and empty space respectively.</w:t>
+        <w:t xml:space="preserve"> The n-queens is the problem of placing </w:t>
+      </w:r>
+      <w:proofErr w:type="spellStart"/>
+      <w:r>
+        <w:rPr>
+          <w:lang w:val="en-US"/>
+        </w:rPr>
+        <w:t>n</w:t>
+      </w:r>
+      <w:proofErr w:type="spellEnd"/>
+      <w:r>
+        <w:rPr>
+          <w:lang w:val="en-US"/>
+        </w:rPr>
+        <w:t xml:space="preserve"> queens on n × n chessboard such that no two queens can attack each other. Given an integer n, return all distinct solutions to the n -queens puzzle. Each solution contains a distinct boards configuration of the queen’s placement, where ‘Q’ and ‘.’ indicate queen and empty space respectively.</w:t>
       </w:r>
     </w:p>
     <w:p>
@@ -8997,7 +11891,21 @@
         <w:rPr>
           <w:lang w:val="en-US"/>
         </w:rPr>
-        <w:t>to determinw the next safe position.</w:t>
+        <w:t xml:space="preserve">to </w:t>
+      </w:r>
+      <w:proofErr w:type="spellStart"/>
+      <w:r>
+        <w:rPr>
+          <w:lang w:val="en-US"/>
+        </w:rPr>
+        <w:t>determinw</w:t>
+      </w:r>
+      <w:proofErr w:type="spellEnd"/>
+      <w:r>
+        <w:rPr>
+          <w:lang w:val="en-US"/>
+        </w:rPr>
+        <w:t xml:space="preserve"> the next safe position.</w:t>
       </w:r>
       <w:r>
         <w:rPr>
@@ -9211,7 +12119,21 @@
         <w:rPr>
           <w:shd w:val="clear" w:color="auto" w:fill="FFFFFF"/>
         </w:rPr>
-        <w:t>M – Coloring Problem</w:t>
+        <w:t xml:space="preserve">M – </w:t>
+      </w:r>
+      <w:proofErr w:type="spellStart"/>
+      <w:r>
+        <w:rPr>
+          <w:shd w:val="clear" w:color="auto" w:fill="FFFFFF"/>
+        </w:rPr>
+        <w:t>Coloring</w:t>
+      </w:r>
+      <w:proofErr w:type="spellEnd"/>
+      <w:r>
+        <w:rPr>
+          <w:shd w:val="clear" w:color="auto" w:fill="FFFFFF"/>
+        </w:rPr>
+        <w:t xml:space="preserve"> Problem</w:t>
       </w:r>
     </w:p>
     <w:p>
@@ -9223,7 +12145,39 @@
         <w:t>Problem Statement:</w:t>
       </w:r>
       <w:r>
-        <w:t xml:space="preserve"> Given an undirected graph and a number m, determine if the graph can be colored with at most m colors such that no two adjacent vertices of the graph are colored with the same color.</w:t>
+        <w:t xml:space="preserve"> Given an undirected graph and a number m, determine if the graph can be </w:t>
+      </w:r>
+      <w:proofErr w:type="spellStart"/>
+      <w:r>
+        <w:t>colored</w:t>
+      </w:r>
+      <w:proofErr w:type="spellEnd"/>
+      <w:r>
+        <w:t xml:space="preserve"> with at most m </w:t>
+      </w:r>
+      <w:proofErr w:type="spellStart"/>
+      <w:r>
+        <w:t>colors</w:t>
+      </w:r>
+      <w:proofErr w:type="spellEnd"/>
+      <w:r>
+        <w:t xml:space="preserve"> such that no two adjacent vertices of the graph are </w:t>
+      </w:r>
+      <w:proofErr w:type="spellStart"/>
+      <w:r>
+        <w:t>colored</w:t>
+      </w:r>
+      <w:proofErr w:type="spellEnd"/>
+      <w:r>
+        <w:t xml:space="preserve"> with the same </w:t>
+      </w:r>
+      <w:proofErr w:type="spellStart"/>
+      <w:r>
+        <w:t>color</w:t>
+      </w:r>
+      <w:proofErr w:type="spellEnd"/>
+      <w:r>
+        <w:t>.</w:t>
       </w:r>
     </w:p>
     <w:p/>
@@ -9244,20 +12198,84 @@
     </w:p>
     <w:p>
       <w:r>
-        <w:t>Basically starting from vertex 0 color one by one the different vertices.</w:t>
-      </w:r>
-    </w:p>
-    <w:p>
-      <w:r>
-        <w:t>Trying every color from 1 to m with the help of a for a loop.Is safe function returns true if it is possible to color it with that color i.e none of the adjacent nodes have the same color.</w:t>
-      </w:r>
-      <w:r>
-        <w:t xml:space="preserve"> </w:t>
-      </w:r>
-    </w:p>
-    <w:p>
-      <w:r>
-        <w:t>If I have colored all the N nodes return true.</w:t>
+        <w:t xml:space="preserve">Basically starting from vertex 0 </w:t>
+      </w:r>
+      <w:proofErr w:type="spellStart"/>
+      <w:r>
+        <w:t>color</w:t>
+      </w:r>
+      <w:proofErr w:type="spellEnd"/>
+      <w:r>
+        <w:t xml:space="preserve"> one by one the different vertices.</w:t>
+      </w:r>
+    </w:p>
+    <w:p>
+      <w:r>
+        <w:t xml:space="preserve">Trying every </w:t>
+      </w:r>
+      <w:proofErr w:type="spellStart"/>
+      <w:r>
+        <w:t>color</w:t>
+      </w:r>
+      <w:proofErr w:type="spellEnd"/>
+      <w:r>
+        <w:t xml:space="preserve"> from 1 to m with the help of a for a </w:t>
+      </w:r>
+      <w:proofErr w:type="spellStart"/>
+      <w:r>
+        <w:t>loop.Is</w:t>
+      </w:r>
+      <w:proofErr w:type="spellEnd"/>
+      <w:r>
+        <w:t xml:space="preserve"> safe function returns true if it is possible to </w:t>
+      </w:r>
+      <w:proofErr w:type="spellStart"/>
+      <w:r>
+        <w:t>color</w:t>
+      </w:r>
+      <w:proofErr w:type="spellEnd"/>
+      <w:r>
+        <w:t xml:space="preserve"> it with that </w:t>
+      </w:r>
+      <w:proofErr w:type="spellStart"/>
+      <w:r>
+        <w:t>color</w:t>
+      </w:r>
+      <w:proofErr w:type="spellEnd"/>
+      <w:r>
+        <w:t xml:space="preserve"> </w:t>
+      </w:r>
+      <w:proofErr w:type="spellStart"/>
+      <w:r>
+        <w:t>i.e</w:t>
+      </w:r>
+      <w:proofErr w:type="spellEnd"/>
+      <w:r>
+        <w:t xml:space="preserve"> none of the adjacent nodes have the same </w:t>
+      </w:r>
+      <w:proofErr w:type="spellStart"/>
+      <w:r>
+        <w:t>color</w:t>
+      </w:r>
+      <w:proofErr w:type="spellEnd"/>
+      <w:r>
+        <w:t>.</w:t>
+      </w:r>
+      <w:r>
+        <w:t xml:space="preserve"> </w:t>
+      </w:r>
+    </w:p>
+    <w:p>
+      <w:r>
+        <w:t xml:space="preserve">If I have </w:t>
+      </w:r>
+      <w:proofErr w:type="spellStart"/>
+      <w:r>
+        <w:t>colored</w:t>
+      </w:r>
+      <w:proofErr w:type="spellEnd"/>
+      <w:r>
+        <w:t xml:space="preserve"> all the N nodes return true.</w:t>
       </w:r>
     </w:p>
     <w:p>
@@ -9268,7 +12286,23 @@
         <w:t xml:space="preserve"> </w:t>
       </w:r>
       <w:r>
-        <w:t>, because for every node of n nodes , we can possibly color with the any of the given m colors.</w:t>
+        <w:t xml:space="preserve">, because for every node of n nodes , we can possibly </w:t>
+      </w:r>
+      <w:proofErr w:type="spellStart"/>
+      <w:r>
+        <w:t>color</w:t>
+      </w:r>
+      <w:proofErr w:type="spellEnd"/>
+      <w:r>
+        <w:t xml:space="preserve"> with the any of the given m </w:t>
+      </w:r>
+      <w:proofErr w:type="spellStart"/>
+      <w:r>
+        <w:t>colors</w:t>
+      </w:r>
+      <w:proofErr w:type="spellEnd"/>
+      <w:r>
+        <w:t>.</w:t>
       </w:r>
     </w:p>
     <w:p>
@@ -9286,13 +12320,16 @@
           <w:rFonts w:ascii="var(--title-font)" w:hAnsi="var(--title-font)"/>
           <w:color w:val="303030"/>
         </w:rPr>
+        <w:t>Rat in a Maze</w:t>
+      </w:r>
+    </w:p>
+    <w:p>
+      <w:r>
+        <w:t xml:space="preserve">Consider a rat placed at (0, 0) in a square matrix of order N * N. It has to reach the destination at (N – 1, N – 1). Find all possible paths that the rat can take to reach from source to destination. The directions in which the rat can move are ‘U'(up), ‘D'(down), ‘L’ (left), ‘R’ (right). Value 0 at a cell in the </w:t>
+      </w:r>
+      <w:r>
         <w:lastRenderedPageBreak/>
-        <w:t>Rat in a Maze</w:t>
-      </w:r>
-    </w:p>
-    <w:p>
-      <w:r>
-        <w:t>Consider a rat placed at (0, 0) in a square matrix of order N * N. It has to reach the destination at (N – 1, N – 1). Find all possible paths that the rat can take to reach from source to destination. The directions in which the rat can move are ‘U'(up), ‘D'(down), ‘L’ (left), ‘R’ (right). Value 0 at a cell in the matrix represents that it is blocked and the rat cannot move to it while value 1 at a cell in the matrix represents that rat can travel through it.</w:t>
+        <w:t>matrix represents that it is blocked and the rat cannot move to it while value 1 at a cell in the matrix represents that rat can travel through it.</w:t>
       </w:r>
     </w:p>
     <w:p>
@@ -9339,12 +12376,21 @@
     </w:p>
     <w:p/>
     <w:p>
-      <w:r>
-        <w:rPr>
-          <w:b/>
-          <w:bCs/>
-        </w:rPr>
-        <w:t>Intution :</w:t>
+      <w:proofErr w:type="spellStart"/>
+      <w:r>
+        <w:rPr>
+          <w:b/>
+          <w:bCs/>
+        </w:rPr>
+        <w:t>Intution</w:t>
+      </w:r>
+      <w:proofErr w:type="spellEnd"/>
+      <w:r>
+        <w:rPr>
+          <w:b/>
+          <w:bCs/>
+        </w:rPr>
+        <w:t xml:space="preserve"> :</w:t>
       </w:r>
       <w:r>
         <w:t xml:space="preserve"> We start by considering all possible partition lengths, starting from the first character of the string. For each partition length, we check if the substring from the start index to the current index is a palindrome. If it is, we add it to the current path and recursively explore all possible partitions starting from the next index.</w:t>
@@ -9395,7 +12441,23 @@
           <w:rFonts w:ascii="var(--title-font)" w:hAnsi="var(--title-font)"/>
           <w:color w:val="303030"/>
         </w:rPr>
-        <w:t>Find K-th Permutation Sequence</w:t>
+        <w:t>Find K-</w:t>
+      </w:r>
+      <w:proofErr w:type="spellStart"/>
+      <w:r>
+        <w:rPr>
+          <w:rFonts w:ascii="var(--title-font)" w:hAnsi="var(--title-font)"/>
+          <w:color w:val="303030"/>
+        </w:rPr>
+        <w:t>th</w:t>
+      </w:r>
+      <w:proofErr w:type="spellEnd"/>
+      <w:r>
+        <w:rPr>
+          <w:rFonts w:ascii="var(--title-font)" w:hAnsi="var(--title-font)"/>
+          <w:color w:val="303030"/>
+        </w:rPr>
+        <w:t xml:space="preserve"> Permutation Sequence</w:t>
       </w:r>
     </w:p>
     <w:p/>
@@ -9467,7 +12529,15 @@
     </w:p>
     <w:p>
       <w:r>
-        <w:t>The algorithm is based on the observation that the kth permutation of the numbers 1 to n can be constructed by selecting the first digit, then the second digit, and so on.</w:t>
+        <w:t xml:space="preserve">The algorithm is based on the observation that the kth permutation of the numbers 1 </w:t>
+      </w:r>
+      <w:proofErr w:type="spellStart"/>
+      <w:r>
+        <w:t>to n</w:t>
+      </w:r>
+      <w:proofErr w:type="spellEnd"/>
+      <w:r>
+        <w:t xml:space="preserve"> can be constructed by selecting the first digit, then the second digit, and so on.</w:t>
       </w:r>
     </w:p>
     <w:p/>
@@ -9485,6 +12555,7 @@
     <w:p/>
     <w:p>
       <w:r>
+        <w:lastRenderedPageBreak/>
         <w:t>The implementation of this algorithm involves calculating factorials to determine the indices of the digits to select. This can be done iteratively or recursively. In both cases, we use a vector to keep track of the available digits and remove the selected digits as we go.</w:t>
       </w:r>
     </w:p>
@@ -9522,9 +12593,158 @@
 <file path=word/numbering.xml><?xml version="1.0" encoding="utf-8"?>
 <w:numbering xmlns:wpc="http://schemas.microsoft.com/office/word/2010/wordprocessingCanvas" xmlns:cx="http://schemas.microsoft.com/office/drawing/2014/chartex" xmlns:cx1="http://schemas.microsoft.com/office/drawing/2015/9/8/chartex" xmlns:cx2="http://schemas.microsoft.com/office/drawing/2015/10/21/chartex" xmlns:cx3="http://schemas.microsoft.com/office/drawing/2016/5/9/chartex" xmlns:cx4="http://schemas.microsoft.com/office/drawing/2016/5/10/chartex" xmlns:cx5="http://schemas.microsoft.com/office/drawing/2016/5/11/chartex" xmlns:cx6="http://schemas.microsoft.com/office/drawing/2016/5/12/chartex" xmlns:cx7="http://schemas.microsoft.com/office/drawing/2016/5/13/chartex" xmlns:cx8="http://schemas.microsoft.com/office/drawing/2016/5/14/chartex" xmlns:mc="http://schemas.openxmlformats.org/markup-compatibility/2006" xmlns:aink="http://schemas.microsoft.com/office/drawing/2016/ink" xmlns:am3d="http://schemas.microsoft.com/office/drawing/2017/model3d" xmlns:o="urn:schemas-microsoft-com:office:office" xmlns:oel="http://schemas.microsoft.com/office/2019/extlst" xmlns:r="http://schemas.openxmlformats.org/officeDocument/2006/relationships" xmlns:m="http://schemas.openxmlformats.org/officeDocument/2006/math" xmlns:v="urn:schemas-microsoft-com:vml" xmlns:wp14="http://schemas.microsoft.com/office/word/2010/wordprocessingDrawing" xmlns:wp="http://schemas.openxmlformats.org/drawingml/2006/wordprocessingDrawing" xmlns:w10="urn:schemas-microsoft-com:office:word" xmlns:w="http://schemas.openxmlformats.org/wordprocessingml/2006/main" xmlns:w14="http://schemas.microsoft.com/office/word/2010/wordml" xmlns:w15="http://schemas.microsoft.com/office/word/2012/wordml" xmlns:w16cei="http://schemas.microsoft.com/office/word/2026/wordml/cei" xmlns:w16cex="http://schemas.microsoft.com/office/word/2018/wordml/cex" xmlns:w16cid="http://schemas.microsoft.com/office/word/2016/wordml/cid" xmlns:w16="http://schemas.microsoft.com/office/word/2018/wordml" xmlns:w16du="http://schemas.microsoft.com/office/word/2023/wordml/word16du" xmlns:w16sdtdh="http://schemas.microsoft.com/office/word/2020/wordml/sdtdatahash" xmlns:w16sdtfl="http://schemas.microsoft.com/office/word/2024/wordml/sdtformatlock" xmlns:w16se="http://schemas.microsoft.com/office/word/2015/wordml/symex" xmlns:wpg="http://schemas.microsoft.com/office/word/2010/wordprocessingGroup" xmlns:wpi="http://schemas.microsoft.com/office/word/2010/wordprocessingInk" xmlns:wne="http://schemas.microsoft.com/office/word/2006/wordml" xmlns:wps="http://schemas.microsoft.com/office/word/2010/wordprocessingShape" mc:Ignorable="w14 w15 w16se w16cid w16 w16cex w16sdtdh w16sdtfl w16du wp14">
   <w:abstractNum w:abstractNumId="0" w15:restartNumberingAfterBreak="0">
-    <w:nsid w:val="26A24D37"/>
+    <w:nsid w:val="134B6AF9"/>
+    <w:multiLevelType w:val="multilevel"/>
+    <w:tmpl w:val="42900228"/>
+    <w:lvl w:ilvl="0">
+      <w:start w:val="1"/>
+      <w:numFmt w:val="bullet"/>
+      <w:lvlText w:val=""/>
+      <w:lvlJc w:val="left"/>
+      <w:pPr>
+        <w:tabs>
+          <w:tab w:val="num" w:pos="720"/>
+        </w:tabs>
+        <w:ind w:left="720" w:hanging="360"/>
+      </w:pPr>
+      <w:rPr>
+        <w:rFonts w:ascii="Symbol" w:hAnsi="Symbol" w:hint="default"/>
+        <w:sz w:val="20"/>
+      </w:rPr>
+    </w:lvl>
+    <w:lvl w:ilvl="1" w:tentative="1">
+      <w:start w:val="1"/>
+      <w:numFmt w:val="bullet"/>
+      <w:lvlText w:val="o"/>
+      <w:lvlJc w:val="left"/>
+      <w:pPr>
+        <w:tabs>
+          <w:tab w:val="num" w:pos="1440"/>
+        </w:tabs>
+        <w:ind w:left="1440" w:hanging="360"/>
+      </w:pPr>
+      <w:rPr>
+        <w:rFonts w:ascii="Courier New" w:hAnsi="Courier New" w:hint="default"/>
+        <w:sz w:val="20"/>
+      </w:rPr>
+    </w:lvl>
+    <w:lvl w:ilvl="2" w:tentative="1">
+      <w:start w:val="1"/>
+      <w:numFmt w:val="bullet"/>
+      <w:lvlText w:val=""/>
+      <w:lvlJc w:val="left"/>
+      <w:pPr>
+        <w:tabs>
+          <w:tab w:val="num" w:pos="2160"/>
+        </w:tabs>
+        <w:ind w:left="2160" w:hanging="360"/>
+      </w:pPr>
+      <w:rPr>
+        <w:rFonts w:ascii="Wingdings" w:hAnsi="Wingdings" w:hint="default"/>
+        <w:sz w:val="20"/>
+      </w:rPr>
+    </w:lvl>
+    <w:lvl w:ilvl="3" w:tentative="1">
+      <w:start w:val="1"/>
+      <w:numFmt w:val="bullet"/>
+      <w:lvlText w:val=""/>
+      <w:lvlJc w:val="left"/>
+      <w:pPr>
+        <w:tabs>
+          <w:tab w:val="num" w:pos="2880"/>
+        </w:tabs>
+        <w:ind w:left="2880" w:hanging="360"/>
+      </w:pPr>
+      <w:rPr>
+        <w:rFonts w:ascii="Wingdings" w:hAnsi="Wingdings" w:hint="default"/>
+        <w:sz w:val="20"/>
+      </w:rPr>
+    </w:lvl>
+    <w:lvl w:ilvl="4" w:tentative="1">
+      <w:start w:val="1"/>
+      <w:numFmt w:val="bullet"/>
+      <w:lvlText w:val=""/>
+      <w:lvlJc w:val="left"/>
+      <w:pPr>
+        <w:tabs>
+          <w:tab w:val="num" w:pos="3600"/>
+        </w:tabs>
+        <w:ind w:left="3600" w:hanging="360"/>
+      </w:pPr>
+      <w:rPr>
+        <w:rFonts w:ascii="Wingdings" w:hAnsi="Wingdings" w:hint="default"/>
+        <w:sz w:val="20"/>
+      </w:rPr>
+    </w:lvl>
+    <w:lvl w:ilvl="5" w:tentative="1">
+      <w:start w:val="1"/>
+      <w:numFmt w:val="bullet"/>
+      <w:lvlText w:val=""/>
+      <w:lvlJc w:val="left"/>
+      <w:pPr>
+        <w:tabs>
+          <w:tab w:val="num" w:pos="4320"/>
+        </w:tabs>
+        <w:ind w:left="4320" w:hanging="360"/>
+      </w:pPr>
+      <w:rPr>
+        <w:rFonts w:ascii="Wingdings" w:hAnsi="Wingdings" w:hint="default"/>
+        <w:sz w:val="20"/>
+      </w:rPr>
+    </w:lvl>
+    <w:lvl w:ilvl="6" w:tentative="1">
+      <w:start w:val="1"/>
+      <w:numFmt w:val="bullet"/>
+      <w:lvlText w:val=""/>
+      <w:lvlJc w:val="left"/>
+      <w:pPr>
+        <w:tabs>
+          <w:tab w:val="num" w:pos="5040"/>
+        </w:tabs>
+        <w:ind w:left="5040" w:hanging="360"/>
+      </w:pPr>
+      <w:rPr>
+        <w:rFonts w:ascii="Wingdings" w:hAnsi="Wingdings" w:hint="default"/>
+        <w:sz w:val="20"/>
+      </w:rPr>
+    </w:lvl>
+    <w:lvl w:ilvl="7" w:tentative="1">
+      <w:start w:val="1"/>
+      <w:numFmt w:val="bullet"/>
+      <w:lvlText w:val=""/>
+      <w:lvlJc w:val="left"/>
+      <w:pPr>
+        <w:tabs>
+          <w:tab w:val="num" w:pos="5760"/>
+        </w:tabs>
+        <w:ind w:left="5760" w:hanging="360"/>
+      </w:pPr>
+      <w:rPr>
+        <w:rFonts w:ascii="Wingdings" w:hAnsi="Wingdings" w:hint="default"/>
+        <w:sz w:val="20"/>
+      </w:rPr>
+    </w:lvl>
+    <w:lvl w:ilvl="8" w:tentative="1">
+      <w:start w:val="1"/>
+      <w:numFmt w:val="bullet"/>
+      <w:lvlText w:val=""/>
+      <w:lvlJc w:val="left"/>
+      <w:pPr>
+        <w:tabs>
+          <w:tab w:val="num" w:pos="6480"/>
+        </w:tabs>
+        <w:ind w:left="6480" w:hanging="360"/>
+      </w:pPr>
+      <w:rPr>
+        <w:rFonts w:ascii="Wingdings" w:hAnsi="Wingdings" w:hint="default"/>
+        <w:sz w:val="20"/>
+      </w:rPr>
+    </w:lvl>
+  </w:abstractNum>
+  <w:abstractNum w:abstractNumId="1" w15:restartNumberingAfterBreak="0">
+    <w:nsid w:val="19FE527B"/>
     <w:multiLevelType w:val="hybridMultilevel"/>
-    <w:tmpl w:val="FAAEA50C"/>
+    <w:tmpl w:val="20B292D6"/>
     <w:lvl w:ilvl="0" w:tplc="40090001">
       <w:start w:val="1"/>
       <w:numFmt w:val="bullet"/>
@@ -9634,7 +12854,120 @@
       </w:rPr>
     </w:lvl>
   </w:abstractNum>
-  <w:abstractNum w:abstractNumId="1" w15:restartNumberingAfterBreak="0">
+  <w:abstractNum w:abstractNumId="2" w15:restartNumberingAfterBreak="0">
+    <w:nsid w:val="26A24D37"/>
+    <w:multiLevelType w:val="hybridMultilevel"/>
+    <w:tmpl w:val="FAAEA50C"/>
+    <w:lvl w:ilvl="0" w:tplc="40090001">
+      <w:start w:val="1"/>
+      <w:numFmt w:val="bullet"/>
+      <w:lvlText w:val=""/>
+      <w:lvlJc w:val="left"/>
+      <w:pPr>
+        <w:ind w:left="720" w:hanging="360"/>
+      </w:pPr>
+      <w:rPr>
+        <w:rFonts w:ascii="Symbol" w:hAnsi="Symbol" w:hint="default"/>
+      </w:rPr>
+    </w:lvl>
+    <w:lvl w:ilvl="1" w:tplc="40090003" w:tentative="1">
+      <w:start w:val="1"/>
+      <w:numFmt w:val="bullet"/>
+      <w:lvlText w:val="o"/>
+      <w:lvlJc w:val="left"/>
+      <w:pPr>
+        <w:ind w:left="1440" w:hanging="360"/>
+      </w:pPr>
+      <w:rPr>
+        <w:rFonts w:ascii="Courier New" w:hAnsi="Courier New" w:cs="Courier New" w:hint="default"/>
+      </w:rPr>
+    </w:lvl>
+    <w:lvl w:ilvl="2" w:tplc="40090005" w:tentative="1">
+      <w:start w:val="1"/>
+      <w:numFmt w:val="bullet"/>
+      <w:lvlText w:val=""/>
+      <w:lvlJc w:val="left"/>
+      <w:pPr>
+        <w:ind w:left="2160" w:hanging="360"/>
+      </w:pPr>
+      <w:rPr>
+        <w:rFonts w:ascii="Wingdings" w:hAnsi="Wingdings" w:hint="default"/>
+      </w:rPr>
+    </w:lvl>
+    <w:lvl w:ilvl="3" w:tplc="40090001" w:tentative="1">
+      <w:start w:val="1"/>
+      <w:numFmt w:val="bullet"/>
+      <w:lvlText w:val=""/>
+      <w:lvlJc w:val="left"/>
+      <w:pPr>
+        <w:ind w:left="2880" w:hanging="360"/>
+      </w:pPr>
+      <w:rPr>
+        <w:rFonts w:ascii="Symbol" w:hAnsi="Symbol" w:hint="default"/>
+      </w:rPr>
+    </w:lvl>
+    <w:lvl w:ilvl="4" w:tplc="40090003" w:tentative="1">
+      <w:start w:val="1"/>
+      <w:numFmt w:val="bullet"/>
+      <w:lvlText w:val="o"/>
+      <w:lvlJc w:val="left"/>
+      <w:pPr>
+        <w:ind w:left="3600" w:hanging="360"/>
+      </w:pPr>
+      <w:rPr>
+        <w:rFonts w:ascii="Courier New" w:hAnsi="Courier New" w:cs="Courier New" w:hint="default"/>
+      </w:rPr>
+    </w:lvl>
+    <w:lvl w:ilvl="5" w:tplc="40090005" w:tentative="1">
+      <w:start w:val="1"/>
+      <w:numFmt w:val="bullet"/>
+      <w:lvlText w:val=""/>
+      <w:lvlJc w:val="left"/>
+      <w:pPr>
+        <w:ind w:left="4320" w:hanging="360"/>
+      </w:pPr>
+      <w:rPr>
+        <w:rFonts w:ascii="Wingdings" w:hAnsi="Wingdings" w:hint="default"/>
+      </w:rPr>
+    </w:lvl>
+    <w:lvl w:ilvl="6" w:tplc="40090001" w:tentative="1">
+      <w:start w:val="1"/>
+      <w:numFmt w:val="bullet"/>
+      <w:lvlText w:val=""/>
+      <w:lvlJc w:val="left"/>
+      <w:pPr>
+        <w:ind w:left="5040" w:hanging="360"/>
+      </w:pPr>
+      <w:rPr>
+        <w:rFonts w:ascii="Symbol" w:hAnsi="Symbol" w:hint="default"/>
+      </w:rPr>
+    </w:lvl>
+    <w:lvl w:ilvl="7" w:tplc="40090003" w:tentative="1">
+      <w:start w:val="1"/>
+      <w:numFmt w:val="bullet"/>
+      <w:lvlText w:val="o"/>
+      <w:lvlJc w:val="left"/>
+      <w:pPr>
+        <w:ind w:left="5760" w:hanging="360"/>
+      </w:pPr>
+      <w:rPr>
+        <w:rFonts w:ascii="Courier New" w:hAnsi="Courier New" w:cs="Courier New" w:hint="default"/>
+      </w:rPr>
+    </w:lvl>
+    <w:lvl w:ilvl="8" w:tplc="40090005" w:tentative="1">
+      <w:start w:val="1"/>
+      <w:numFmt w:val="bullet"/>
+      <w:lvlText w:val=""/>
+      <w:lvlJc w:val="left"/>
+      <w:pPr>
+        <w:ind w:left="6480" w:hanging="360"/>
+      </w:pPr>
+      <w:rPr>
+        <w:rFonts w:ascii="Wingdings" w:hAnsi="Wingdings" w:hint="default"/>
+      </w:rPr>
+    </w:lvl>
+  </w:abstractNum>
+  <w:abstractNum w:abstractNumId="3" w15:restartNumberingAfterBreak="0">
     <w:nsid w:val="573E1C10"/>
     <w:multiLevelType w:val="multilevel"/>
     <w:tmpl w:val="4009001D"/>
@@ -9720,7 +13053,119 @@
       </w:pPr>
     </w:lvl>
   </w:abstractNum>
-  <w:abstractNum w:abstractNumId="2" w15:restartNumberingAfterBreak="0">
+  <w:abstractNum w:abstractNumId="4" w15:restartNumberingAfterBreak="0">
+    <w:nsid w:val="6124785C"/>
+    <w:multiLevelType w:val="hybridMultilevel"/>
+    <w:tmpl w:val="1C94C9B6"/>
+    <w:lvl w:ilvl="0" w:tplc="30C8D68A">
+      <w:numFmt w:val="bullet"/>
+      <w:lvlText w:val=""/>
+      <w:lvlJc w:val="left"/>
+      <w:pPr>
+        <w:ind w:left="720" w:hanging="360"/>
+      </w:pPr>
+      <w:rPr>
+        <w:rFonts w:ascii="Arial" w:eastAsiaTheme="minorHAnsi" w:hAnsi="Arial" w:cs="Arial" w:hint="default"/>
+      </w:rPr>
+    </w:lvl>
+    <w:lvl w:ilvl="1" w:tplc="40090003" w:tentative="1">
+      <w:start w:val="1"/>
+      <w:numFmt w:val="bullet"/>
+      <w:lvlText w:val="o"/>
+      <w:lvlJc w:val="left"/>
+      <w:pPr>
+        <w:ind w:left="1440" w:hanging="360"/>
+      </w:pPr>
+      <w:rPr>
+        <w:rFonts w:ascii="Courier New" w:hAnsi="Courier New" w:cs="Courier New" w:hint="default"/>
+      </w:rPr>
+    </w:lvl>
+    <w:lvl w:ilvl="2" w:tplc="40090005" w:tentative="1">
+      <w:start w:val="1"/>
+      <w:numFmt w:val="bullet"/>
+      <w:lvlText w:val=""/>
+      <w:lvlJc w:val="left"/>
+      <w:pPr>
+        <w:ind w:left="2160" w:hanging="360"/>
+      </w:pPr>
+      <w:rPr>
+        <w:rFonts w:ascii="Wingdings" w:hAnsi="Wingdings" w:hint="default"/>
+      </w:rPr>
+    </w:lvl>
+    <w:lvl w:ilvl="3" w:tplc="40090001" w:tentative="1">
+      <w:start w:val="1"/>
+      <w:numFmt w:val="bullet"/>
+      <w:lvlText w:val=""/>
+      <w:lvlJc w:val="left"/>
+      <w:pPr>
+        <w:ind w:left="2880" w:hanging="360"/>
+      </w:pPr>
+      <w:rPr>
+        <w:rFonts w:ascii="Symbol" w:hAnsi="Symbol" w:hint="default"/>
+      </w:rPr>
+    </w:lvl>
+    <w:lvl w:ilvl="4" w:tplc="40090003" w:tentative="1">
+      <w:start w:val="1"/>
+      <w:numFmt w:val="bullet"/>
+      <w:lvlText w:val="o"/>
+      <w:lvlJc w:val="left"/>
+      <w:pPr>
+        <w:ind w:left="3600" w:hanging="360"/>
+      </w:pPr>
+      <w:rPr>
+        <w:rFonts w:ascii="Courier New" w:hAnsi="Courier New" w:cs="Courier New" w:hint="default"/>
+      </w:rPr>
+    </w:lvl>
+    <w:lvl w:ilvl="5" w:tplc="40090005" w:tentative="1">
+      <w:start w:val="1"/>
+      <w:numFmt w:val="bullet"/>
+      <w:lvlText w:val=""/>
+      <w:lvlJc w:val="left"/>
+      <w:pPr>
+        <w:ind w:left="4320" w:hanging="360"/>
+      </w:pPr>
+      <w:rPr>
+        <w:rFonts w:ascii="Wingdings" w:hAnsi="Wingdings" w:hint="default"/>
+      </w:rPr>
+    </w:lvl>
+    <w:lvl w:ilvl="6" w:tplc="40090001" w:tentative="1">
+      <w:start w:val="1"/>
+      <w:numFmt w:val="bullet"/>
+      <w:lvlText w:val=""/>
+      <w:lvlJc w:val="left"/>
+      <w:pPr>
+        <w:ind w:left="5040" w:hanging="360"/>
+      </w:pPr>
+      <w:rPr>
+        <w:rFonts w:ascii="Symbol" w:hAnsi="Symbol" w:hint="default"/>
+      </w:rPr>
+    </w:lvl>
+    <w:lvl w:ilvl="7" w:tplc="40090003" w:tentative="1">
+      <w:start w:val="1"/>
+      <w:numFmt w:val="bullet"/>
+      <w:lvlText w:val="o"/>
+      <w:lvlJc w:val="left"/>
+      <w:pPr>
+        <w:ind w:left="5760" w:hanging="360"/>
+      </w:pPr>
+      <w:rPr>
+        <w:rFonts w:ascii="Courier New" w:hAnsi="Courier New" w:cs="Courier New" w:hint="default"/>
+      </w:rPr>
+    </w:lvl>
+    <w:lvl w:ilvl="8" w:tplc="40090005" w:tentative="1">
+      <w:start w:val="1"/>
+      <w:numFmt w:val="bullet"/>
+      <w:lvlText w:val=""/>
+      <w:lvlJc w:val="left"/>
+      <w:pPr>
+        <w:ind w:left="6480" w:hanging="360"/>
+      </w:pPr>
+      <w:rPr>
+        <w:rFonts w:ascii="Wingdings" w:hAnsi="Wingdings" w:hint="default"/>
+      </w:rPr>
+    </w:lvl>
+  </w:abstractNum>
+  <w:abstractNum w:abstractNumId="5" w15:restartNumberingAfterBreak="0">
     <w:nsid w:val="695F285A"/>
     <w:multiLevelType w:val="multilevel"/>
     <w:tmpl w:val="0B0627AA"/>
@@ -9846,13 +13291,22 @@
     </w:lvl>
   </w:abstractNum>
   <w:num w:numId="1" w16cid:durableId="384108730">
+    <w:abstractNumId w:val="5"/>
+  </w:num>
+  <w:num w:numId="2" w16cid:durableId="185871052">
+    <w:abstractNumId w:val="3"/>
+  </w:num>
+  <w:num w:numId="3" w16cid:durableId="76945666">
     <w:abstractNumId w:val="2"/>
   </w:num>
-  <w:num w:numId="2" w16cid:durableId="185871052">
+  <w:num w:numId="4" w16cid:durableId="422074068">
+    <w:abstractNumId w:val="0"/>
+  </w:num>
+  <w:num w:numId="5" w16cid:durableId="1128474353">
     <w:abstractNumId w:val="1"/>
   </w:num>
-  <w:num w:numId="3" w16cid:durableId="76945666">
-    <w:abstractNumId w:val="0"/>
+  <w:num w:numId="6" w16cid:durableId="58213647">
+    <w:abstractNumId w:val="4"/>
   </w:num>
 </w:numbering>
 </file>
@@ -10327,7 +13781,6 @@
   <w:style w:type="character" w:default="1" w:styleId="DefaultParagraphFont">
     <w:name w:val="Default Paragraph Font"/>
     <w:uiPriority w:val="1"/>
-    <w:semiHidden/>
     <w:unhideWhenUsed/>
   </w:style>
   <w:style w:type="table" w:default="1" w:styleId="TableNormal">
